--- a/TCC/TCC.docx
+++ b/TCC/TCC.docx
@@ -965,7 +965,7 @@
     <w:p>
       <w:pPr>
         <w:spacing w:line="360" w:lineRule="auto"/>
-        <w:jc w:val="center"/>
+        <w:jc w:val="right"/>
         <w:rPr>
           <w:rFonts w:ascii="Times New Roman" w:cs="Times New Roman" w:eastAsia="Times New Roman" w:hAnsi="Times New Roman"/>
           <w:sz w:val="24"/>
@@ -981,7 +981,33 @@
           <w:highlight w:val="white"/>
           <w:rtl w:val="0"/>
         </w:rPr>
-        <w:t xml:space="preserve">.</w:t>
+        <w:t xml:space="preserve">.Co</w:t>
+      </w:r>
+      <w:r>
+        <w:rPr>
+          <w:highlight w:val="white"/>
+          <w:rtl w:val="0"/>
+        </w:rPr>
+        <w:t xml:space="preserve">orientador: Prof. </w:t>
+      </w:r>
+      <w:r>
+        <w:rPr>
+          <w:highlight w:val="white"/>
+          <w:rtl w:val="0"/>
+        </w:rPr>
+        <w:t xml:space="preserve">Dr</w:t>
+      </w:r>
+      <w:r>
+        <w:rPr>
+          <w:highlight w:val="white"/>
+          <w:rtl w:val="0"/>
+        </w:rPr>
+        <w:t xml:space="preserve">. David Lerma Ledezma</w:t>
+      </w:r>
+      <w:r>
+        <w:rPr>
+          <w:rtl w:val="0"/>
+        </w:rPr>
       </w:r>
     </w:p>
     <w:p>
@@ -1410,9 +1436,9 @@
         <w:rPr/>
         <w:drawing>
           <wp:inline distB="114300" distT="114300" distL="114300" distR="114300">
-            <wp:extent cx="5040000" cy="3074400"/>
+            <wp:extent cx="5400000" cy="3294000"/>
             <wp:effectExtent b="0" l="0" r="0" t="0"/>
-            <wp:docPr id="16" name="image1.png"/>
+            <wp:docPr id="22" name="image1.png"/>
             <a:graphic>
               <a:graphicData uri="http://schemas.openxmlformats.org/drawingml/2006/picture">
                 <pic:pic>
@@ -1430,7 +1456,7 @@
                   <pic:spPr>
                     <a:xfrm>
                       <a:off x="0" y="0"/>
-                      <a:ext cx="5040000" cy="3074400"/>
+                      <a:ext cx="5400000" cy="3294000"/>
                     </a:xfrm>
                     <a:prstGeom prst="rect"/>
                     <a:ln/>
@@ -1450,7 +1476,6 @@
     <w:p>
       <w:pPr>
         <w:spacing w:line="360" w:lineRule="auto"/>
-        <w:ind w:left="0" w:firstLine="0"/>
         <w:jc w:val="left"/>
         <w:rPr>
           <w:rFonts w:ascii="Times New Roman" w:cs="Times New Roman" w:eastAsia="Times New Roman" w:hAnsi="Times New Roman"/>
@@ -2008,12 +2033,26 @@
       </w:pPr>
       <w:r>
         <w:rPr>
-          <w:rFonts w:ascii="Times New Roman" w:cs="Times New Roman" w:eastAsia="Times New Roman" w:hAnsi="Times New Roman"/>
-          <w:sz w:val="24"/>
-          <w:szCs w:val="24"/>
-          <w:rtl w:val="0"/>
-        </w:rPr>
-        <w:t xml:space="preserve">Banca Examinadora</w:t>
+          <w:rtl w:val="0"/>
+        </w:rPr>
+        <w:t xml:space="preserve">Prof. </w:t>
+      </w:r>
+      <w:r>
+        <w:rPr>
+          <w:rtl w:val="0"/>
+        </w:rPr>
+        <w:t xml:space="preserve">Dr</w:t>
+      </w:r>
+      <w:r>
+        <w:rPr>
+          <w:rtl w:val="0"/>
+        </w:rPr>
+        <w:t xml:space="preserve">. David Lerma Ledezma (Coorientador)</w:t>
+      </w:r>
+      <w:r>
+        <w:rPr>
+          <w:rtl w:val="0"/>
+        </w:rPr>
       </w:r>
     </w:p>
     <w:p>
@@ -2822,7 +2861,7 @@
     </w:p>
     <w:p>
       <w:pPr>
-        <w:spacing w:before="200" w:line="360" w:lineRule="auto"/>
+        <w:spacing w:after="0" w:before="0" w:line="360" w:lineRule="auto"/>
         <w:ind w:firstLine="720"/>
         <w:jc w:val="both"/>
         <w:rPr>
@@ -2843,7 +2882,7 @@
     </w:p>
     <w:p>
       <w:pPr>
-        <w:spacing w:before="200" w:line="360" w:lineRule="auto"/>
+        <w:spacing w:before="0" w:line="360" w:lineRule="auto"/>
         <w:jc w:val="both"/>
         <w:rPr>
           <w:rFonts w:ascii="Times New Roman" w:cs="Times New Roman" w:eastAsia="Times New Roman" w:hAnsi="Times New Roman"/>
@@ -2885,7 +2924,18 @@
           <w:szCs w:val="24"/>
           <w:rtl w:val="0"/>
         </w:rPr>
-        <w:t xml:space="preserve"> Iogurte. Envase. Arduino.</w:t>
+        <w:t xml:space="preserve"> Iogurte. Envase. Arduino. </w:t>
+      </w:r>
+      <w:r>
+        <w:rPr>
+          <w:rtl w:val="0"/>
+        </w:rPr>
+        <w:t xml:space="preserve">Baixo custo. Automação.</w:t>
+      </w:r>
+      <w:r>
+        <w:rPr>
+          <w:rtl w:val="0"/>
+        </w:rPr>
       </w:r>
     </w:p>
     <w:p>
@@ -2974,7 +3024,7 @@
     </w:p>
     <w:p>
       <w:pPr>
-        <w:spacing w:after="240" w:before="240" w:line="360" w:lineRule="auto"/>
+        <w:spacing w:after="0" w:before="0" w:line="360" w:lineRule="auto"/>
         <w:jc w:val="both"/>
         <w:rPr>
           <w:rFonts w:ascii="Times New Roman" w:cs="Times New Roman" w:eastAsia="Times New Roman" w:hAnsi="Times New Roman"/>
@@ -3000,7 +3050,18 @@
           <w:szCs w:val="24"/>
           <w:rtl w:val="0"/>
         </w:rPr>
-        <w:t xml:space="preserve"> yogurt; filling; packaging.</w:t>
+        <w:t xml:space="preserve"> </w:t>
+      </w:r>
+      <w:r>
+        <w:rPr>
+          <w:rtl w:val="0"/>
+        </w:rPr>
+        <w:t xml:space="preserve">Yogurt. Packaging. Arduino. Low cost. Automation.</w:t>
+      </w:r>
+      <w:r>
+        <w:rPr>
+          <w:rtl w:val="0"/>
+        </w:rPr>
       </w:r>
     </w:p>
     <w:p>
@@ -3044,7 +3105,7 @@
     </w:p>
     <w:sdt>
       <w:sdtPr>
-        <w:id w:val="-2067707346"/>
+        <w:id w:val="-231358076"/>
         <w:docPartObj>
           <w:docPartGallery w:val="Table of Contents"/>
           <w:docPartUnique w:val="1"/>
@@ -3099,7 +3160,7 @@
               </w:rPr>
               <w:t xml:space="preserve">Figura 1 - Envasadora de Líquido e Pasta</w:t>
               <w:tab/>
-              <w:t xml:space="preserve">16</w:t>
+              <w:t xml:space="preserve">17</w:t>
             </w:r>
           </w:hyperlink>
           <w:r>
@@ -3151,7 +3212,7 @@
               </w:rPr>
               <w:t xml:space="preserve">Figura 2 - Bomba de Diafragma</w:t>
               <w:tab/>
-              <w:t xml:space="preserve">17</w:t>
+              <w:t xml:space="preserve">18</w:t>
             </w:r>
           </w:hyperlink>
           <w:r>
@@ -3203,7 +3264,7 @@
               </w:rPr>
               <w:t xml:space="preserve">Figura 3 - Módulo HX711</w:t>
               <w:tab/>
-              <w:t xml:space="preserve">18</w:t>
+              <w:t xml:space="preserve">19</w:t>
             </w:r>
           </w:hyperlink>
           <w:r>
@@ -3255,7 +3316,7 @@
               </w:rPr>
               <w:t xml:space="preserve">Figura 4 - Célula de Carga</w:t>
               <w:tab/>
-              <w:t xml:space="preserve">18</w:t>
+              <w:t xml:space="preserve">19</w:t>
             </w:r>
           </w:hyperlink>
           <w:r>
@@ -3307,7 +3368,7 @@
               </w:rPr>
               <w:t xml:space="preserve">Figura 5 - Arduino UNO</w:t>
               <w:tab/>
-              <w:t xml:space="preserve">19</w:t>
+              <w:t xml:space="preserve">20</w:t>
             </w:r>
           </w:hyperlink>
           <w:r>
@@ -3359,7 +3420,7 @@
               </w:rPr>
               <w:t xml:space="preserve">Figura 6 - Ambiente do editor</w:t>
               <w:tab/>
-              <w:t xml:space="preserve">20</w:t>
+              <w:t xml:space="preserve">21</w:t>
             </w:r>
           </w:hyperlink>
           <w:r>
@@ -3411,7 +3472,7 @@
               </w:rPr>
               <w:t xml:space="preserve">Figura 7 - Relé</w:t>
               <w:tab/>
-              <w:t xml:space="preserve">21</w:t>
+              <w:t xml:space="preserve">22</w:t>
             </w:r>
           </w:hyperlink>
           <w:r>
@@ -3463,7 +3524,7 @@
               </w:rPr>
               <w:t xml:space="preserve">Figura 8 - LED</w:t>
               <w:tab/>
-              <w:t xml:space="preserve">21</w:t>
+              <w:t xml:space="preserve">22</w:t>
             </w:r>
           </w:hyperlink>
           <w:r>
@@ -3515,7 +3576,7 @@
               </w:rPr>
               <w:t xml:space="preserve">Figura 9 - Tela LCD com interface I2C</w:t>
               <w:tab/>
-              <w:t xml:space="preserve">22</w:t>
+              <w:t xml:space="preserve">23</w:t>
             </w:r>
           </w:hyperlink>
           <w:r>
@@ -3567,7 +3628,7 @@
               </w:rPr>
               <w:t xml:space="preserve">Figura 10 - Botão</w:t>
               <w:tab/>
-              <w:t xml:space="preserve">23</w:t>
+              <w:t xml:space="preserve">24</w:t>
             </w:r>
           </w:hyperlink>
           <w:r>
@@ -3640,7 +3701,380 @@
     </w:p>
     <w:sdt>
       <w:sdtPr>
-        <w:id w:val="1386118671"/>
+        <w:id w:val="-1421810283"/>
+        <w:docPartObj>
+          <w:docPartGallery w:val="Table of Contents"/>
+          <w:docPartUnique w:val="1"/>
+        </w:docPartObj>
+      </w:sdtPr>
+      <w:sdtContent>
+        <w:p>
+          <w:pPr>
+            <w:widowControl w:val="0"/>
+            <w:tabs>
+              <w:tab w:val="right" w:leader="dot" w:pos="12000"/>
+            </w:tabs>
+            <w:spacing w:before="60" w:line="240" w:lineRule="auto"/>
+            <w:rPr>
+              <w:rFonts w:ascii="Arial" w:cs="Arial" w:eastAsia="Arial" w:hAnsi="Arial"/>
+              <w:b w:val="1"/>
+              <w:bCs w:val="1"/>
+              <w:i w:val="0"/>
+              <w:iCs w:val="0"/>
+              <w:smallCaps w:val="0"/>
+              <w:strike w:val="0"/>
+              <w:color w:val="000000"/>
+              <w:sz w:val="22"/>
+              <w:szCs w:val="22"/>
+              <w:u w:val="none"/>
+              <w:shd w:fill="auto" w:val="clear"/>
+              <w:vertAlign w:val="baseline"/>
+            </w:rPr>
+          </w:pPr>
+          <w:r>
+            <w:fldChar w:fldCharType="begin"/>
+            <w:instrText xml:space="preserve"> TOC \h \u \z \t "Heading 4,1,Heading 5,5,"</w:instrText>
+            <w:fldChar w:fldCharType="separate"/>
+          </w:r>
+          <w:hyperlink w:anchor="_heading=h.hf9dm8okyz68">
+            <w:r>
+              <w:rPr>
+                <w:rFonts w:ascii="Times New Roman" w:cs="Times New Roman" w:eastAsia="Times New Roman" w:hAnsi="Times New Roman"/>
+                <w:b w:val="0"/>
+                <w:bCs w:val="0"/>
+                <w:i w:val="0"/>
+                <w:iCs w:val="0"/>
+                <w:smallCaps w:val="0"/>
+                <w:strike w:val="0"/>
+                <w:color w:val="000000"/>
+                <w:sz w:val="24"/>
+                <w:szCs w:val="24"/>
+                <w:u w:val="none"/>
+                <w:shd w:fill="auto" w:val="clear"/>
+                <w:vertAlign w:val="baseline"/>
+                <w:rtl w:val="0"/>
+              </w:rPr>
+              <w:t xml:space="preserve">Tabela 1 - Tabela da lista de materiais com valores</w:t>
+              <w:tab/>
+              <w:t xml:space="preserve">28</w:t>
+            </w:r>
+          </w:hyperlink>
+          <w:r>
+            <w:rPr>
+              <w:rtl w:val="0"/>
+            </w:rPr>
+          </w:r>
+          <w:r>
+            <w:fldChar w:fldCharType="end"/>
+          </w:r>
+        </w:p>
+      </w:sdtContent>
+    </w:sdt>
+    <w:p>
+      <w:pPr>
+        <w:spacing w:after="0" w:line="360" w:lineRule="auto"/>
+        <w:jc w:val="both"/>
+        <w:rPr>
+          <w:rFonts w:ascii="Times New Roman" w:cs="Times New Roman" w:eastAsia="Times New Roman" w:hAnsi="Times New Roman"/>
+          <w:b w:val="1"/>
+          <w:bCs w:val="1"/>
+          <w:sz w:val="24"/>
+          <w:szCs w:val="24"/>
+        </w:rPr>
+      </w:pPr>
+      <w:r>
+        <w:rPr>
+          <w:rtl w:val="0"/>
+        </w:rPr>
+      </w:r>
+    </w:p>
+    <w:p>
+      <w:pPr>
+        <w:spacing w:after="360" w:line="360" w:lineRule="auto"/>
+        <w:jc w:val="both"/>
+        <w:rPr>
+          <w:rFonts w:ascii="Times New Roman" w:cs="Times New Roman" w:eastAsia="Times New Roman" w:hAnsi="Times New Roman"/>
+          <w:sz w:val="24"/>
+          <w:szCs w:val="24"/>
+        </w:rPr>
+      </w:pPr>
+      <w:r>
+        <w:br w:type="page"/>
+      </w:r>
+      <w:r>
+        <w:rPr>
+          <w:rtl w:val="0"/>
+        </w:rPr>
+      </w:r>
+    </w:p>
+    <w:p>
+      <w:pPr>
+        <w:spacing w:after="200" w:line="360" w:lineRule="auto"/>
+        <w:jc w:val="center"/>
+        <w:rPr>
+          <w:rFonts w:ascii="Times New Roman" w:cs="Times New Roman" w:eastAsia="Times New Roman" w:hAnsi="Times New Roman"/>
+          <w:sz w:val="24"/>
+          <w:szCs w:val="24"/>
+        </w:rPr>
+      </w:pPr>
+      <w:r>
+        <w:rPr>
+          <w:rFonts w:ascii="Times New Roman" w:cs="Times New Roman" w:eastAsia="Times New Roman" w:hAnsi="Times New Roman"/>
+          <w:sz w:val="24"/>
+          <w:szCs w:val="24"/>
+          <w:rtl w:val="0"/>
+        </w:rPr>
+        <w:t xml:space="preserve">LISTA DE ABREVIATURAS E SIGLAS</w:t>
+      </w:r>
+    </w:p>
+    <w:p>
+      <w:pPr>
+        <w:spacing w:after="0" w:line="360" w:lineRule="auto"/>
+        <w:rPr>
+          <w:rFonts w:ascii="Times New Roman" w:cs="Times New Roman" w:eastAsia="Times New Roman" w:hAnsi="Times New Roman"/>
+          <w:sz w:val="24"/>
+          <w:szCs w:val="24"/>
+        </w:rPr>
+      </w:pPr>
+      <w:r>
+        <w:rPr>
+          <w:rFonts w:ascii="Times New Roman" w:cs="Times New Roman" w:eastAsia="Times New Roman" w:hAnsi="Times New Roman"/>
+          <w:sz w:val="24"/>
+          <w:szCs w:val="24"/>
+          <w:rtl w:val="0"/>
+        </w:rPr>
+        <w:t xml:space="preserve">ABNT - Associação Brasileira de Normas Técnicas</w:t>
+      </w:r>
+    </w:p>
+    <w:p>
+      <w:pPr>
+        <w:spacing w:after="0" w:line="360" w:lineRule="auto"/>
+        <w:jc w:val="both"/>
+        <w:rPr>
+          <w:rFonts w:ascii="Times New Roman" w:cs="Times New Roman" w:eastAsia="Times New Roman" w:hAnsi="Times New Roman"/>
+          <w:sz w:val="24"/>
+          <w:szCs w:val="24"/>
+        </w:rPr>
+      </w:pPr>
+      <w:r>
+        <w:rPr>
+          <w:rFonts w:ascii="Times New Roman" w:cs="Times New Roman" w:eastAsia="Times New Roman" w:hAnsi="Times New Roman"/>
+          <w:sz w:val="24"/>
+          <w:szCs w:val="24"/>
+          <w:rtl w:val="0"/>
+        </w:rPr>
+        <w:t xml:space="preserve">ADC - Analog-to-Digital Converter</w:t>
+      </w:r>
+    </w:p>
+    <w:p>
+      <w:pPr>
+        <w:spacing w:after="0" w:line="360" w:lineRule="auto"/>
+        <w:jc w:val="both"/>
+        <w:rPr>
+          <w:rFonts w:ascii="Times New Roman" w:cs="Times New Roman" w:eastAsia="Times New Roman" w:hAnsi="Times New Roman"/>
+          <w:sz w:val="24"/>
+          <w:szCs w:val="24"/>
+        </w:rPr>
+      </w:pPr>
+      <w:r>
+        <w:rPr>
+          <w:rFonts w:ascii="Times New Roman" w:cs="Times New Roman" w:eastAsia="Times New Roman" w:hAnsi="Times New Roman"/>
+          <w:sz w:val="24"/>
+          <w:szCs w:val="24"/>
+          <w:rtl w:val="0"/>
+        </w:rPr>
+        <w:t xml:space="preserve">IDE - Integrated Development Environment</w:t>
+      </w:r>
+    </w:p>
+    <w:p>
+      <w:pPr>
+        <w:spacing w:after="0" w:line="360" w:lineRule="auto"/>
+        <w:jc w:val="both"/>
+        <w:rPr>
+          <w:rFonts w:ascii="Times New Roman" w:cs="Times New Roman" w:eastAsia="Times New Roman" w:hAnsi="Times New Roman"/>
+          <w:sz w:val="24"/>
+          <w:szCs w:val="24"/>
+        </w:rPr>
+      </w:pPr>
+      <w:r>
+        <w:rPr>
+          <w:rFonts w:ascii="Times New Roman" w:cs="Times New Roman" w:eastAsia="Times New Roman" w:hAnsi="Times New Roman"/>
+          <w:sz w:val="24"/>
+          <w:szCs w:val="24"/>
+          <w:rtl w:val="0"/>
+        </w:rPr>
+        <w:t xml:space="preserve">IFMG-SJE - Instituto Federal de Minas Gerais - Campus São João Evangelista</w:t>
+      </w:r>
+    </w:p>
+    <w:p>
+      <w:pPr>
+        <w:spacing w:after="0" w:line="360" w:lineRule="auto"/>
+        <w:jc w:val="both"/>
+        <w:rPr>
+          <w:rFonts w:ascii="Times New Roman" w:cs="Times New Roman" w:eastAsia="Times New Roman" w:hAnsi="Times New Roman"/>
+          <w:sz w:val="24"/>
+          <w:szCs w:val="24"/>
+        </w:rPr>
+      </w:pPr>
+      <w:r>
+        <w:rPr>
+          <w:rFonts w:ascii="Times New Roman" w:cs="Times New Roman" w:eastAsia="Times New Roman" w:hAnsi="Times New Roman"/>
+          <w:sz w:val="24"/>
+          <w:szCs w:val="24"/>
+          <w:rtl w:val="0"/>
+        </w:rPr>
+        <w:t xml:space="preserve">I2C - Inter-Integrated Circuit</w:t>
+      </w:r>
+    </w:p>
+    <w:p>
+      <w:pPr>
+        <w:spacing w:after="0" w:line="360" w:lineRule="auto"/>
+        <w:jc w:val="both"/>
+        <w:rPr>
+          <w:rFonts w:ascii="Times New Roman" w:cs="Times New Roman" w:eastAsia="Times New Roman" w:hAnsi="Times New Roman"/>
+          <w:sz w:val="24"/>
+          <w:szCs w:val="24"/>
+        </w:rPr>
+      </w:pPr>
+      <w:r>
+        <w:rPr>
+          <w:rFonts w:ascii="Times New Roman" w:cs="Times New Roman" w:eastAsia="Times New Roman" w:hAnsi="Times New Roman"/>
+          <w:sz w:val="24"/>
+          <w:szCs w:val="24"/>
+          <w:rtl w:val="0"/>
+        </w:rPr>
+        <w:t xml:space="preserve">LCD - Liquid Crystal Display</w:t>
+      </w:r>
+    </w:p>
+    <w:p>
+      <w:pPr>
+        <w:spacing w:after="0" w:line="360" w:lineRule="auto"/>
+        <w:jc w:val="both"/>
+        <w:rPr>
+          <w:rFonts w:ascii="Times New Roman" w:cs="Times New Roman" w:eastAsia="Times New Roman" w:hAnsi="Times New Roman"/>
+          <w:sz w:val="24"/>
+          <w:szCs w:val="24"/>
+        </w:rPr>
+      </w:pPr>
+      <w:r>
+        <w:rPr>
+          <w:rFonts w:ascii="Times New Roman" w:cs="Times New Roman" w:eastAsia="Times New Roman" w:hAnsi="Times New Roman"/>
+          <w:sz w:val="24"/>
+          <w:szCs w:val="24"/>
+          <w:rtl w:val="0"/>
+        </w:rPr>
+        <w:t xml:space="preserve">LED - Light Emitting Diode</w:t>
+      </w:r>
+    </w:p>
+    <w:p>
+      <w:pPr>
+        <w:spacing w:after="0" w:line="360" w:lineRule="auto"/>
+        <w:jc w:val="both"/>
+        <w:rPr>
+          <w:rFonts w:ascii="Times New Roman" w:cs="Times New Roman" w:eastAsia="Times New Roman" w:hAnsi="Times New Roman"/>
+          <w:sz w:val="24"/>
+          <w:szCs w:val="24"/>
+        </w:rPr>
+      </w:pPr>
+      <w:r>
+        <w:rPr>
+          <w:rFonts w:ascii="Times New Roman" w:cs="Times New Roman" w:eastAsia="Times New Roman" w:hAnsi="Times New Roman"/>
+          <w:sz w:val="24"/>
+          <w:szCs w:val="24"/>
+          <w:rtl w:val="0"/>
+        </w:rPr>
+        <w:t xml:space="preserve">LPM - Litros por Minuto</w:t>
+      </w:r>
+    </w:p>
+    <w:p>
+      <w:pPr>
+        <w:spacing w:after="0" w:line="360" w:lineRule="auto"/>
+        <w:jc w:val="both"/>
+        <w:rPr>
+          <w:rFonts w:ascii="Times New Roman" w:cs="Times New Roman" w:eastAsia="Times New Roman" w:hAnsi="Times New Roman"/>
+          <w:sz w:val="24"/>
+          <w:szCs w:val="24"/>
+        </w:rPr>
+      </w:pPr>
+      <w:r>
+        <w:rPr>
+          <w:rFonts w:ascii="Times New Roman" w:cs="Times New Roman" w:eastAsia="Times New Roman" w:hAnsi="Times New Roman"/>
+          <w:sz w:val="24"/>
+          <w:szCs w:val="24"/>
+          <w:rtl w:val="0"/>
+        </w:rPr>
+        <w:t xml:space="preserve">NR-12 - Norma Regulamentadora 12</w:t>
+      </w:r>
+    </w:p>
+    <w:p>
+      <w:pPr>
+        <w:spacing w:after="0" w:line="360" w:lineRule="auto"/>
+        <w:jc w:val="both"/>
+        <w:rPr>
+          <w:rFonts w:ascii="Times New Roman" w:cs="Times New Roman" w:eastAsia="Times New Roman" w:hAnsi="Times New Roman"/>
+          <w:sz w:val="24"/>
+          <w:szCs w:val="24"/>
+        </w:rPr>
+      </w:pPr>
+      <w:r>
+        <w:rPr>
+          <w:rFonts w:ascii="Times New Roman" w:cs="Times New Roman" w:eastAsia="Times New Roman" w:hAnsi="Times New Roman"/>
+          <w:sz w:val="24"/>
+          <w:szCs w:val="24"/>
+          <w:rtl w:val="0"/>
+        </w:rPr>
+        <w:t xml:space="preserve">PSI - Pounds per Square Inch</w:t>
+      </w:r>
+    </w:p>
+    <w:p>
+      <w:pPr>
+        <w:spacing w:after="0" w:line="360" w:lineRule="auto"/>
+        <w:jc w:val="left"/>
+        <w:rPr>
+          <w:rFonts w:ascii="Times New Roman" w:cs="Times New Roman" w:eastAsia="Times New Roman" w:hAnsi="Times New Roman"/>
+          <w:sz w:val="24"/>
+          <w:szCs w:val="24"/>
+        </w:rPr>
+      </w:pPr>
+      <w:r>
+        <w:br w:type="page"/>
+      </w:r>
+      <w:r>
+        <w:rPr>
+          <w:rtl w:val="0"/>
+        </w:rPr>
+      </w:r>
+    </w:p>
+    <w:p>
+      <w:pPr>
+        <w:spacing w:after="360" w:line="360" w:lineRule="auto"/>
+        <w:jc w:val="center"/>
+        <w:rPr>
+          <w:rFonts w:ascii="Times New Roman" w:cs="Times New Roman" w:eastAsia="Times New Roman" w:hAnsi="Times New Roman"/>
+          <w:sz w:val="26"/>
+          <w:szCs w:val="26"/>
+        </w:rPr>
+      </w:pPr>
+      <w:r>
+        <w:rPr>
+          <w:rFonts w:ascii="Times New Roman" w:cs="Times New Roman" w:eastAsia="Times New Roman" w:hAnsi="Times New Roman"/>
+          <w:b w:val="1"/>
+          <w:bCs w:val="1"/>
+          <w:sz w:val="24"/>
+          <w:szCs w:val="24"/>
+          <w:rtl w:val="0"/>
+        </w:rPr>
+        <w:t xml:space="preserve">SUMÁRIO</w:t>
+      </w:r>
+      <w:r>
+        <w:rPr>
+          <w:rtl w:val="0"/>
+        </w:rPr>
+      </w:r>
+    </w:p>
+    <w:sdt>
+      <w:sdtPr>
+        <w:id w:val="1395935069"/>
         <w:docPartObj>
           <w:docPartGallery w:val="Table of Contents"/>
           <w:docPartUnique w:val="1"/>
@@ -3672,379 +4106,6 @@
           </w:pPr>
           <w:r>
             <w:fldChar w:fldCharType="begin"/>
-            <w:instrText xml:space="preserve"> TOC \h \u \z \t "Heading 4,1,Heading 5,5,"</w:instrText>
-            <w:fldChar w:fldCharType="separate"/>
-          </w:r>
-          <w:hyperlink w:anchor="_heading=h.hf9dm8okyz68">
-            <w:r>
-              <w:rPr>
-                <w:rFonts w:ascii="Times New Roman" w:cs="Times New Roman" w:eastAsia="Times New Roman" w:hAnsi="Times New Roman"/>
-                <w:b w:val="0"/>
-                <w:bCs w:val="0"/>
-                <w:i w:val="0"/>
-                <w:iCs w:val="0"/>
-                <w:smallCaps w:val="0"/>
-                <w:strike w:val="0"/>
-                <w:color w:val="000000"/>
-                <w:sz w:val="24"/>
-                <w:szCs w:val="24"/>
-                <w:u w:val="none"/>
-                <w:shd w:fill="auto" w:val="clear"/>
-                <w:vertAlign w:val="baseline"/>
-                <w:rtl w:val="0"/>
-              </w:rPr>
-              <w:t xml:space="preserve">Tabela 1 - Tabela da lista de materiais com valores</w:t>
-              <w:tab/>
-              <w:t xml:space="preserve">27</w:t>
-            </w:r>
-          </w:hyperlink>
-          <w:r>
-            <w:rPr>
-              <w:rtl w:val="0"/>
-            </w:rPr>
-          </w:r>
-          <w:r>
-            <w:fldChar w:fldCharType="end"/>
-          </w:r>
-        </w:p>
-      </w:sdtContent>
-    </w:sdt>
-    <w:p>
-      <w:pPr>
-        <w:spacing w:after="0" w:line="360" w:lineRule="auto"/>
-        <w:jc w:val="both"/>
-        <w:rPr>
-          <w:rFonts w:ascii="Times New Roman" w:cs="Times New Roman" w:eastAsia="Times New Roman" w:hAnsi="Times New Roman"/>
-          <w:b w:val="1"/>
-          <w:bCs w:val="1"/>
-          <w:sz w:val="24"/>
-          <w:szCs w:val="24"/>
-        </w:rPr>
-      </w:pPr>
-      <w:r>
-        <w:rPr>
-          <w:rtl w:val="0"/>
-        </w:rPr>
-      </w:r>
-    </w:p>
-    <w:p>
-      <w:pPr>
-        <w:spacing w:after="360" w:line="360" w:lineRule="auto"/>
-        <w:jc w:val="both"/>
-        <w:rPr>
-          <w:rFonts w:ascii="Times New Roman" w:cs="Times New Roman" w:eastAsia="Times New Roman" w:hAnsi="Times New Roman"/>
-          <w:sz w:val="24"/>
-          <w:szCs w:val="24"/>
-        </w:rPr>
-      </w:pPr>
-      <w:r>
-        <w:br w:type="page"/>
-      </w:r>
-      <w:r>
-        <w:rPr>
-          <w:rtl w:val="0"/>
-        </w:rPr>
-      </w:r>
-    </w:p>
-    <w:p>
-      <w:pPr>
-        <w:spacing w:after="200" w:line="360" w:lineRule="auto"/>
-        <w:jc w:val="center"/>
-        <w:rPr>
-          <w:rFonts w:ascii="Times New Roman" w:cs="Times New Roman" w:eastAsia="Times New Roman" w:hAnsi="Times New Roman"/>
-          <w:sz w:val="24"/>
-          <w:szCs w:val="24"/>
-        </w:rPr>
-      </w:pPr>
-      <w:r>
-        <w:rPr>
-          <w:rFonts w:ascii="Times New Roman" w:cs="Times New Roman" w:eastAsia="Times New Roman" w:hAnsi="Times New Roman"/>
-          <w:sz w:val="24"/>
-          <w:szCs w:val="24"/>
-          <w:rtl w:val="0"/>
-        </w:rPr>
-        <w:t xml:space="preserve">LISTA DE ABREVIATURAS E SIGLAS</w:t>
-      </w:r>
-    </w:p>
-    <w:p>
-      <w:pPr>
-        <w:spacing w:after="0" w:line="360" w:lineRule="auto"/>
-        <w:rPr>
-          <w:rFonts w:ascii="Times New Roman" w:cs="Times New Roman" w:eastAsia="Times New Roman" w:hAnsi="Times New Roman"/>
-          <w:sz w:val="24"/>
-          <w:szCs w:val="24"/>
-        </w:rPr>
-      </w:pPr>
-      <w:r>
-        <w:rPr>
-          <w:rFonts w:ascii="Times New Roman" w:cs="Times New Roman" w:eastAsia="Times New Roman" w:hAnsi="Times New Roman"/>
-          <w:sz w:val="24"/>
-          <w:szCs w:val="24"/>
-          <w:rtl w:val="0"/>
-        </w:rPr>
-        <w:t xml:space="preserve">ABNT - Associação Brasileira de Normas Técnicas</w:t>
-      </w:r>
-    </w:p>
-    <w:p>
-      <w:pPr>
-        <w:spacing w:after="0" w:line="360" w:lineRule="auto"/>
-        <w:jc w:val="both"/>
-        <w:rPr>
-          <w:rFonts w:ascii="Times New Roman" w:cs="Times New Roman" w:eastAsia="Times New Roman" w:hAnsi="Times New Roman"/>
-          <w:sz w:val="24"/>
-          <w:szCs w:val="24"/>
-        </w:rPr>
-      </w:pPr>
-      <w:r>
-        <w:rPr>
-          <w:rFonts w:ascii="Times New Roman" w:cs="Times New Roman" w:eastAsia="Times New Roman" w:hAnsi="Times New Roman"/>
-          <w:sz w:val="24"/>
-          <w:szCs w:val="24"/>
-          <w:rtl w:val="0"/>
-        </w:rPr>
-        <w:t xml:space="preserve">ADC - Analog-to-Digital Converter</w:t>
-      </w:r>
-    </w:p>
-    <w:p>
-      <w:pPr>
-        <w:spacing w:after="0" w:line="360" w:lineRule="auto"/>
-        <w:jc w:val="both"/>
-        <w:rPr>
-          <w:rFonts w:ascii="Times New Roman" w:cs="Times New Roman" w:eastAsia="Times New Roman" w:hAnsi="Times New Roman"/>
-          <w:sz w:val="24"/>
-          <w:szCs w:val="24"/>
-        </w:rPr>
-      </w:pPr>
-      <w:r>
-        <w:rPr>
-          <w:rFonts w:ascii="Times New Roman" w:cs="Times New Roman" w:eastAsia="Times New Roman" w:hAnsi="Times New Roman"/>
-          <w:sz w:val="24"/>
-          <w:szCs w:val="24"/>
-          <w:rtl w:val="0"/>
-        </w:rPr>
-        <w:t xml:space="preserve">IDE - Integrated Development Environment</w:t>
-      </w:r>
-    </w:p>
-    <w:p>
-      <w:pPr>
-        <w:spacing w:after="0" w:line="360" w:lineRule="auto"/>
-        <w:jc w:val="both"/>
-        <w:rPr>
-          <w:rFonts w:ascii="Times New Roman" w:cs="Times New Roman" w:eastAsia="Times New Roman" w:hAnsi="Times New Roman"/>
-          <w:sz w:val="24"/>
-          <w:szCs w:val="24"/>
-        </w:rPr>
-      </w:pPr>
-      <w:r>
-        <w:rPr>
-          <w:rFonts w:ascii="Times New Roman" w:cs="Times New Roman" w:eastAsia="Times New Roman" w:hAnsi="Times New Roman"/>
-          <w:sz w:val="24"/>
-          <w:szCs w:val="24"/>
-          <w:rtl w:val="0"/>
-        </w:rPr>
-        <w:t xml:space="preserve">IFMG-SJE - Instituto Federal de Minas Gerais - Campus São João Evangelista</w:t>
-      </w:r>
-    </w:p>
-    <w:p>
-      <w:pPr>
-        <w:spacing w:after="0" w:line="360" w:lineRule="auto"/>
-        <w:jc w:val="both"/>
-        <w:rPr>
-          <w:rFonts w:ascii="Times New Roman" w:cs="Times New Roman" w:eastAsia="Times New Roman" w:hAnsi="Times New Roman"/>
-          <w:sz w:val="24"/>
-          <w:szCs w:val="24"/>
-        </w:rPr>
-      </w:pPr>
-      <w:r>
-        <w:rPr>
-          <w:rFonts w:ascii="Times New Roman" w:cs="Times New Roman" w:eastAsia="Times New Roman" w:hAnsi="Times New Roman"/>
-          <w:sz w:val="24"/>
-          <w:szCs w:val="24"/>
-          <w:rtl w:val="0"/>
-        </w:rPr>
-        <w:t xml:space="preserve">I2C - Inter-Integrated Circuit</w:t>
-      </w:r>
-    </w:p>
-    <w:p>
-      <w:pPr>
-        <w:spacing w:after="0" w:line="360" w:lineRule="auto"/>
-        <w:jc w:val="both"/>
-        <w:rPr>
-          <w:rFonts w:ascii="Times New Roman" w:cs="Times New Roman" w:eastAsia="Times New Roman" w:hAnsi="Times New Roman"/>
-          <w:sz w:val="24"/>
-          <w:szCs w:val="24"/>
-        </w:rPr>
-      </w:pPr>
-      <w:r>
-        <w:rPr>
-          <w:rFonts w:ascii="Times New Roman" w:cs="Times New Roman" w:eastAsia="Times New Roman" w:hAnsi="Times New Roman"/>
-          <w:sz w:val="24"/>
-          <w:szCs w:val="24"/>
-          <w:rtl w:val="0"/>
-        </w:rPr>
-        <w:t xml:space="preserve">LCD - Liquid Crystal Display</w:t>
-      </w:r>
-    </w:p>
-    <w:p>
-      <w:pPr>
-        <w:spacing w:after="0" w:line="360" w:lineRule="auto"/>
-        <w:jc w:val="both"/>
-        <w:rPr>
-          <w:rFonts w:ascii="Times New Roman" w:cs="Times New Roman" w:eastAsia="Times New Roman" w:hAnsi="Times New Roman"/>
-          <w:sz w:val="24"/>
-          <w:szCs w:val="24"/>
-        </w:rPr>
-      </w:pPr>
-      <w:r>
-        <w:rPr>
-          <w:rFonts w:ascii="Times New Roman" w:cs="Times New Roman" w:eastAsia="Times New Roman" w:hAnsi="Times New Roman"/>
-          <w:sz w:val="24"/>
-          <w:szCs w:val="24"/>
-          <w:rtl w:val="0"/>
-        </w:rPr>
-        <w:t xml:space="preserve">LED - Light Emitting Diode</w:t>
-      </w:r>
-    </w:p>
-    <w:p>
-      <w:pPr>
-        <w:spacing w:after="0" w:line="360" w:lineRule="auto"/>
-        <w:jc w:val="both"/>
-        <w:rPr>
-          <w:rFonts w:ascii="Times New Roman" w:cs="Times New Roman" w:eastAsia="Times New Roman" w:hAnsi="Times New Roman"/>
-          <w:sz w:val="24"/>
-          <w:szCs w:val="24"/>
-        </w:rPr>
-      </w:pPr>
-      <w:r>
-        <w:rPr>
-          <w:rFonts w:ascii="Times New Roman" w:cs="Times New Roman" w:eastAsia="Times New Roman" w:hAnsi="Times New Roman"/>
-          <w:sz w:val="24"/>
-          <w:szCs w:val="24"/>
-          <w:rtl w:val="0"/>
-        </w:rPr>
-        <w:t xml:space="preserve">LPM - Litros por Minuto</w:t>
-      </w:r>
-    </w:p>
-    <w:p>
-      <w:pPr>
-        <w:spacing w:after="0" w:line="360" w:lineRule="auto"/>
-        <w:jc w:val="both"/>
-        <w:rPr>
-          <w:rFonts w:ascii="Times New Roman" w:cs="Times New Roman" w:eastAsia="Times New Roman" w:hAnsi="Times New Roman"/>
-          <w:sz w:val="24"/>
-          <w:szCs w:val="24"/>
-        </w:rPr>
-      </w:pPr>
-      <w:r>
-        <w:rPr>
-          <w:rFonts w:ascii="Times New Roman" w:cs="Times New Roman" w:eastAsia="Times New Roman" w:hAnsi="Times New Roman"/>
-          <w:sz w:val="24"/>
-          <w:szCs w:val="24"/>
-          <w:rtl w:val="0"/>
-        </w:rPr>
-        <w:t xml:space="preserve">NR-12 - Norma Regulamentadora 12</w:t>
-      </w:r>
-    </w:p>
-    <w:p>
-      <w:pPr>
-        <w:spacing w:after="0" w:line="360" w:lineRule="auto"/>
-        <w:jc w:val="both"/>
-        <w:rPr>
-          <w:rFonts w:ascii="Times New Roman" w:cs="Times New Roman" w:eastAsia="Times New Roman" w:hAnsi="Times New Roman"/>
-          <w:sz w:val="24"/>
-          <w:szCs w:val="24"/>
-        </w:rPr>
-      </w:pPr>
-      <w:r>
-        <w:rPr>
-          <w:rFonts w:ascii="Times New Roman" w:cs="Times New Roman" w:eastAsia="Times New Roman" w:hAnsi="Times New Roman"/>
-          <w:sz w:val="24"/>
-          <w:szCs w:val="24"/>
-          <w:rtl w:val="0"/>
-        </w:rPr>
-        <w:t xml:space="preserve">PSI - Pounds per Square Inch</w:t>
-      </w:r>
-    </w:p>
-    <w:p>
-      <w:pPr>
-        <w:spacing w:after="0" w:line="360" w:lineRule="auto"/>
-        <w:jc w:val="left"/>
-        <w:rPr>
-          <w:rFonts w:ascii="Times New Roman" w:cs="Times New Roman" w:eastAsia="Times New Roman" w:hAnsi="Times New Roman"/>
-          <w:sz w:val="24"/>
-          <w:szCs w:val="24"/>
-        </w:rPr>
-      </w:pPr>
-      <w:r>
-        <w:br w:type="page"/>
-      </w:r>
-      <w:r>
-        <w:rPr>
-          <w:rtl w:val="0"/>
-        </w:rPr>
-      </w:r>
-    </w:p>
-    <w:p>
-      <w:pPr>
-        <w:spacing w:after="360" w:line="360" w:lineRule="auto"/>
-        <w:jc w:val="center"/>
-        <w:rPr>
-          <w:rFonts w:ascii="Times New Roman" w:cs="Times New Roman" w:eastAsia="Times New Roman" w:hAnsi="Times New Roman"/>
-          <w:sz w:val="26"/>
-          <w:szCs w:val="26"/>
-        </w:rPr>
-      </w:pPr>
-      <w:r>
-        <w:rPr>
-          <w:rFonts w:ascii="Times New Roman" w:cs="Times New Roman" w:eastAsia="Times New Roman" w:hAnsi="Times New Roman"/>
-          <w:b w:val="1"/>
-          <w:bCs w:val="1"/>
-          <w:sz w:val="24"/>
-          <w:szCs w:val="24"/>
-          <w:rtl w:val="0"/>
-        </w:rPr>
-        <w:t xml:space="preserve">SUMÁRIO</w:t>
-      </w:r>
-      <w:r>
-        <w:rPr>
-          <w:rtl w:val="0"/>
-        </w:rPr>
-      </w:r>
-    </w:p>
-    <w:sdt>
-      <w:sdtPr>
-        <w:id w:val="-1792228782"/>
-        <w:docPartObj>
-          <w:docPartGallery w:val="Table of Contents"/>
-          <w:docPartUnique w:val="1"/>
-        </w:docPartObj>
-      </w:sdtPr>
-      <w:sdtContent>
-        <w:p>
-          <w:pPr>
-            <w:widowControl w:val="0"/>
-            <w:tabs>
-              <w:tab w:val="right" w:leader="dot" w:pos="12000"/>
-            </w:tabs>
-            <w:spacing w:before="60" w:line="360" w:lineRule="auto"/>
-            <w:rPr>
-              <w:rFonts w:ascii="Arial" w:cs="Arial" w:eastAsia="Arial" w:hAnsi="Arial"/>
-              <w:b w:val="1"/>
-              <w:bCs w:val="1"/>
-              <w:i w:val="0"/>
-              <w:iCs w:val="0"/>
-              <w:smallCaps w:val="0"/>
-              <w:strike w:val="0"/>
-              <w:color w:val="000000"/>
-              <w:sz w:val="24"/>
-              <w:szCs w:val="24"/>
-              <w:u w:val="none"/>
-              <w:shd w:fill="auto" w:val="clear"/>
-              <w:vertAlign w:val="baseline"/>
-            </w:rPr>
-          </w:pPr>
-          <w:r>
-            <w:fldChar w:fldCharType="begin"/>
             <w:instrText xml:space="preserve"> TOC \h \u \z \t "Heading 1,1,Heading 2,1,Heading 3,1,Heading 5,5,"</w:instrText>
             <w:fldChar w:fldCharType="separate"/>
           </w:r>
@@ -4068,7 +4129,7 @@
               </w:rPr>
               <w:t xml:space="preserve">1. INTRODUÇÃO</w:t>
               <w:tab/>
-              <w:t xml:space="preserve">14</w:t>
+              <w:t xml:space="preserve">13</w:t>
             </w:r>
           </w:hyperlink>
           <w:r>
@@ -4093,8 +4154,8 @@
               <w:smallCaps w:val="0"/>
               <w:strike w:val="0"/>
               <w:color w:val="000000"/>
-              <w:sz w:val="24"/>
-              <w:szCs w:val="24"/>
+              <w:sz w:val="22"/>
+              <w:szCs w:val="22"/>
               <w:u w:val="none"/>
               <w:shd w:fill="auto" w:val="clear"/>
               <w:vertAlign w:val="baseline"/>
@@ -4120,7 +4181,7 @@
               </w:rPr>
               <w:t xml:space="preserve">1.1 Delimitação do Tema</w:t>
               <w:tab/>
-              <w:t xml:space="preserve">14</w:t>
+              <w:t xml:space="preserve">13</w:t>
             </w:r>
           </w:hyperlink>
           <w:r>
@@ -4145,8 +4206,8 @@
               <w:smallCaps w:val="0"/>
               <w:strike w:val="0"/>
               <w:color w:val="000000"/>
-              <w:sz w:val="24"/>
-              <w:szCs w:val="24"/>
+              <w:sz w:val="22"/>
+              <w:szCs w:val="22"/>
               <w:u w:val="none"/>
               <w:shd w:fill="auto" w:val="clear"/>
               <w:vertAlign w:val="baseline"/>
@@ -4172,7 +4233,7 @@
               </w:rPr>
               <w:t xml:space="preserve">1.2 Problema</w:t>
               <w:tab/>
-              <w:t xml:space="preserve">14</w:t>
+              <w:t xml:space="preserve">13</w:t>
             </w:r>
           </w:hyperlink>
           <w:r>
@@ -4197,8 +4258,8 @@
               <w:smallCaps w:val="0"/>
               <w:strike w:val="0"/>
               <w:color w:val="000000"/>
-              <w:sz w:val="24"/>
-              <w:szCs w:val="24"/>
+              <w:sz w:val="22"/>
+              <w:szCs w:val="22"/>
               <w:u w:val="none"/>
               <w:shd w:fill="auto" w:val="clear"/>
               <w:vertAlign w:val="baseline"/>
@@ -4249,8 +4310,8 @@
               <w:smallCaps w:val="0"/>
               <w:strike w:val="0"/>
               <w:color w:val="000000"/>
-              <w:sz w:val="24"/>
-              <w:szCs w:val="24"/>
+              <w:sz w:val="22"/>
+              <w:szCs w:val="22"/>
               <w:u w:val="none"/>
               <w:shd w:fill="auto" w:val="clear"/>
               <w:vertAlign w:val="baseline"/>
@@ -4276,7 +4337,7 @@
               </w:rPr>
               <w:t xml:space="preserve">1.3.1 Objetivo Geral</w:t>
               <w:tab/>
-              <w:t xml:space="preserve">15</w:t>
+              <w:t xml:space="preserve">14</w:t>
             </w:r>
           </w:hyperlink>
           <w:r>
@@ -4301,8 +4362,8 @@
               <w:smallCaps w:val="0"/>
               <w:strike w:val="0"/>
               <w:color w:val="000000"/>
-              <w:sz w:val="24"/>
-              <w:szCs w:val="24"/>
+              <w:sz w:val="22"/>
+              <w:szCs w:val="22"/>
               <w:u w:val="none"/>
               <w:shd w:fill="auto" w:val="clear"/>
               <w:vertAlign w:val="baseline"/>
@@ -4353,8 +4414,8 @@
               <w:smallCaps w:val="0"/>
               <w:strike w:val="0"/>
               <w:color w:val="000000"/>
-              <w:sz w:val="24"/>
-              <w:szCs w:val="24"/>
+              <w:sz w:val="22"/>
+              <w:szCs w:val="22"/>
               <w:u w:val="none"/>
               <w:shd w:fill="auto" w:val="clear"/>
               <w:vertAlign w:val="baseline"/>
@@ -4405,8 +4466,8 @@
               <w:smallCaps w:val="0"/>
               <w:strike w:val="0"/>
               <w:color w:val="000000"/>
-              <w:sz w:val="24"/>
-              <w:szCs w:val="24"/>
+              <w:sz w:val="22"/>
+              <w:szCs w:val="22"/>
               <w:u w:val="none"/>
               <w:shd w:fill="auto" w:val="clear"/>
               <w:vertAlign w:val="baseline"/>
@@ -4457,8 +4518,8 @@
               <w:smallCaps w:val="0"/>
               <w:strike w:val="0"/>
               <w:color w:val="000000"/>
-              <w:sz w:val="24"/>
-              <w:szCs w:val="24"/>
+              <w:sz w:val="22"/>
+              <w:szCs w:val="22"/>
               <w:u w:val="none"/>
               <w:shd w:fill="auto" w:val="clear"/>
               <w:vertAlign w:val="baseline"/>
@@ -4509,8 +4570,8 @@
               <w:smallCaps w:val="0"/>
               <w:strike w:val="0"/>
               <w:color w:val="000000"/>
-              <w:sz w:val="24"/>
-              <w:szCs w:val="24"/>
+              <w:sz w:val="22"/>
+              <w:szCs w:val="22"/>
               <w:u w:val="none"/>
               <w:shd w:fill="auto" w:val="clear"/>
               <w:vertAlign w:val="baseline"/>
@@ -4561,8 +4622,8 @@
               <w:smallCaps w:val="0"/>
               <w:strike w:val="0"/>
               <w:color w:val="000000"/>
-              <w:sz w:val="24"/>
-              <w:szCs w:val="24"/>
+              <w:sz w:val="22"/>
+              <w:szCs w:val="22"/>
               <w:u w:val="none"/>
               <w:shd w:fill="auto" w:val="clear"/>
               <w:vertAlign w:val="baseline"/>
@@ -4613,8 +4674,8 @@
               <w:smallCaps w:val="0"/>
               <w:strike w:val="0"/>
               <w:color w:val="000000"/>
-              <w:sz w:val="24"/>
-              <w:szCs w:val="24"/>
+              <w:sz w:val="22"/>
+              <w:szCs w:val="22"/>
               <w:u w:val="none"/>
               <w:shd w:fill="auto" w:val="clear"/>
               <w:vertAlign w:val="baseline"/>
@@ -4665,8 +4726,8 @@
               <w:smallCaps w:val="0"/>
               <w:strike w:val="0"/>
               <w:color w:val="000000"/>
-              <w:sz w:val="24"/>
-              <w:szCs w:val="24"/>
+              <w:sz w:val="22"/>
+              <w:szCs w:val="22"/>
               <w:u w:val="none"/>
               <w:shd w:fill="auto" w:val="clear"/>
               <w:vertAlign w:val="baseline"/>
@@ -4717,8 +4778,8 @@
               <w:smallCaps w:val="0"/>
               <w:strike w:val="0"/>
               <w:color w:val="000000"/>
-              <w:sz w:val="24"/>
-              <w:szCs w:val="24"/>
+              <w:sz w:val="22"/>
+              <w:szCs w:val="22"/>
               <w:u w:val="none"/>
               <w:shd w:fill="auto" w:val="clear"/>
               <w:vertAlign w:val="baseline"/>
@@ -4769,8 +4830,8 @@
               <w:smallCaps w:val="0"/>
               <w:strike w:val="0"/>
               <w:color w:val="000000"/>
-              <w:sz w:val="24"/>
-              <w:szCs w:val="24"/>
+              <w:sz w:val="22"/>
+              <w:szCs w:val="22"/>
               <w:u w:val="none"/>
               <w:shd w:fill="auto" w:val="clear"/>
               <w:vertAlign w:val="baseline"/>
@@ -4821,8 +4882,8 @@
               <w:smallCaps w:val="0"/>
               <w:strike w:val="0"/>
               <w:color w:val="000000"/>
-              <w:sz w:val="24"/>
-              <w:szCs w:val="24"/>
+              <w:sz w:val="22"/>
+              <w:szCs w:val="22"/>
               <w:u w:val="none"/>
               <w:shd w:fill="auto" w:val="clear"/>
               <w:vertAlign w:val="baseline"/>
@@ -4873,8 +4934,8 @@
               <w:smallCaps w:val="0"/>
               <w:strike w:val="0"/>
               <w:color w:val="000000"/>
-              <w:sz w:val="24"/>
-              <w:szCs w:val="24"/>
+              <w:sz w:val="22"/>
+              <w:szCs w:val="22"/>
               <w:u w:val="none"/>
               <w:shd w:fill="auto" w:val="clear"/>
               <w:vertAlign w:val="baseline"/>
@@ -4925,8 +4986,8 @@
               <w:smallCaps w:val="0"/>
               <w:strike w:val="0"/>
               <w:color w:val="000000"/>
-              <w:sz w:val="24"/>
-              <w:szCs w:val="24"/>
+              <w:sz w:val="22"/>
+              <w:szCs w:val="22"/>
               <w:u w:val="none"/>
               <w:shd w:fill="auto" w:val="clear"/>
               <w:vertAlign w:val="baseline"/>
@@ -4977,8 +5038,8 @@
               <w:smallCaps w:val="0"/>
               <w:strike w:val="0"/>
               <w:color w:val="000000"/>
-              <w:sz w:val="24"/>
-              <w:szCs w:val="24"/>
+              <w:sz w:val="22"/>
+              <w:szCs w:val="22"/>
               <w:u w:val="none"/>
               <w:shd w:fill="auto" w:val="clear"/>
               <w:vertAlign w:val="baseline"/>
@@ -5029,8 +5090,8 @@
               <w:smallCaps w:val="0"/>
               <w:strike w:val="0"/>
               <w:color w:val="000000"/>
-              <w:sz w:val="24"/>
-              <w:szCs w:val="24"/>
+              <w:sz w:val="22"/>
+              <w:szCs w:val="22"/>
               <w:u w:val="none"/>
               <w:shd w:fill="auto" w:val="clear"/>
               <w:vertAlign w:val="baseline"/>
@@ -5081,8 +5142,8 @@
               <w:smallCaps w:val="0"/>
               <w:strike w:val="0"/>
               <w:color w:val="000000"/>
-              <w:sz w:val="24"/>
-              <w:szCs w:val="24"/>
+              <w:sz w:val="22"/>
+              <w:szCs w:val="22"/>
               <w:u w:val="none"/>
               <w:shd w:fill="auto" w:val="clear"/>
               <w:vertAlign w:val="baseline"/>
@@ -5133,8 +5194,8 @@
               <w:smallCaps w:val="0"/>
               <w:strike w:val="0"/>
               <w:color w:val="000000"/>
-              <w:sz w:val="24"/>
-              <w:szCs w:val="24"/>
+              <w:sz w:val="22"/>
+              <w:szCs w:val="22"/>
               <w:u w:val="none"/>
               <w:shd w:fill="auto" w:val="clear"/>
               <w:vertAlign w:val="baseline"/>
@@ -5185,8 +5246,8 @@
               <w:smallCaps w:val="0"/>
               <w:strike w:val="0"/>
               <w:color w:val="000000"/>
-              <w:sz w:val="24"/>
-              <w:szCs w:val="24"/>
+              <w:sz w:val="22"/>
+              <w:szCs w:val="22"/>
               <w:u w:val="none"/>
               <w:shd w:fill="auto" w:val="clear"/>
               <w:vertAlign w:val="baseline"/>
@@ -5237,8 +5298,8 @@
               <w:smallCaps w:val="0"/>
               <w:strike w:val="0"/>
               <w:color w:val="000000"/>
-              <w:sz w:val="24"/>
-              <w:szCs w:val="24"/>
+              <w:sz w:val="22"/>
+              <w:szCs w:val="22"/>
               <w:u w:val="none"/>
               <w:shd w:fill="auto" w:val="clear"/>
               <w:vertAlign w:val="baseline"/>
@@ -5289,8 +5350,8 @@
               <w:smallCaps w:val="0"/>
               <w:strike w:val="0"/>
               <w:color w:val="000000"/>
-              <w:sz w:val="24"/>
-              <w:szCs w:val="24"/>
+              <w:sz w:val="22"/>
+              <w:szCs w:val="22"/>
               <w:u w:val="none"/>
               <w:shd w:fill="auto" w:val="clear"/>
               <w:vertAlign w:val="baseline"/>
@@ -5341,8 +5402,8 @@
               <w:smallCaps w:val="0"/>
               <w:strike w:val="0"/>
               <w:color w:val="000000"/>
-              <w:sz w:val="24"/>
-              <w:szCs w:val="24"/>
+              <w:sz w:val="22"/>
+              <w:szCs w:val="22"/>
               <w:u w:val="none"/>
               <w:shd w:fill="auto" w:val="clear"/>
               <w:vertAlign w:val="baseline"/>
@@ -5393,8 +5454,8 @@
               <w:smallCaps w:val="0"/>
               <w:strike w:val="0"/>
               <w:color w:val="000000"/>
-              <w:sz w:val="24"/>
-              <w:szCs w:val="24"/>
+              <w:sz w:val="22"/>
+              <w:szCs w:val="22"/>
               <w:u w:val="none"/>
               <w:shd w:fill="auto" w:val="clear"/>
               <w:vertAlign w:val="baseline"/>
@@ -5445,8 +5506,8 @@
               <w:smallCaps w:val="0"/>
               <w:strike w:val="0"/>
               <w:color w:val="000000"/>
-              <w:sz w:val="24"/>
-              <w:szCs w:val="24"/>
+              <w:sz w:val="22"/>
+              <w:szCs w:val="22"/>
               <w:u w:val="none"/>
               <w:shd w:fill="auto" w:val="clear"/>
               <w:vertAlign w:val="baseline"/>
@@ -5497,8 +5558,8 @@
               <w:smallCaps w:val="0"/>
               <w:strike w:val="0"/>
               <w:color w:val="000000"/>
-              <w:sz w:val="24"/>
-              <w:szCs w:val="24"/>
+              <w:sz w:val="22"/>
+              <w:szCs w:val="22"/>
               <w:u w:val="none"/>
               <w:shd w:fill="auto" w:val="clear"/>
               <w:vertAlign w:val="baseline"/>
@@ -5549,8 +5610,8 @@
               <w:smallCaps w:val="0"/>
               <w:strike w:val="0"/>
               <w:color w:val="000000"/>
-              <w:sz w:val="24"/>
-              <w:szCs w:val="24"/>
+              <w:sz w:val="22"/>
+              <w:szCs w:val="22"/>
               <w:u w:val="none"/>
               <w:shd w:fill="auto" w:val="clear"/>
               <w:vertAlign w:val="baseline"/>
@@ -5601,8 +5662,8 @@
               <w:smallCaps w:val="0"/>
               <w:strike w:val="0"/>
               <w:color w:val="000000"/>
-              <w:sz w:val="24"/>
-              <w:szCs w:val="24"/>
+              <w:sz w:val="22"/>
+              <w:szCs w:val="22"/>
               <w:u w:val="none"/>
               <w:shd w:fill="auto" w:val="clear"/>
               <w:vertAlign w:val="baseline"/>
@@ -5653,8 +5714,8 @@
               <w:smallCaps w:val="0"/>
               <w:strike w:val="0"/>
               <w:color w:val="000000"/>
-              <w:sz w:val="24"/>
-              <w:szCs w:val="24"/>
+              <w:sz w:val="22"/>
+              <w:szCs w:val="22"/>
               <w:u w:val="none"/>
               <w:shd w:fill="auto" w:val="clear"/>
               <w:vertAlign w:val="baseline"/>
@@ -5680,7 +5741,7 @@
               </w:rPr>
               <w:t xml:space="preserve">6. CONCLUSÃO</w:t>
               <w:tab/>
-              <w:t xml:space="preserve">32</w:t>
+              <w:t xml:space="preserve">31</w:t>
             </w:r>
           </w:hyperlink>
           <w:r>
@@ -5705,8 +5766,8 @@
               <w:smallCaps w:val="0"/>
               <w:strike w:val="0"/>
               <w:color w:val="000000"/>
-              <w:sz w:val="24"/>
-              <w:szCs w:val="24"/>
+              <w:sz w:val="22"/>
+              <w:szCs w:val="22"/>
               <w:u w:val="none"/>
               <w:shd w:fill="auto" w:val="clear"/>
               <w:vertAlign w:val="baseline"/>
@@ -5732,7 +5793,7 @@
               </w:rPr>
               <w:t xml:space="preserve">REFERÊNCIAS</w:t>
               <w:tab/>
-              <w:t xml:space="preserve">33</w:t>
+              <w:t xml:space="preserve">32</w:t>
             </w:r>
           </w:hyperlink>
           <w:r>
@@ -5908,7 +5969,21 @@
     <w:p>
       <w:pPr>
         <w:spacing w:after="0" w:before="0" w:line="360" w:lineRule="auto"/>
-        <w:ind w:left="0" w:firstLine="0"/>
+        <w:ind w:firstLine="720"/>
+        <w:jc w:val="both"/>
+        <w:rPr/>
+      </w:pPr>
+      <w:r>
+        <w:rPr>
+          <w:rtl w:val="0"/>
+        </w:rPr>
+        <w:t xml:space="preserve">A execução deste projeto é limitada pelos componentes ofertados pela instituição, configurando o sistema como um protótipo de prova de conceito. Consequentemente, variáveis como a precisão do volume envasado e a velocidade de resposta estão condicionadas a esse hardware específico. Desse modo, o escopo concentra-se essencialmente no desenvolvimento do software de controle e na validação da lógica de automação.</w:t>
+      </w:r>
+    </w:p>
+    <w:p>
+      <w:pPr>
+        <w:spacing w:after="0" w:before="0" w:line="360" w:lineRule="auto"/>
+        <w:ind w:firstLine="720"/>
         <w:jc w:val="both"/>
         <w:rPr/>
       </w:pPr>
@@ -5989,6 +6064,90 @@
     <w:p>
       <w:pPr>
         <w:spacing w:after="0" w:before="0" w:line="360" w:lineRule="auto"/>
+        <w:ind w:firstLine="720"/>
+        <w:jc w:val="both"/>
+        <w:rPr/>
+      </w:pPr>
+      <w:r>
+        <w:rPr>
+          <w:rtl w:val="0"/>
+        </w:rPr>
+        <w:t xml:space="preserve">No processo atual, evidencia-se um impacto financeiro gerado pela superdosagem das embalagens. Para evitar lesar o consumidor, a produção adota uma margem de erro para cima (fenômeno conhecido na indústria como </w:t>
+      </w:r>
+      <w:r>
+        <w:rPr>
+          <w:i w:val="1"/>
+          <w:iCs w:val="1"/>
+          <w:rtl w:val="0"/>
+        </w:rPr>
+        <w:t xml:space="preserve">giveaway </w:t>
+      </w:r>
+      <w:r>
+        <w:rPr>
+          <w:rtl w:val="0"/>
+        </w:rPr>
+        <w:t xml:space="preserve">ou sobrepeso), acarretando em uma quantidade excedente de produto que não foi contabilizada no preço de venda. Somado a isso, as ineficiências de tempo, os gargalos e o desperdício provocado por derramamentos representam custos embutidos que corroem a margem de lucro, limitando a capacidade de expansão e a competitividade do setor.</w:t>
+      </w:r>
+    </w:p>
+    <w:p>
+      <w:pPr>
+        <w:spacing w:after="0" w:before="0" w:line="360" w:lineRule="auto"/>
+        <w:ind w:firstLine="720"/>
+        <w:jc w:val="both"/>
+        <w:rPr/>
+      </w:pPr>
+      <w:r>
+        <w:rPr>
+          <w:rtl w:val="0"/>
+        </w:rPr>
+        <w:t xml:space="preserve">Outro fator oneroso do processo atual é o gargalo provocado pela alocação da mão de obra. O tempo gasto por colaboradores envasando e conferindo individualmente cada recipiente poderia ser redirecionado para etapas que exigem maior tomada de decisão e controle de qualidade. Além disso, deve-se considerar o fator humano: ao longo da jornada de trabalho, a fadiga aumenta, o que resulta na perda de produtividade e eleva a margem de erros na linha de produção.</w:t>
+      </w:r>
+    </w:p>
+    <w:p>
+      <w:pPr>
+        <w:spacing w:after="0" w:before="0" w:line="360" w:lineRule="auto"/>
+        <w:ind w:firstLine="720"/>
+        <w:jc w:val="both"/>
+        <w:rPr/>
+      </w:pPr>
+      <w:r>
+        <w:rPr>
+          <w:rtl w:val="0"/>
+        </w:rPr>
+        <w:t xml:space="preserve">Para contornar essas falhas, a implementação de um sistema microcontrolado ataca diretamente a raiz do desperdício por meio do rigor lógico do </w:t>
+      </w:r>
+      <w:r>
+        <w:rPr>
+          <w:i w:val="1"/>
+          <w:iCs w:val="1"/>
+          <w:rtl w:val="0"/>
+        </w:rPr>
+        <w:t xml:space="preserve">software</w:t>
+      </w:r>
+      <w:r>
+        <w:rPr>
+          <w:rtl w:val="0"/>
+        </w:rPr>
+        <w:t xml:space="preserve">. Ao empregar microcontroladores para gerenciar variáveis como o tempo de acionamento das bombas e a leitura de sensores, o sistema garante uma repetibilidade inatingível pela operação manual. Isso assegura a dosagem exata sem superdosagens, mitigando drasticamente o </w:t>
+      </w:r>
+      <w:r>
+        <w:rPr>
+          <w:i w:val="1"/>
+          <w:iCs w:val="1"/>
+          <w:rtl w:val="0"/>
+        </w:rPr>
+        <w:t xml:space="preserve">giveaway </w:t>
+      </w:r>
+      <w:r>
+        <w:rPr>
+          <w:rtl w:val="0"/>
+        </w:rPr>
+        <w:t xml:space="preserve">e os derramamentos. Por utilizar componentes acessíveis, a solução exige baixo investimento inicial. Assim, a substituição do esforço físico pela rotina programada estabiliza o ciclo de envase, tornando o tempo de produção previsível e otimizando os custos operacionais de forma escalável.</w:t>
+      </w:r>
+    </w:p>
+    <w:p>
+      <w:pPr>
+        <w:spacing w:after="0" w:before="0" w:line="360" w:lineRule="auto"/>
         <w:ind w:left="0" w:firstLine="0"/>
         <w:jc w:val="both"/>
         <w:rPr/>
@@ -6042,12 +6201,14 @@
       </w:pPr>
       <w:r>
         <w:rPr>
-          <w:rFonts w:ascii="Times New Roman" w:cs="Times New Roman" w:eastAsia="Times New Roman" w:hAnsi="Times New Roman"/>
-          <w:sz w:val="24"/>
-          <w:szCs w:val="24"/>
-          <w:rtl w:val="0"/>
-        </w:rPr>
-        <w:t xml:space="preserve">Para resolver o problema do envase manual e alcançar a automação desejada, este projeto estabelece objetivos claros e específicos que guiarão o desenvolvimento e a avaliação do equipamento proposto. Eles servem como um roteiro para a pesquisa e a implementação, garantindo que a solução final atenda às necessidades da Agroindústria.</w:t>
+          <w:rtl w:val="0"/>
+        </w:rPr>
+        <w:t xml:space="preserve">Apresentam-se, a seguir, os objetivos geral e específicos que norteiam o desenvolvimento e a avaliação do sistema automatizado proposto para a Agroindústria.</w:t>
+      </w:r>
+      <w:r>
+        <w:rPr>
+          <w:rtl w:val="0"/>
+        </w:rPr>
       </w:r>
     </w:p>
     <w:p>
@@ -6107,12 +6268,14 @@
       </w:pPr>
       <w:r>
         <w:rPr>
-          <w:rFonts w:ascii="Times New Roman" w:cs="Times New Roman" w:eastAsia="Times New Roman" w:hAnsi="Times New Roman"/>
-          <w:sz w:val="24"/>
-          <w:szCs w:val="24"/>
-          <w:rtl w:val="0"/>
-        </w:rPr>
-        <w:t xml:space="preserve">O objetivo geral deste trabalho é conceber, desenvolver e implementar um equipamento automatizado para o envase de iogurte que otimize o processo de produção na Agroindústria do IFMG-SJE.</w:t>
+          <w:rtl w:val="0"/>
+        </w:rPr>
+        <w:t xml:space="preserve">Construir um sistema microcontrolado que automatize o processo de envase do iogurte produzido na Agroindústria do IFMG-SJE.</w:t>
+      </w:r>
+      <w:r>
+        <w:rPr>
+          <w:rtl w:val="0"/>
+        </w:rPr>
       </w:r>
     </w:p>
     <w:p>
@@ -6137,46 +6300,45 @@
         <w:jc w:val="both"/>
         <w:rPr>
           <w:rFonts w:ascii="Times New Roman" w:cs="Times New Roman" w:eastAsia="Times New Roman" w:hAnsi="Times New Roman"/>
-        </w:rPr>
-      </w:pPr>
-      <w:bookmarkStart w:colFirst="0" w:colLast="0" w:name="_heading=h.5n6be08yg6k9" w:id="18"/>
-      <w:bookmarkEnd w:id="18"/>
-      <w:r>
-        <w:rPr>
-          <w:rFonts w:ascii="Times New Roman" w:cs="Times New Roman" w:eastAsia="Times New Roman" w:hAnsi="Times New Roman"/>
           <w:b w:val="1"/>
           <w:bCs w:val="1"/>
           <w:color w:val="000000"/>
           <w:sz w:val="24"/>
           <w:szCs w:val="24"/>
+        </w:rPr>
+      </w:pPr>
+      <w:bookmarkStart w:colFirst="0" w:colLast="0" w:name="_heading=h.5n6be08yg6k9" w:id="18"/>
+      <w:bookmarkEnd w:id="18"/>
+      <w:r>
+        <w:rPr>
+          <w:rFonts w:ascii="Times New Roman" w:cs="Times New Roman" w:eastAsia="Times New Roman" w:hAnsi="Times New Roman"/>
+          <w:b w:val="1"/>
+          <w:bCs w:val="1"/>
+          <w:color w:val="000000"/>
+          <w:sz w:val="24"/>
+          <w:szCs w:val="24"/>
           <w:rtl w:val="0"/>
         </w:rPr>
         <w:t xml:space="preserve">1.3.2 Objetivos Específicos</w:t>
       </w:r>
-      <w:r>
-        <w:rPr>
-          <w:rtl w:val="0"/>
-        </w:rPr>
-      </w:r>
-    </w:p>
-    <w:p>
-      <w:pPr>
-        <w:spacing w:after="200" w:before="0" w:line="360" w:lineRule="auto"/>
+    </w:p>
+    <w:p>
+      <w:pPr>
+        <w:spacing w:after="0" w:line="360" w:lineRule="auto"/>
         <w:jc w:val="both"/>
-        <w:rPr>
-          <w:rFonts w:ascii="Times New Roman" w:cs="Times New Roman" w:eastAsia="Times New Roman" w:hAnsi="Times New Roman"/>
-          <w:sz w:val="24"/>
-          <w:szCs w:val="24"/>
-        </w:rPr>
-      </w:pPr>
-      <w:r>
-        <w:rPr>
-          <w:rFonts w:ascii="Times New Roman" w:cs="Times New Roman" w:eastAsia="Times New Roman" w:hAnsi="Times New Roman"/>
-          <w:sz w:val="24"/>
-          <w:szCs w:val="24"/>
-          <w:rtl w:val="0"/>
-        </w:rPr>
-        <w:t xml:space="preserve">Os objetivos específicos incluem:</w:t>
+        <w:rPr/>
+      </w:pPr>
+      <w:r>
+        <w:rPr>
+          <w:rtl w:val="0"/>
+        </w:rPr>
+        <w:tab/>
+        <w:t xml:space="preserve">Para alcançar o objetivo geral, definiram-se os seguintes objetivos específicos:</w:t>
+      </w:r>
+      <w:r>
+        <w:rPr>
+          <w:rtl w:val="0"/>
+        </w:rPr>
       </w:r>
     </w:p>
     <w:p>
@@ -6196,12 +6358,18 @@
       </w:pPr>
       <w:r>
         <w:rPr>
-          <w:rFonts w:ascii="Times New Roman" w:cs="Times New Roman" w:eastAsia="Times New Roman" w:hAnsi="Times New Roman"/>
-          <w:sz w:val="24"/>
-          <w:szCs w:val="24"/>
-          <w:rtl w:val="0"/>
-        </w:rPr>
-        <w:t xml:space="preserve">Reduzir a intervenção humana no processo de envase.</w:t>
+          <w:rtl w:val="0"/>
+        </w:rPr>
+        <w:t xml:space="preserve">Especificar e selecionar os componentes eletrônicos, sensores e atuadores necessários para a construção do protótipo, priorizando a compatibilidade com a plataforma Arduino e o critério de baixo custo</w:t>
+      </w:r>
+      <w:r>
+        <w:rPr>
+          <w:rFonts w:ascii="Times New Roman" w:cs="Times New Roman" w:eastAsia="Times New Roman" w:hAnsi="Times New Roman"/>
+          <w:sz w:val="24"/>
+          <w:szCs w:val="24"/>
+          <w:rtl w:val="0"/>
+        </w:rPr>
+        <w:t xml:space="preserve">.</w:t>
       </w:r>
     </w:p>
     <w:p>
@@ -6214,69 +6382,14 @@
         <w:ind w:left="720" w:hanging="360"/>
         <w:jc w:val="both"/>
         <w:rPr>
-          <w:rFonts w:ascii="Times New Roman" w:cs="Times New Roman" w:eastAsia="Times New Roman" w:hAnsi="Times New Roman"/>
-          <w:sz w:val="24"/>
-          <w:szCs w:val="24"/>
-        </w:rPr>
-      </w:pPr>
-      <w:r>
-        <w:rPr>
-          <w:rFonts w:ascii="Times New Roman" w:cs="Times New Roman" w:eastAsia="Times New Roman" w:hAnsi="Times New Roman"/>
-          <w:sz w:val="24"/>
-          <w:szCs w:val="24"/>
-          <w:rtl w:val="0"/>
-        </w:rPr>
-        <w:t xml:space="preserve">Garantir a precisão na dosagem do produto, evitando tanto o excesso quanto a falta de iogurte nas embalagens.</w:t>
-      </w:r>
-    </w:p>
-    <w:p>
-      <w:pPr>
-        <w:numPr>
-          <w:ilvl w:val="0"/>
-          <w:numId w:val="1"/>
-        </w:numPr>
-        <w:spacing w:after="200" w:before="0" w:line="360" w:lineRule="auto"/>
-        <w:ind w:left="720" w:hanging="360"/>
-        <w:jc w:val="both"/>
-        <w:rPr>
-          <w:rFonts w:ascii="Times New Roman" w:cs="Times New Roman" w:eastAsia="Times New Roman" w:hAnsi="Times New Roman"/>
-          <w:sz w:val="24"/>
-          <w:szCs w:val="24"/>
-        </w:rPr>
-      </w:pPr>
-      <w:r>
-        <w:rPr>
-          <w:rFonts w:ascii="Times New Roman" w:cs="Times New Roman" w:eastAsia="Times New Roman" w:hAnsi="Times New Roman"/>
-          <w:sz w:val="24"/>
-          <w:szCs w:val="24"/>
-          <w:rtl w:val="0"/>
-        </w:rPr>
-        <w:t xml:space="preserve">Minimizar o risco de contaminação, aderindo às normas de higiene e segurança alimentar.</w:t>
-      </w:r>
-    </w:p>
-    <w:p>
-      <w:pPr>
-        <w:numPr>
-          <w:ilvl w:val="0"/>
-          <w:numId w:val="1"/>
-        </w:numPr>
-        <w:spacing w:after="200" w:before="0" w:line="360" w:lineRule="auto"/>
-        <w:ind w:left="720" w:hanging="360"/>
-        <w:jc w:val="both"/>
-        <w:rPr>
-          <w:rFonts w:ascii="Times New Roman" w:cs="Times New Roman" w:eastAsia="Times New Roman" w:hAnsi="Times New Roman"/>
-          <w:sz w:val="24"/>
-          <w:szCs w:val="24"/>
-        </w:rPr>
-      </w:pPr>
-      <w:r>
-        <w:rPr>
-          <w:rFonts w:ascii="Times New Roman" w:cs="Times New Roman" w:eastAsia="Times New Roman" w:hAnsi="Times New Roman"/>
-          <w:sz w:val="24"/>
-          <w:szCs w:val="24"/>
-          <w:rtl w:val="0"/>
-        </w:rPr>
-        <w:t xml:space="preserve">Permitir o envase de diferentes tipos e tamanhos de embalagens de forma automática, sem a necessidade de ajustes.</w:t>
+          <w:u w:val="none"/>
+        </w:rPr>
+      </w:pPr>
+      <w:r>
+        <w:rPr>
+          <w:rtl w:val="0"/>
+        </w:rPr>
+        <w:t xml:space="preserve">Integrar o hardware e o software de controle, realizando a montagem física do sistema e a programação da lógica de automação para a manipulação dos recipientes e o acionamento das válvulas de envase. </w:t>
       </w:r>
     </w:p>
     <w:p>
@@ -6296,12 +6409,14 @@
       </w:pPr>
       <w:r>
         <w:rPr>
-          <w:rFonts w:ascii="Times New Roman" w:cs="Times New Roman" w:eastAsia="Times New Roman" w:hAnsi="Times New Roman"/>
-          <w:sz w:val="24"/>
-          <w:szCs w:val="24"/>
-          <w:rtl w:val="0"/>
-        </w:rPr>
-        <w:t xml:space="preserve">Criar uma solução com alta relação custo-benefício e facilidade de operação e manutenção.</w:t>
+          <w:rtl w:val="0"/>
+        </w:rPr>
+        <w:t xml:space="preserve">Validar o funcionamento do dispositivo por meio de testes práticos, avaliando a precisão do volume envasado, a repetibilidade dos ciclos e a eficácia da redução de desperdícios no processo.</w:t>
+      </w:r>
+      <w:r>
+        <w:rPr>
+          <w:rtl w:val="0"/>
+        </w:rPr>
       </w:r>
     </w:p>
     <w:p>
@@ -6315,6 +6430,7 @@
         <w:rPr>
           <w:rtl w:val="0"/>
         </w:rPr>
+        <w:tab/>
       </w:r>
     </w:p>
     <w:p>
@@ -6375,8 +6491,6 @@
         <w:jc w:val="both"/>
         <w:rPr>
           <w:rFonts w:ascii="Times New Roman" w:cs="Times New Roman" w:eastAsia="Times New Roman" w:hAnsi="Times New Roman"/>
-          <w:sz w:val="24"/>
-          <w:szCs w:val="24"/>
         </w:rPr>
       </w:pPr>
       <w:r>
@@ -6388,16 +6502,6 @@
         </w:rPr>
         <w:t xml:space="preserve">Este projeto, ao desenvolver uma envasadora de baixo custo, insere-se no contexto de otimização de processos que buscam soluções eficientes e economicamente viáveis. Conforme LANG (2016), a busca por dimensionamento de bancadas e soluções para a produção de iogurte é um tema relevante na engenharia, e este trabalho contribui para essa área ao apresentar uma alternativa prática para uma Agroindústria real. Além disso, a aplicação de normas de segurança, como a NR-12 (BRASIL, 2016), que trata da segurança em máquinas e equipamentos, assegura que o projeto atenda aos requisitos legais e promova um ambiente de trabalho mais seguro. Assim, o projeto não apenas moderniza uma etapa crítica da produção, mas também contribui para a elevação da qualidade do produto final e para a redução de perdas, ao mesmo tempo em que serve como uma demonstração prática da aplicação de conceitos de robótica e automação.</w:t>
       </w:r>
-    </w:p>
-    <w:p>
-      <w:pPr>
-        <w:spacing w:after="0" w:before="0" w:line="360" w:lineRule="auto"/>
-        <w:ind w:left="0" w:firstLine="0"/>
-        <w:jc w:val="both"/>
-        <w:rPr>
-          <w:rFonts w:ascii="Times New Roman" w:cs="Times New Roman" w:eastAsia="Times New Roman" w:hAnsi="Times New Roman"/>
-        </w:rPr>
-      </w:pPr>
       <w:r>
         <w:br w:type="page"/>
       </w:r>
@@ -6795,12 +6899,12 @@
           <wp:inline distB="114300" distT="114300" distL="114300" distR="114300">
             <wp:extent cx="1260000" cy="2158800"/>
             <wp:effectExtent b="0" l="0" r="0" t="0"/>
-            <wp:docPr id="14" name="image7.png"/>
+            <wp:docPr id="14" name="image5.png"/>
             <a:graphic>
               <a:graphicData uri="http://schemas.openxmlformats.org/drawingml/2006/picture">
                 <pic:pic>
                   <pic:nvPicPr>
-                    <pic:cNvPr id="0" name="image7.png"/>
+                    <pic:cNvPr id="0" name="image5.png"/>
                     <pic:cNvPicPr preferRelativeResize="0"/>
                   </pic:nvPicPr>
                   <pic:blipFill>
@@ -7013,12 +7117,12 @@
           <wp:inline distB="114300" distT="114300" distL="114300" distR="114300">
             <wp:extent cx="1764525" cy="1838325"/>
             <wp:effectExtent b="0" l="0" r="0" t="0"/>
-            <wp:docPr id="13" name="image10.png"/>
+            <wp:docPr id="13" name="image2.png"/>
             <a:graphic>
               <a:graphicData uri="http://schemas.openxmlformats.org/drawingml/2006/picture">
                 <pic:pic>
                   <pic:nvPicPr>
-                    <pic:cNvPr id="0" name="image10.png"/>
+                    <pic:cNvPr id="0" name="image2.png"/>
                     <pic:cNvPicPr preferRelativeResize="0"/>
                   </pic:nvPicPr>
                   <pic:blipFill>
@@ -7186,12 +7290,12 @@
           <wp:inline distB="114300" distT="114300" distL="114300" distR="114300">
             <wp:extent cx="2160000" cy="1586057"/>
             <wp:effectExtent b="0" l="0" r="0" t="0"/>
-            <wp:docPr id="17" name="image3.png"/>
+            <wp:docPr id="16" name="image4.png"/>
             <a:graphic>
               <a:graphicData uri="http://schemas.openxmlformats.org/drawingml/2006/picture">
                 <pic:pic>
                   <pic:nvPicPr>
-                    <pic:cNvPr id="0" name="image3.png"/>
+                    <pic:cNvPr id="0" name="image4.png"/>
                     <pic:cNvPicPr preferRelativeResize="0"/>
                   </pic:nvPicPr>
                   <pic:blipFill>
@@ -7427,12 +7531,12 @@
           <wp:inline distB="114300" distT="114300" distL="114300" distR="114300">
             <wp:extent cx="2160000" cy="1533600"/>
             <wp:effectExtent b="0" l="0" r="0" t="0"/>
-            <wp:docPr id="15" name="image12.png"/>
+            <wp:docPr id="15" name="image10.png"/>
             <a:graphic>
               <a:graphicData uri="http://schemas.openxmlformats.org/drawingml/2006/picture">
                 <pic:pic>
                   <pic:nvPicPr>
-                    <pic:cNvPr id="0" name="image12.png"/>
+                    <pic:cNvPr id="0" name="image10.png"/>
                     <pic:cNvPicPr preferRelativeResize="0"/>
                   </pic:nvPicPr>
                   <pic:blipFill>
@@ -7605,12 +7709,12 @@
           <wp:inline distB="114300" distT="114300" distL="114300" distR="114300">
             <wp:extent cx="2520000" cy="2217600"/>
             <wp:effectExtent b="0" l="0" r="0" t="0"/>
-            <wp:docPr id="19" name="image5.png"/>
+            <wp:docPr id="18" name="image12.png"/>
             <a:graphic>
               <a:graphicData uri="http://schemas.openxmlformats.org/drawingml/2006/picture">
                 <pic:pic>
                   <pic:nvPicPr>
-                    <pic:cNvPr id="0" name="image5.png"/>
+                    <pic:cNvPr id="0" name="image12.png"/>
                     <pic:cNvPicPr preferRelativeResize="0"/>
                   </pic:nvPicPr>
                   <pic:blipFill>
@@ -7888,12 +7992,12 @@
           <wp:inline distB="114300" distT="114300" distL="114300" distR="114300">
             <wp:extent cx="2160000" cy="1632343"/>
             <wp:effectExtent b="0" l="0" r="0" t="0"/>
-            <wp:docPr id="18" name="image4.png"/>
+            <wp:docPr id="17" name="image8.png"/>
             <a:graphic>
               <a:graphicData uri="http://schemas.openxmlformats.org/drawingml/2006/picture">
                 <pic:pic>
                   <pic:nvPicPr>
-                    <pic:cNvPr id="0" name="image4.png"/>
+                    <pic:cNvPr id="0" name="image8.png"/>
                     <pic:cNvPicPr preferRelativeResize="0"/>
                   </pic:nvPicPr>
                   <pic:blipFill>
@@ -8077,12 +8181,12 @@
           <wp:inline distB="114300" distT="114300" distL="114300" distR="114300">
             <wp:extent cx="1800000" cy="1665818"/>
             <wp:effectExtent b="0" l="0" r="0" t="0"/>
-            <wp:docPr id="21" name="image9.png"/>
+            <wp:docPr id="20" name="image7.png"/>
             <a:graphic>
               <a:graphicData uri="http://schemas.openxmlformats.org/drawingml/2006/picture">
                 <pic:pic>
                   <pic:nvPicPr>
-                    <pic:cNvPr id="0" name="image9.png"/>
+                    <pic:cNvPr id="0" name="image7.png"/>
                     <pic:cNvPicPr preferRelativeResize="0"/>
                   </pic:nvPicPr>
                   <pic:blipFill>
@@ -8306,12 +8410,12 @@
           <wp:inline distB="114300" distT="114300" distL="114300" distR="114300">
             <wp:extent cx="1800000" cy="1800000"/>
             <wp:effectExtent b="0" l="0" r="0" t="0"/>
-            <wp:docPr id="20" name="image6.png"/>
+            <wp:docPr id="19" name="image3.png"/>
             <a:graphic>
               <a:graphicData uri="http://schemas.openxmlformats.org/drawingml/2006/picture">
                 <pic:pic>
                   <pic:nvPicPr>
-                    <pic:cNvPr id="0" name="image6.png"/>
+                    <pic:cNvPr id="0" name="image3.png"/>
                     <pic:cNvPicPr preferRelativeResize="0"/>
                   </pic:nvPicPr>
                   <pic:blipFill>
@@ -8575,12 +8679,12 @@
           <wp:inline distB="114300" distT="114300" distL="114300" distR="114300">
             <wp:extent cx="1440000" cy="1624320"/>
             <wp:effectExtent b="0" l="0" r="0" t="0"/>
-            <wp:docPr id="22" name="image2.png"/>
+            <wp:docPr id="21" name="image6.png"/>
             <a:graphic>
               <a:graphicData uri="http://schemas.openxmlformats.org/drawingml/2006/picture">
                 <pic:pic>
                   <pic:nvPicPr>
-                    <pic:cNvPr id="0" name="image2.png"/>
+                    <pic:cNvPr id="0" name="image6.png"/>
                     <pic:cNvPicPr preferRelativeResize="0"/>
                   </pic:nvPicPr>
                   <pic:blipFill>
@@ -9425,12 +9529,12 @@
           <wp:inline distB="114300" distT="114300" distL="114300" distR="114300">
             <wp:extent cx="5040000" cy="2872800"/>
             <wp:effectExtent b="0" l="0" r="0" t="0"/>
-            <wp:docPr id="11" name="image8.png"/>
+            <wp:docPr id="11" name="image9.png"/>
             <a:graphic>
               <a:graphicData uri="http://schemas.openxmlformats.org/drawingml/2006/picture">
                 <pic:pic>
                   <pic:nvPicPr>
-                    <pic:cNvPr id="0" name="image8.png"/>
+                    <pic:cNvPr id="0" name="image9.png"/>
                     <pic:cNvPicPr preferRelativeResize="0"/>
                   </pic:nvPicPr>
                   <pic:blipFill>
@@ -21085,9 +21189,9 @@
   <w:abstractNum w:abstractNumId="1">
     <w:lvl w:ilvl="0">
       <w:start w:val="1"/>
-      <w:numFmt w:val="bullet"/>
-      <w:lvlText w:val="●"/>
-      <w:lvlJc w:val="left"/>
+      <w:numFmt w:val="decimal"/>
+      <w:lvlText w:val="%1."/>
+      <w:lvlJc w:val="right"/>
       <w:pPr>
         <w:ind w:left="720" w:hanging="360"/>
       </w:pPr>
@@ -21097,9 +21201,9 @@
     </w:lvl>
     <w:lvl w:ilvl="1">
       <w:start w:val="1"/>
-      <w:numFmt w:val="bullet"/>
-      <w:lvlText w:val="○"/>
-      <w:lvlJc w:val="left"/>
+      <w:numFmt w:val="decimal"/>
+      <w:lvlText w:val="%1.%2."/>
+      <w:lvlJc w:val="right"/>
       <w:pPr>
         <w:ind w:left="1440" w:hanging="360"/>
       </w:pPr>
@@ -21109,9 +21213,9 @@
     </w:lvl>
     <w:lvl w:ilvl="2">
       <w:start w:val="1"/>
-      <w:numFmt w:val="bullet"/>
-      <w:lvlText w:val="■"/>
-      <w:lvlJc w:val="left"/>
+      <w:numFmt w:val="decimal"/>
+      <w:lvlText w:val="%1.%2.%3."/>
+      <w:lvlJc w:val="right"/>
       <w:pPr>
         <w:ind w:left="2160" w:hanging="360"/>
       </w:pPr>
@@ -21121,9 +21225,9 @@
     </w:lvl>
     <w:lvl w:ilvl="3">
       <w:start w:val="1"/>
-      <w:numFmt w:val="bullet"/>
-      <w:lvlText w:val="●"/>
-      <w:lvlJc w:val="left"/>
+      <w:numFmt w:val="decimal"/>
+      <w:lvlText w:val="%1.%2.%3.%4."/>
+      <w:lvlJc w:val="right"/>
       <w:pPr>
         <w:ind w:left="2880" w:hanging="360"/>
       </w:pPr>
@@ -21133,9 +21237,9 @@
     </w:lvl>
     <w:lvl w:ilvl="4">
       <w:start w:val="1"/>
-      <w:numFmt w:val="bullet"/>
-      <w:lvlText w:val="○"/>
-      <w:lvlJc w:val="left"/>
+      <w:numFmt w:val="decimal"/>
+      <w:lvlText w:val="%1.%2.%3.%4.%5."/>
+      <w:lvlJc w:val="right"/>
       <w:pPr>
         <w:ind w:left="3600" w:hanging="360"/>
       </w:pPr>
@@ -21145,9 +21249,9 @@
     </w:lvl>
     <w:lvl w:ilvl="5">
       <w:start w:val="1"/>
-      <w:numFmt w:val="bullet"/>
-      <w:lvlText w:val="■"/>
-      <w:lvlJc w:val="left"/>
+      <w:numFmt w:val="decimal"/>
+      <w:lvlText w:val="%1.%2.%3.%4.%5.%6."/>
+      <w:lvlJc w:val="right"/>
       <w:pPr>
         <w:ind w:left="4320" w:hanging="360"/>
       </w:pPr>
@@ -21157,9 +21261,9 @@
     </w:lvl>
     <w:lvl w:ilvl="6">
       <w:start w:val="1"/>
-      <w:numFmt w:val="bullet"/>
-      <w:lvlText w:val="●"/>
-      <w:lvlJc w:val="left"/>
+      <w:numFmt w:val="decimal"/>
+      <w:lvlText w:val="%1.%2.%3.%4.%5.%6.%7."/>
+      <w:lvlJc w:val="right"/>
       <w:pPr>
         <w:ind w:left="5040" w:hanging="360"/>
       </w:pPr>
@@ -21169,9 +21273,9 @@
     </w:lvl>
     <w:lvl w:ilvl="7">
       <w:start w:val="1"/>
-      <w:numFmt w:val="bullet"/>
-      <w:lvlText w:val="○"/>
-      <w:lvlJc w:val="left"/>
+      <w:numFmt w:val="decimal"/>
+      <w:lvlText w:val="%1.%2.%3.%4.%5.%6.%7.%8."/>
+      <w:lvlJc w:val="right"/>
       <w:pPr>
         <w:ind w:left="5760" w:hanging="360"/>
       </w:pPr>
@@ -21181,9 +21285,9 @@
     </w:lvl>
     <w:lvl w:ilvl="8">
       <w:start w:val="1"/>
-      <w:numFmt w:val="bullet"/>
-      <w:lvlText w:val="■"/>
-      <w:lvlJc w:val="left"/>
+      <w:numFmt w:val="decimal"/>
+      <w:lvlText w:val="%1.%2.%3.%4.%5.%6.%7.%8.%9."/>
+      <w:lvlJc w:val="right"/>
       <w:pPr>
         <w:ind w:left="6480" w:hanging="360"/>
       </w:pPr>

--- a/TCC/TCC.docx
+++ b/TCC/TCC.docx
@@ -981,7 +981,7 @@
           <w:highlight w:val="white"/>
           <w:rtl w:val="0"/>
         </w:rPr>
-        <w:t xml:space="preserve">.Co</w:t>
+        <w:t xml:space="preserve">Co</w:t>
       </w:r>
       <w:r>
         <w:rPr>
@@ -1438,12 +1438,12 @@
           <wp:inline distB="114300" distT="114300" distL="114300" distR="114300">
             <wp:extent cx="5400000" cy="3294000"/>
             <wp:effectExtent b="0" l="0" r="0" t="0"/>
-            <wp:docPr id="22" name="image1.png"/>
+            <wp:docPr id="21" name="image2.png"/>
             <a:graphic>
               <a:graphicData uri="http://schemas.openxmlformats.org/drawingml/2006/picture">
                 <pic:pic>
                   <pic:nvPicPr>
-                    <pic:cNvPr id="0" name="image1.png"/>
+                    <pic:cNvPr id="0" name="image2.png"/>
                     <pic:cNvPicPr preferRelativeResize="0"/>
                   </pic:nvPicPr>
                   <pic:blipFill>
@@ -2589,8 +2589,8 @@
     <w:p>
       <w:pPr>
         <w:spacing w:line="360" w:lineRule="auto"/>
-        <w:ind w:left="2835" w:firstLine="566.9999999999999"/>
-        <w:jc w:val="both"/>
+        <w:ind w:left="2835" w:hanging="0.35433070866133676"/>
+        <w:jc w:val="center"/>
         <w:rPr>
           <w:rFonts w:ascii="Times New Roman" w:cs="Times New Roman" w:eastAsia="Times New Roman" w:hAnsi="Times New Roman"/>
           <w:b w:val="1"/>
@@ -2614,7 +2614,20 @@
     <w:p>
       <w:pPr>
         <w:spacing w:line="360" w:lineRule="auto"/>
-        <w:ind w:left="2835" w:firstLine="566.9999999999999"/>
+        <w:ind w:left="2835" w:firstLine="0"/>
+        <w:jc w:val="both"/>
+        <w:rPr/>
+      </w:pPr>
+      <w:r>
+        <w:rPr>
+          <w:rtl w:val="0"/>
+        </w:rPr>
+      </w:r>
+    </w:p>
+    <w:p>
+      <w:pPr>
+        <w:spacing w:line="360" w:lineRule="auto"/>
+        <w:ind w:left="2835" w:firstLine="0"/>
         <w:jc w:val="both"/>
         <w:rPr>
           <w:rFonts w:ascii="Times New Roman" w:cs="Times New Roman" w:eastAsia="Times New Roman" w:hAnsi="Times New Roman"/>
@@ -2642,25 +2655,37 @@
     </w:p>
     <w:p>
       <w:pPr>
-        <w:spacing w:after="360" w:line="360" w:lineRule="auto"/>
+        <w:spacing w:after="0" w:line="360" w:lineRule="auto"/>
         <w:jc w:val="center"/>
-        <w:rPr>
-          <w:rFonts w:ascii="Times New Roman" w:cs="Times New Roman" w:eastAsia="Times New Roman" w:hAnsi="Times New Roman"/>
-          <w:sz w:val="24"/>
-          <w:szCs w:val="24"/>
-        </w:rPr>
-      </w:pPr>
-      <w:r>
         <w:rPr>
           <w:rFonts w:ascii="Times New Roman" w:cs="Times New Roman" w:eastAsia="Times New Roman" w:hAnsi="Times New Roman"/>
           <w:b w:val="1"/>
           <w:bCs w:val="1"/>
           <w:sz w:val="24"/>
           <w:szCs w:val="24"/>
+        </w:rPr>
+      </w:pPr>
+      <w:r>
+        <w:rPr>
+          <w:rFonts w:ascii="Times New Roman" w:cs="Times New Roman" w:eastAsia="Times New Roman" w:hAnsi="Times New Roman"/>
+          <w:b w:val="1"/>
+          <w:bCs w:val="1"/>
+          <w:sz w:val="24"/>
+          <w:szCs w:val="24"/>
           <w:rtl w:val="0"/>
         </w:rPr>
         <w:t xml:space="preserve">AGRADECIMENTOS</w:t>
       </w:r>
+    </w:p>
+    <w:p>
+      <w:pPr>
+        <w:spacing w:after="0" w:line="360" w:lineRule="auto"/>
+        <w:jc w:val="left"/>
+        <w:rPr>
+          <w:b w:val="1"/>
+          <w:bCs w:val="1"/>
+        </w:rPr>
+      </w:pPr>
       <w:r>
         <w:rPr>
           <w:rtl w:val="0"/>
@@ -2834,25 +2859,34 @@
     </w:p>
     <w:p>
       <w:pPr>
-        <w:spacing w:after="360" w:line="360" w:lineRule="auto"/>
+        <w:spacing w:after="0" w:line="360" w:lineRule="auto"/>
         <w:jc w:val="center"/>
-        <w:rPr>
-          <w:rFonts w:ascii="Times New Roman" w:cs="Times New Roman" w:eastAsia="Times New Roman" w:hAnsi="Times New Roman"/>
-          <w:sz w:val="24"/>
-          <w:szCs w:val="24"/>
-        </w:rPr>
-      </w:pPr>
-      <w:r>
         <w:rPr>
           <w:rFonts w:ascii="Times New Roman" w:cs="Times New Roman" w:eastAsia="Times New Roman" w:hAnsi="Times New Roman"/>
           <w:b w:val="1"/>
           <w:bCs w:val="1"/>
           <w:sz w:val="24"/>
           <w:szCs w:val="24"/>
+        </w:rPr>
+      </w:pPr>
+      <w:r>
+        <w:rPr>
+          <w:rFonts w:ascii="Times New Roman" w:cs="Times New Roman" w:eastAsia="Times New Roman" w:hAnsi="Times New Roman"/>
+          <w:b w:val="1"/>
+          <w:bCs w:val="1"/>
+          <w:sz w:val="24"/>
+          <w:szCs w:val="24"/>
           <w:rtl w:val="0"/>
         </w:rPr>
         <w:t xml:space="preserve">RESUMO</w:t>
       </w:r>
+    </w:p>
+    <w:p>
+      <w:pPr>
+        <w:spacing w:after="0" w:line="360" w:lineRule="auto"/>
+        <w:jc w:val="left"/>
+        <w:rPr/>
+      </w:pPr>
       <w:r>
         <w:rPr>
           <w:rtl w:val="0"/>
@@ -2877,7 +2911,37 @@
           <w:szCs w:val="24"/>
           <w:rtl w:val="0"/>
         </w:rPr>
-        <w:t xml:space="preserve">O setor da Agroindústria do Instituto Federal de Minas Gerais - Campus São João Evangelista (IFMG-SJE) fabrica iogurtes de vários sabores e os envasam em variados tipos de embalagens, tais como potes de 250g, 500g e 1kg. Seu processo de produção do iogurte já está consolidado e seu produto já é um nome forte no mercado local e regional. Contudo, um dos grandes desafios para a AgroIndústria é o envase do mesmo, que ocorre de forma arcaica e potencialmente pode levar a contaminação do produto. Para solucionar este problema o referido trabalho aborda a concepção de um equipamento de baixo custo de construção, e que, por sua vez, utiliza peças de fácil acesso para possíveis reposições/substituições/manutenções. O equipamento também fará a detecção automática do pote a ser trabalhado, sendo assim, o operador do equipamento pode realizar o envase de diferentes potes de iogurte sem a necessidade de ajustes no equipamento.</w:t>
+        <w:t xml:space="preserve">O setor da Agroindústria do Instituto Federal de Minas Gerais - Campus São João Evangelista (IFMG-SJE) fabrica iogurtes de vários sabores e os envasam em variados tipos de embalagens, tais como potes de 250g, 500g e 1kg. Seu processo de produção do iogurte já está consolidado e seu produto já é um nome forte no mercado local e regional. Contudo, um dos grandes desafios para a </w:t>
+      </w:r>
+      <w:r>
+        <w:rPr>
+          <w:rtl w:val="0"/>
+        </w:rPr>
+        <w:t xml:space="preserve">Agroindústria</w:t>
+      </w:r>
+      <w:r>
+        <w:rPr>
+          <w:rFonts w:ascii="Times New Roman" w:cs="Times New Roman" w:eastAsia="Times New Roman" w:hAnsi="Times New Roman"/>
+          <w:sz w:val="24"/>
+          <w:szCs w:val="24"/>
+          <w:rtl w:val="0"/>
+        </w:rPr>
+        <w:t xml:space="preserve"> do IFMG-SJE é o envase do mesmo, que ocorre de forma arcaica e potencialmente pode levar a contaminação do produto. Para solucionar este problema o referido trabalho aborda a concepção de um equipamento de baixo custo de </w:t>
+      </w:r>
+      <w:r>
+        <w:rPr>
+          <w:rtl w:val="0"/>
+        </w:rPr>
+        <w:t xml:space="preserve">construção que, </w:t>
+      </w:r>
+      <w:r>
+        <w:rPr>
+          <w:rFonts w:ascii="Times New Roman" w:cs="Times New Roman" w:eastAsia="Times New Roman" w:hAnsi="Times New Roman"/>
+          <w:sz w:val="24"/>
+          <w:szCs w:val="24"/>
+          <w:rtl w:val="0"/>
+        </w:rPr>
+        <w:t xml:space="preserve">por sua vez, utiliza peças de fácil acesso para possíveis reposições/substituições/manutenções. O equipamento também fará a detecção automática do pote a ser trabalhado, sendo assim, o operador do equipamento pode realizar o envase de diferentes potes de iogurte sem a necessidade de ajustes no equipamento.</w:t>
       </w:r>
     </w:p>
     <w:p>
@@ -2930,7 +2994,7 @@
         <w:rPr>
           <w:rtl w:val="0"/>
         </w:rPr>
-        <w:t xml:space="preserve">Baixo custo. Automação.</w:t>
+        <w:t xml:space="preserve">Equipamento de baixo custo. Automação.</w:t>
       </w:r>
       <w:r>
         <w:rPr>
@@ -2959,25 +3023,34 @@
     </w:p>
     <w:p>
       <w:pPr>
-        <w:spacing w:after="360" w:line="360" w:lineRule="auto"/>
+        <w:spacing w:after="0" w:line="360" w:lineRule="auto"/>
         <w:jc w:val="center"/>
-        <w:rPr>
-          <w:rFonts w:ascii="Times New Roman" w:cs="Times New Roman" w:eastAsia="Times New Roman" w:hAnsi="Times New Roman"/>
-          <w:sz w:val="24"/>
-          <w:szCs w:val="24"/>
-        </w:rPr>
-      </w:pPr>
-      <w:r>
         <w:rPr>
           <w:rFonts w:ascii="Times New Roman" w:cs="Times New Roman" w:eastAsia="Times New Roman" w:hAnsi="Times New Roman"/>
           <w:b w:val="1"/>
           <w:bCs w:val="1"/>
           <w:sz w:val="24"/>
           <w:szCs w:val="24"/>
+        </w:rPr>
+      </w:pPr>
+      <w:r>
+        <w:rPr>
+          <w:rFonts w:ascii="Times New Roman" w:cs="Times New Roman" w:eastAsia="Times New Roman" w:hAnsi="Times New Roman"/>
+          <w:b w:val="1"/>
+          <w:bCs w:val="1"/>
+          <w:sz w:val="24"/>
+          <w:szCs w:val="24"/>
           <w:rtl w:val="0"/>
         </w:rPr>
         <w:t xml:space="preserve">ABSTRACT</w:t>
       </w:r>
+    </w:p>
+    <w:p>
+      <w:pPr>
+        <w:spacing w:after="0" w:line="360" w:lineRule="auto"/>
+        <w:jc w:val="left"/>
+        <w:rPr/>
+      </w:pPr>
       <w:r>
         <w:rPr>
           <w:rtl w:val="0"/>
@@ -3056,7 +3129,7 @@
         <w:rPr>
           <w:rtl w:val="0"/>
         </w:rPr>
-        <w:t xml:space="preserve">Yogurt. Packaging. Arduino. Low cost. Automation.</w:t>
+        <w:t xml:space="preserve">Yogurt. Packaging. Arduino. Low-cost equipment. Automation.</w:t>
       </w:r>
       <w:r>
         <w:rPr>
@@ -3105,7 +3178,7 @@
     </w:p>
     <w:sdt>
       <w:sdtPr>
-        <w:id w:val="-231358076"/>
+        <w:id w:val="-1173211630"/>
         <w:docPartObj>
           <w:docPartGallery w:val="Table of Contents"/>
           <w:docPartUnique w:val="1"/>
@@ -3701,7 +3774,7 @@
     </w:p>
     <w:sdt>
       <w:sdtPr>
-        <w:id w:val="-1421810283"/>
+        <w:id w:val="-486442286"/>
         <w:docPartObj>
           <w:docPartGallery w:val="Table of Contents"/>
           <w:docPartUnique w:val="1"/>
@@ -4074,7 +4147,7 @@
     </w:p>
     <w:sdt>
       <w:sdtPr>
-        <w:id w:val="1395935069"/>
+        <w:id w:val="1021500911"/>
         <w:docPartObj>
           <w:docPartGallery w:val="Table of Contents"/>
           <w:docPartUnique w:val="1"/>
@@ -5859,7 +5932,7 @@
     <w:p>
       <w:pPr>
         <w:pStyle w:val="Heading1"/>
-        <w:spacing w:after="200" w:before="0" w:line="360" w:lineRule="auto"/>
+        <w:spacing w:after="0" w:before="0" w:line="360" w:lineRule="auto"/>
         <w:jc w:val="both"/>
         <w:rPr>
           <w:rFonts w:ascii="Times New Roman" w:cs="Times New Roman" w:eastAsia="Times New Roman" w:hAnsi="Times New Roman"/>
@@ -5885,6 +5958,16 @@
     </w:p>
     <w:p>
       <w:pPr>
+        <w:rPr/>
+      </w:pPr>
+      <w:r>
+        <w:rPr>
+          <w:rtl w:val="0"/>
+        </w:rPr>
+      </w:r>
+    </w:p>
+    <w:p>
+      <w:pPr>
         <w:spacing w:after="0" w:before="0" w:line="360" w:lineRule="auto"/>
         <w:jc w:val="both"/>
         <w:rPr>
@@ -5901,7 +5984,39 @@
           <w:rtl w:val="0"/>
         </w:rPr>
         <w:tab/>
-        <w:t xml:space="preserve">A automação de processos industriais tem se consolidado como um pilar fundamental para o aumento da eficiência, produtividade e qualidade no setor de produção. Em um cenário global cada vez mais competitivo, a adoção de soluções tecnológicas que minimizem a intervenção manual e otimizem as operações torna-se crucial para a sustentabilidade e o crescimento das empresas. É neste contexto que o presente trabalho se insere, buscando aplicar os princípios da robótica e da automação para resolver uma necessidade específica no setor de Agroindústria do Instituto Federal de Minas Gerais - Campus São João Evangelista (IFMG-SJE), através do desenvolvimento de um projeto para uma envasadora automática de iogurte.</w:t>
+        <w:t xml:space="preserve">A automação de processos industriais tem se consolidado como um pilar fundamental para o aumento da eficiência, produtividade e qualidade no setor de produção. Em um cenário global cada vez mais competitivo, estudos como o de </w:t>
+      </w:r>
+      <w:r>
+        <w:rPr>
+          <w:sz w:val="24"/>
+          <w:szCs w:val="24"/>
+          <w:rtl w:val="0"/>
+        </w:rPr>
+        <w:t xml:space="preserve">Kromann et al. (2020)</w:t>
+      </w:r>
+      <w:r>
+        <w:rPr>
+          <w:rFonts w:ascii="Times New Roman" w:cs="Times New Roman" w:eastAsia="Times New Roman" w:hAnsi="Times New Roman"/>
+          <w:sz w:val="24"/>
+          <w:szCs w:val="24"/>
+          <w:rtl w:val="0"/>
+        </w:rPr>
+        <w:t xml:space="preserve"> demonstram que a adoção de soluções tecnológicas que minimizem a intervenção manual e otimizem as operações </w:t>
+      </w:r>
+      <w:r>
+        <w:rPr>
+          <w:rtl w:val="0"/>
+        </w:rPr>
+        <w:t xml:space="preserve">é</w:t>
+      </w:r>
+      <w:r>
+        <w:rPr>
+          <w:rFonts w:ascii="Times New Roman" w:cs="Times New Roman" w:eastAsia="Times New Roman" w:hAnsi="Times New Roman"/>
+          <w:sz w:val="24"/>
+          <w:szCs w:val="24"/>
+          <w:rtl w:val="0"/>
+        </w:rPr>
+        <w:t xml:space="preserve"> crucial para a sustentabilidade e o crescimento das empresas. É neste contexto que o presente trabalho se insere, buscando aplicar os princípios da robótica e da automação para resolver uma necessidade específica no setor de Agroindústria do Instituto Federal de Minas Gerais - Campus São João Evangelista (IFMG-SJE), através do desenvolvimento de um projeto para uma envasadora automática de iogurte.</w:t>
       </w:r>
     </w:p>
     <w:p>
@@ -5921,7 +6036,7 @@
         <w:pStyle w:val="Heading2"/>
         <w:keepNext w:val="0"/>
         <w:keepLines w:val="0"/>
-        <w:spacing w:after="200" w:before="0" w:line="360" w:lineRule="auto"/>
+        <w:spacing w:after="0" w:before="0" w:line="360" w:lineRule="auto"/>
         <w:jc w:val="both"/>
         <w:rPr>
           <w:rFonts w:ascii="Times New Roman" w:cs="Times New Roman" w:eastAsia="Times New Roman" w:hAnsi="Times New Roman"/>
@@ -5943,6 +6058,16 @@
           <w:rtl w:val="0"/>
         </w:rPr>
         <w:t xml:space="preserve">1.1 Delimitação do Tema</w:t>
+      </w:r>
+    </w:p>
+    <w:p>
+      <w:pPr>
+        <w:rPr/>
+      </w:pPr>
+      <w:r>
+        <w:rPr>
+          <w:rtl w:val="0"/>
+        </w:rPr>
       </w:r>
     </w:p>
     <w:p>
@@ -5977,7 +6102,35 @@
         <w:rPr>
           <w:rtl w:val="0"/>
         </w:rPr>
-        <w:t xml:space="preserve">A execução deste projeto é limitada pelos componentes ofertados pela instituição, configurando o sistema como um protótipo de prova de conceito. Consequentemente, variáveis como a precisão do volume envasado e a velocidade de resposta estão condicionadas a esse hardware específico. Desse modo, o escopo concentra-se essencialmente no desenvolvimento do software de controle e na validação da lógica de automação.</w:t>
+        <w:t xml:space="preserve">A execução deste projeto é limitada pelos componentes ofertados pela instituição, configurando o sistema como um protótipo de prova de conceito. Consequentemente, variáveis como a precisão do volume envasado e a velocidade de resposta estão condicionadas a esse </w:t>
+      </w:r>
+      <w:r>
+        <w:rPr>
+          <w:i w:val="1"/>
+          <w:iCs w:val="1"/>
+          <w:rtl w:val="0"/>
+        </w:rPr>
+        <w:t xml:space="preserve">hardware </w:t>
+      </w:r>
+      <w:r>
+        <w:rPr>
+          <w:rtl w:val="0"/>
+        </w:rPr>
+        <w:t xml:space="preserve">específico. Desse modo, o escopo concentra-se essencialmente no desenvolvimento do </w:t>
+      </w:r>
+      <w:r>
+        <w:rPr>
+          <w:i w:val="1"/>
+          <w:iCs w:val="1"/>
+          <w:rtl w:val="0"/>
+        </w:rPr>
+        <w:t xml:space="preserve">software </w:t>
+      </w:r>
+      <w:r>
+        <w:rPr>
+          <w:rtl w:val="0"/>
+        </w:rPr>
+        <w:t xml:space="preserve">de controle e na validação da lógica de automação.</w:t>
       </w:r>
     </w:p>
     <w:p>
@@ -5998,7 +6151,7 @@
         <w:pStyle w:val="Heading2"/>
         <w:keepNext w:val="0"/>
         <w:keepLines w:val="0"/>
-        <w:spacing w:after="200" w:before="0" w:line="360" w:lineRule="auto"/>
+        <w:spacing w:after="0" w:before="0" w:line="360" w:lineRule="auto"/>
         <w:jc w:val="both"/>
         <w:rPr>
           <w:rFonts w:ascii="Times New Roman" w:cs="Times New Roman" w:eastAsia="Times New Roman" w:hAnsi="Times New Roman"/>
@@ -6020,6 +6173,16 @@
           <w:rtl w:val="0"/>
         </w:rPr>
         <w:t xml:space="preserve">1.2 Problema</w:t>
+      </w:r>
+    </w:p>
+    <w:p>
+      <w:pPr>
+        <w:rPr/>
+      </w:pPr>
+      <w:r>
+        <w:rPr>
+          <w:rtl w:val="0"/>
+        </w:rPr>
       </w:r>
     </w:p>
     <w:p>
@@ -6086,7 +6249,7 @@
         <w:rPr>
           <w:rtl w:val="0"/>
         </w:rPr>
-        <w:t xml:space="preserve">ou sobrepeso), acarretando em uma quantidade excedente de produto que não foi contabilizada no preço de venda. Somado a isso, as ineficiências de tempo, os gargalos e o desperdício provocado por derramamentos representam custos embutidos que corroem a margem de lucro, limitando a capacidade de expansão e a competitividade do setor.</w:t>
+        <w:t xml:space="preserve">ou sobrepeso). A TDI Packsys (2026) quantifica esse custo oculto, demonstrando que um excesso de apenas 2 gramas por embalagem pode resultar em toneladas de produto perdido anualmente em linhas de produção de alto volume. Essa quantidade excedente, não contabilizada no preço de venda, corrói a margem de lucro da operação. Somado a isso, as ineficiências de tempo, os gargalos e o desperdício provocado por derramamentos representam custos embutidos que agravam ainda mais esse cenário (GUNGOR; EVANS, 2017), limitando a capacidade de expansão e a competitividade do setor (HAGSTRÖM et al., 2023).</w:t>
       </w:r>
     </w:p>
     <w:p>
@@ -6100,7 +6263,7 @@
         <w:rPr>
           <w:rtl w:val="0"/>
         </w:rPr>
-        <w:t xml:space="preserve">Outro fator oneroso do processo atual é o gargalo provocado pela alocação da mão de obra. O tempo gasto por colaboradores envasando e conferindo individualmente cada recipiente poderia ser redirecionado para etapas que exigem maior tomada de decisão e controle de qualidade. Além disso, deve-se considerar o fator humano: ao longo da jornada de trabalho, a fadiga aumenta, o que resulta na perda de produtividade e eleva a margem de erros na linha de produção.</w:t>
+        <w:t xml:space="preserve">Outro fator oneroso do processo atual é o gargalo provocado pela alocação da mão de obra. O tempo gasto por colaboradores envasando e conferindo individualmente cada recipiente poderia ser redirecionado para etapas que exigem maior tomada de decisão e controle de qualidade. Além disso, deve-se considerar o fator humano: ao longo da jornada de trabalho, a fadiga aumenta, o que resulta na perda de produtividade e eleva a margem de erros na linha de produção (PAREDES-ASTUDILLO et al., 2025).</w:t>
       </w:r>
     </w:p>
     <w:p>
@@ -6163,10 +6326,14 @@
         <w:pStyle w:val="Heading2"/>
         <w:keepNext w:val="0"/>
         <w:keepLines w:val="0"/>
-        <w:spacing w:after="200" w:before="0" w:line="360" w:lineRule="auto"/>
+        <w:spacing w:after="0" w:before="0" w:line="360" w:lineRule="auto"/>
         <w:jc w:val="both"/>
         <w:rPr>
           <w:rFonts w:ascii="Times New Roman" w:cs="Times New Roman" w:eastAsia="Times New Roman" w:hAnsi="Times New Roman"/>
+          <w:b w:val="1"/>
+          <w:bCs w:val="1"/>
+          <w:sz w:val="24"/>
+          <w:szCs w:val="24"/>
         </w:rPr>
       </w:pPr>
       <w:bookmarkStart w:colFirst="0" w:colLast="0" w:name="_heading=h.ylywbyc3zubb" w:id="16"/>
@@ -6182,6 +6349,11 @@
         </w:rPr>
         <w:t xml:space="preserve">1.3 Objetivos</w:t>
       </w:r>
+    </w:p>
+    <w:p>
+      <w:pPr>
+        <w:rPr/>
+      </w:pPr>
       <w:r>
         <w:rPr>
           <w:rtl w:val="0"/>
@@ -6229,15 +6401,8 @@
         <w:pStyle w:val="Heading3"/>
         <w:keepNext w:val="0"/>
         <w:keepLines w:val="0"/>
-        <w:spacing w:after="200" w:before="0" w:line="360" w:lineRule="auto"/>
+        <w:spacing w:after="0" w:before="0" w:line="360" w:lineRule="auto"/>
         <w:jc w:val="both"/>
-        <w:rPr>
-          <w:rFonts w:ascii="Times New Roman" w:cs="Times New Roman" w:eastAsia="Times New Roman" w:hAnsi="Times New Roman"/>
-        </w:rPr>
-      </w:pPr>
-      <w:bookmarkStart w:colFirst="0" w:colLast="0" w:name="_heading=h.5c126hasrimq" w:id="17"/>
-      <w:bookmarkEnd w:id="17"/>
-      <w:r>
         <w:rPr>
           <w:rFonts w:ascii="Times New Roman" w:cs="Times New Roman" w:eastAsia="Times New Roman" w:hAnsi="Times New Roman"/>
           <w:b w:val="1"/>
@@ -6245,10 +6410,27 @@
           <w:color w:val="000000"/>
           <w:sz w:val="24"/>
           <w:szCs w:val="24"/>
+        </w:rPr>
+      </w:pPr>
+      <w:bookmarkStart w:colFirst="0" w:colLast="0" w:name="_heading=h.5c126hasrimq" w:id="17"/>
+      <w:bookmarkEnd w:id="17"/>
+      <w:r>
+        <w:rPr>
+          <w:rFonts w:ascii="Times New Roman" w:cs="Times New Roman" w:eastAsia="Times New Roman" w:hAnsi="Times New Roman"/>
+          <w:b w:val="1"/>
+          <w:bCs w:val="1"/>
+          <w:color w:val="000000"/>
+          <w:sz w:val="24"/>
+          <w:szCs w:val="24"/>
           <w:rtl w:val="0"/>
         </w:rPr>
         <w:t xml:space="preserve">1.3.1 Objetivo Geral</w:t>
       </w:r>
+    </w:p>
+    <w:p>
+      <w:pPr>
+        <w:rPr/>
+      </w:pPr>
       <w:r>
         <w:rPr>
           <w:rtl w:val="0"/>
@@ -6296,7 +6478,7 @@
         <w:pStyle w:val="Heading3"/>
         <w:keepNext w:val="0"/>
         <w:keepLines w:val="0"/>
-        <w:spacing w:after="200" w:before="0" w:line="360" w:lineRule="auto"/>
+        <w:spacing w:after="0" w:before="0" w:line="360" w:lineRule="auto"/>
         <w:jc w:val="both"/>
         <w:rPr>
           <w:rFonts w:ascii="Times New Roman" w:cs="Times New Roman" w:eastAsia="Times New Roman" w:hAnsi="Times New Roman"/>
@@ -6320,6 +6502,16 @@
           <w:rtl w:val="0"/>
         </w:rPr>
         <w:t xml:space="preserve">1.3.2 Objetivos Específicos</w:t>
+      </w:r>
+    </w:p>
+    <w:p>
+      <w:pPr>
+        <w:rPr/>
+      </w:pPr>
+      <w:r>
+        <w:rPr>
+          <w:rtl w:val="0"/>
+        </w:rPr>
       </w:r>
     </w:p>
     <w:p>
@@ -6389,7 +6581,35 @@
         <w:rPr>
           <w:rtl w:val="0"/>
         </w:rPr>
-        <w:t xml:space="preserve">Integrar o hardware e o software de controle, realizando a montagem física do sistema e a programação da lógica de automação para a manipulação dos recipientes e o acionamento das válvulas de envase. </w:t>
+        <w:t xml:space="preserve">Integrar o </w:t>
+      </w:r>
+      <w:r>
+        <w:rPr>
+          <w:i w:val="1"/>
+          <w:iCs w:val="1"/>
+          <w:rtl w:val="0"/>
+        </w:rPr>
+        <w:t xml:space="preserve">hardware</w:t>
+      </w:r>
+      <w:r>
+        <w:rPr>
+          <w:rtl w:val="0"/>
+        </w:rPr>
+        <w:t xml:space="preserve"> e o </w:t>
+      </w:r>
+      <w:r>
+        <w:rPr>
+          <w:i w:val="1"/>
+          <w:iCs w:val="1"/>
+          <w:rtl w:val="0"/>
+        </w:rPr>
+        <w:t xml:space="preserve">software </w:t>
+      </w:r>
+      <w:r>
+        <w:rPr>
+          <w:rtl w:val="0"/>
+        </w:rPr>
+        <w:t xml:space="preserve">de controle, realizando a montagem física do sistema e a programação da lógica de automação para a manipulação dos recipientes e o acionamento das válvulas de envase. </w:t>
       </w:r>
     </w:p>
     <w:p>
@@ -6438,10 +6658,14 @@
         <w:pStyle w:val="Heading2"/>
         <w:keepNext w:val="0"/>
         <w:keepLines w:val="0"/>
-        <w:spacing w:after="200" w:before="0" w:line="360" w:lineRule="auto"/>
+        <w:spacing w:after="0" w:before="0" w:line="360" w:lineRule="auto"/>
         <w:jc w:val="both"/>
         <w:rPr>
           <w:rFonts w:ascii="Times New Roman" w:cs="Times New Roman" w:eastAsia="Times New Roman" w:hAnsi="Times New Roman"/>
+          <w:b w:val="1"/>
+          <w:bCs w:val="1"/>
+          <w:sz w:val="24"/>
+          <w:szCs w:val="24"/>
         </w:rPr>
       </w:pPr>
       <w:bookmarkStart w:colFirst="0" w:colLast="0" w:name="_heading=h.kaoqc2rwjqiu" w:id="19"/>
@@ -6457,6 +6681,11 @@
         </w:rPr>
         <w:t xml:space="preserve">1.4 Justificativa</w:t>
       </w:r>
+    </w:p>
+    <w:p>
+      <w:pPr>
+        <w:rPr/>
+      </w:pPr>
       <w:r>
         <w:rPr>
           <w:rtl w:val="0"/>
@@ -6481,7 +6710,7 @@
           <w:szCs w:val="24"/>
           <w:rtl w:val="0"/>
         </w:rPr>
-        <w:t xml:space="preserve">A necessidade de automação do processo de envase é justificada pela busca por maior eficiência, precisão e segurança alimentar. A inconsistência na dosagem, um problema do processo manual, gera perdas econômicas e afeta a padronização do produto. Mais do que isso, a solução proposta aborda um aspecto crucial da qualidade do iogurte: a sua preservação. Conforme SILVA (1991), a manufatura do iogurte requer cuidados do começo ao fim, com a rapidez no empacotamento e resfriamento sendo fatores importantes para a qualidade satisfatória do produto. A automação, ao reduzir o tempo de exposição e a manipulação manual, contribui diretamente para prolongar a vida útil e garantir as propriedades sensoriais e microbiológicas do iogurte.</w:t>
+        <w:t xml:space="preserve">A necessidade de automação do processo de envase é justificada pela busca por maior eficiência, precisão e segurança alimentar. A eliminação do contato manual direto e a padronização do processo vão ao encontro das exigências de Boas Práticas de Fabricação, conforme regulamentado pela Vigilância Sanitária (BRASIL, 2002). A inconsistência na dosagem, um problema do processo manual, gera perdas econômicas e afeta a padronização do produto. Mais do que isso, a solução proposta aborda um aspecto crucial da qualidade do iogurte: a sua preservação. Conforme SILVA (1991), a manufatura do iogurte requer cuidados do começo ao fim, com a rapidez no empacotamento e resfriamento sendo fatores importantes para a qualidade satisfatória do produto. A automação, ao reduzir o tempo de exposição e a manipulação manual, contribui diretamente para prolongar a vida útil e garantir as propriedades sensoriais e microbiológicas do iogurte.</w:t>
       </w:r>
     </w:p>
     <w:p>
@@ -6514,10 +6743,14 @@
     <w:p>
       <w:pPr>
         <w:pStyle w:val="Heading1"/>
-        <w:spacing w:after="200" w:before="0" w:line="360" w:lineRule="auto"/>
+        <w:spacing w:after="0" w:before="0" w:line="360" w:lineRule="auto"/>
         <w:jc w:val="both"/>
         <w:rPr>
           <w:rFonts w:ascii="Times New Roman" w:cs="Times New Roman" w:eastAsia="Times New Roman" w:hAnsi="Times New Roman"/>
+          <w:b w:val="1"/>
+          <w:bCs w:val="1"/>
+          <w:sz w:val="24"/>
+          <w:szCs w:val="24"/>
         </w:rPr>
       </w:pPr>
       <w:bookmarkStart w:colFirst="0" w:colLast="0" w:name="_heading=h.olnk84am859q" w:id="20"/>
@@ -6533,6 +6766,11 @@
         </w:rPr>
         <w:t xml:space="preserve">2. REFERENCIAL TEÓRICO</w:t>
       </w:r>
+    </w:p>
+    <w:p>
+      <w:pPr>
+        <w:rPr/>
+      </w:pPr>
       <w:r>
         <w:rPr>
           <w:rtl w:val="0"/>
@@ -6576,10 +6814,14 @@
     <w:p>
       <w:pPr>
         <w:pStyle w:val="Heading2"/>
-        <w:spacing w:after="200" w:before="0" w:line="360" w:lineRule="auto"/>
+        <w:spacing w:after="0" w:before="0" w:line="360" w:lineRule="auto"/>
         <w:jc w:val="both"/>
         <w:rPr>
           <w:rFonts w:ascii="Times New Roman" w:cs="Times New Roman" w:eastAsia="Times New Roman" w:hAnsi="Times New Roman"/>
+          <w:b w:val="1"/>
+          <w:bCs w:val="1"/>
+          <w:sz w:val="24"/>
+          <w:szCs w:val="24"/>
         </w:rPr>
       </w:pPr>
       <w:bookmarkStart w:colFirst="0" w:colLast="0" w:name="_heading=h.z1bttlq6tcz4" w:id="21"/>
@@ -6595,6 +6837,11 @@
         </w:rPr>
         <w:t xml:space="preserve">2.1 Envasadora de iogurte</w:t>
       </w:r>
+    </w:p>
+    <w:p>
+      <w:pPr>
+        <w:rPr/>
+      </w:pPr>
       <w:r>
         <w:rPr>
           <w:rtl w:val="0"/>
@@ -6642,16 +6889,9 @@
           <w:right w:color="000000" w:space="0" w:sz="0" w:val="none"/>
           <w:between w:color="000000" w:space="0" w:sz="0" w:val="none"/>
         </w:pBdr>
-        <w:spacing w:after="200" w:before="0" w:line="360" w:lineRule="auto"/>
+        <w:spacing w:after="0" w:before="0" w:line="360" w:lineRule="auto"/>
         <w:ind w:right="100"/>
         <w:jc w:val="both"/>
-        <w:rPr>
-          <w:rFonts w:ascii="Times New Roman" w:cs="Times New Roman" w:eastAsia="Times New Roman" w:hAnsi="Times New Roman"/>
-        </w:rPr>
-      </w:pPr>
-      <w:bookmarkStart w:colFirst="0" w:colLast="0" w:name="_heading=h.4trfsi1i1xrb" w:id="22"/>
-      <w:bookmarkEnd w:id="22"/>
-      <w:r>
         <w:rPr>
           <w:rFonts w:ascii="Times New Roman" w:cs="Times New Roman" w:eastAsia="Times New Roman" w:hAnsi="Times New Roman"/>
           <w:b w:val="1"/>
@@ -6659,10 +6899,27 @@
           <w:color w:val="000000"/>
           <w:sz w:val="24"/>
           <w:szCs w:val="24"/>
+        </w:rPr>
+      </w:pPr>
+      <w:bookmarkStart w:colFirst="0" w:colLast="0" w:name="_heading=h.4trfsi1i1xrb" w:id="22"/>
+      <w:bookmarkEnd w:id="22"/>
+      <w:r>
+        <w:rPr>
+          <w:rFonts w:ascii="Times New Roman" w:cs="Times New Roman" w:eastAsia="Times New Roman" w:hAnsi="Times New Roman"/>
+          <w:b w:val="1"/>
+          <w:bCs w:val="1"/>
+          <w:color w:val="000000"/>
+          <w:sz w:val="24"/>
+          <w:szCs w:val="24"/>
           <w:rtl w:val="0"/>
         </w:rPr>
         <w:t xml:space="preserve">2.1.1 Exemplo de máquina</w:t>
       </w:r>
+    </w:p>
+    <w:p>
+      <w:pPr>
+        <w:rPr/>
+      </w:pPr>
       <w:r>
         <w:rPr>
           <w:rtl w:val="0"/>
@@ -6735,12 +6992,12 @@
           <wp:inline distB="114300" distT="114300" distL="114300" distR="114300">
             <wp:extent cx="1800000" cy="2088000"/>
             <wp:effectExtent b="0" l="0" r="0" t="0"/>
-            <wp:docPr id="12" name="image11.png"/>
+            <wp:docPr id="14" name="image12.png"/>
             <a:graphic>
               <a:graphicData uri="http://schemas.openxmlformats.org/drawingml/2006/picture">
                 <pic:pic>
                   <pic:nvPicPr>
-                    <pic:cNvPr id="0" name="image11.png"/>
+                    <pic:cNvPr id="0" name="image12.png"/>
                     <pic:cNvPicPr preferRelativeResize="0"/>
                   </pic:nvPicPr>
                   <pic:blipFill>
@@ -6817,81 +7074,161 @@
     </w:p>
     <w:p>
       <w:pPr>
+        <w:spacing w:after="0" w:before="0" w:line="360" w:lineRule="auto"/>
+        <w:jc w:val="both"/>
+        <w:rPr>
+          <w:rFonts w:ascii="Times New Roman" w:cs="Times New Roman" w:eastAsia="Times New Roman" w:hAnsi="Times New Roman"/>
+          <w:sz w:val="24"/>
+          <w:szCs w:val="24"/>
+        </w:rPr>
+      </w:pPr>
+      <w:r>
+        <w:rPr>
+          <w:rtl w:val="0"/>
+        </w:rPr>
+      </w:r>
+    </w:p>
+    <w:p>
+      <w:pPr>
+        <w:spacing w:after="0" w:before="0" w:line="360" w:lineRule="auto"/>
+        <w:jc w:val="both"/>
+        <w:rPr/>
+      </w:pPr>
+      <w:r>
+        <w:rPr>
+          <w:rtl w:val="0"/>
+        </w:rPr>
+      </w:r>
+    </w:p>
+    <w:p>
+      <w:pPr>
+        <w:pStyle w:val="Heading2"/>
+        <w:spacing w:after="0" w:before="0" w:line="360" w:lineRule="auto"/>
+        <w:jc w:val="both"/>
+        <w:rPr>
+          <w:rFonts w:ascii="Times New Roman" w:cs="Times New Roman" w:eastAsia="Times New Roman" w:hAnsi="Times New Roman"/>
+          <w:b w:val="1"/>
+          <w:bCs w:val="1"/>
+          <w:sz w:val="24"/>
+          <w:szCs w:val="24"/>
+        </w:rPr>
+      </w:pPr>
+      <w:bookmarkStart w:colFirst="0" w:colLast="0" w:name="_heading=h.gqy989cugbkf" w:id="24"/>
+      <w:bookmarkEnd w:id="24"/>
+      <w:r>
+        <w:rPr>
+          <w:rFonts w:ascii="Times New Roman" w:cs="Times New Roman" w:eastAsia="Times New Roman" w:hAnsi="Times New Roman"/>
+          <w:b w:val="1"/>
+          <w:bCs w:val="1"/>
+          <w:sz w:val="24"/>
+          <w:szCs w:val="24"/>
+          <w:rtl w:val="0"/>
+        </w:rPr>
+        <w:t xml:space="preserve">2.2 Componentes eletrônicos</w:t>
+      </w:r>
+    </w:p>
+    <w:p>
+      <w:pPr>
+        <w:rPr/>
+      </w:pPr>
+      <w:r>
+        <w:rPr>
+          <w:rtl w:val="0"/>
+        </w:rPr>
+      </w:r>
+    </w:p>
+    <w:p>
+      <w:pPr>
+        <w:spacing w:after="0" w:before="0" w:line="360" w:lineRule="auto"/>
+        <w:ind w:firstLine="720"/>
+        <w:jc w:val="both"/>
+        <w:rPr>
+          <w:rFonts w:ascii="Times New Roman" w:cs="Times New Roman" w:eastAsia="Times New Roman" w:hAnsi="Times New Roman"/>
+        </w:rPr>
+      </w:pPr>
+      <w:r>
+        <w:rPr>
+          <w:rFonts w:ascii="Times New Roman" w:cs="Times New Roman" w:eastAsia="Times New Roman" w:hAnsi="Times New Roman"/>
+          <w:rtl w:val="0"/>
+        </w:rPr>
+        <w:t xml:space="preserve">Os componentes eletrônicos representam os elementos ativos do sistema, responsáveis pelo processamento de informações sensoriais, tomada de decisões lógicas e controle dos atuadores da máquina.</w:t>
+      </w:r>
+    </w:p>
+    <w:p>
+      <w:pPr>
+        <w:spacing w:after="0" w:before="0" w:line="360" w:lineRule="auto"/>
+        <w:ind w:firstLine="720"/>
+        <w:jc w:val="both"/>
+        <w:rPr/>
+      </w:pPr>
+      <w:r>
+        <w:rPr>
+          <w:rtl w:val="0"/>
+        </w:rPr>
+      </w:r>
+    </w:p>
+    <w:p>
+      <w:pPr>
         <w:pStyle w:val="Heading3"/>
-        <w:spacing w:after="200" w:before="0" w:line="360" w:lineRule="auto"/>
+        <w:spacing w:after="0" w:before="0" w:line="360" w:lineRule="auto"/>
         <w:jc w:val="both"/>
         <w:rPr>
-          <w:rFonts w:ascii="Times New Roman" w:cs="Times New Roman" w:eastAsia="Times New Roman" w:hAnsi="Times New Roman"/>
-        </w:rPr>
-      </w:pPr>
-      <w:bookmarkStart w:colFirst="0" w:colLast="0" w:name="_heading=h.ppprhs24r9ap" w:id="24"/>
-      <w:bookmarkEnd w:id="24"/>
-      <w:r>
-        <w:rPr>
-          <w:rFonts w:ascii="Times New Roman" w:cs="Times New Roman" w:eastAsia="Times New Roman" w:hAnsi="Times New Roman"/>
           <w:b w:val="1"/>
           <w:bCs w:val="1"/>
           <w:color w:val="000000"/>
           <w:sz w:val="24"/>
           <w:szCs w:val="24"/>
-          <w:rtl w:val="0"/>
-        </w:rPr>
-        <w:t xml:space="preserve">2.1.2 Bomba de diafragma</w:t>
-      </w:r>
-      <w:r>
-        <w:rPr>
-          <w:rtl w:val="0"/>
-        </w:rPr>
-      </w:r>
-    </w:p>
-    <w:p>
-      <w:pPr>
-        <w:pStyle w:val="Heading6"/>
-        <w:spacing w:after="0" w:before="0" w:line="360" w:lineRule="auto"/>
-        <w:rPr>
-          <w:rFonts w:ascii="Times New Roman" w:cs="Times New Roman" w:eastAsia="Times New Roman" w:hAnsi="Times New Roman"/>
-          <w:color w:val="000000"/>
-        </w:rPr>
-      </w:pPr>
-      <w:bookmarkStart w:colFirst="0" w:colLast="0" w:name="_heading=h.ungzi1dzcd7x" w:id="25"/>
+        </w:rPr>
+      </w:pPr>
+      <w:bookmarkStart w:colFirst="0" w:colLast="0" w:name="_heading=h.ppprhs24r9ap" w:id="25"/>
       <w:bookmarkEnd w:id="25"/>
       <w:r>
         <w:rPr>
-          <w:rFonts w:ascii="Times New Roman" w:cs="Times New Roman" w:eastAsia="Times New Roman" w:hAnsi="Times New Roman"/>
-          <w:color w:val="000000"/>
-          <w:rtl w:val="0"/>
-        </w:rPr>
-        <w:t xml:space="preserve">Figura 2</w:t>
-      </w:r>
-      <w:r>
-        <w:rPr>
-          <w:rFonts w:ascii="Times New Roman" w:cs="Times New Roman" w:eastAsia="Times New Roman" w:hAnsi="Times New Roman"/>
-          <w:rtl w:val="0"/>
-        </w:rPr>
-        <w:t xml:space="preserve"> - </w:t>
-      </w:r>
-      <w:r>
-        <w:rPr>
-          <w:rFonts w:ascii="Times New Roman" w:cs="Times New Roman" w:eastAsia="Times New Roman" w:hAnsi="Times New Roman"/>
-          <w:color w:val="000000"/>
-          <w:rtl w:val="0"/>
-        </w:rPr>
-        <w:t xml:space="preserve">Bomba de Diafragma</w:t>
-      </w:r>
-    </w:p>
-    <w:p>
-      <w:pPr>
-        <w:spacing w:after="200" w:before="0" w:line="360" w:lineRule="auto"/>
-        <w:jc w:val="center"/>
-        <w:rPr>
-          <w:rFonts w:ascii="Times New Roman" w:cs="Times New Roman" w:eastAsia="Times New Roman" w:hAnsi="Times New Roman"/>
           <w:b w:val="1"/>
           <w:bCs w:val="1"/>
-        </w:rPr>
-      </w:pPr>
-      <w:r>
-        <w:rPr>
-          <w:rFonts w:ascii="Times New Roman" w:cs="Times New Roman" w:eastAsia="Times New Roman" w:hAnsi="Times New Roman"/>
+          <w:color w:val="000000"/>
+          <w:sz w:val="24"/>
+          <w:szCs w:val="24"/>
+          <w:rtl w:val="0"/>
+        </w:rPr>
+        <w:t xml:space="preserve">2.2.1 Bomba de diafragma</w:t>
+      </w:r>
+    </w:p>
+    <w:p>
+      <w:pPr>
+        <w:rPr/>
+      </w:pPr>
+      <w:r>
+        <w:rPr>
+          <w:rtl w:val="0"/>
+        </w:rPr>
+      </w:r>
+    </w:p>
+    <w:p>
+      <w:pPr>
+        <w:pStyle w:val="Heading6"/>
+        <w:rPr/>
+      </w:pPr>
+      <w:bookmarkStart w:colFirst="0" w:colLast="0" w:name="_heading=h.ungzi1dzcd7x" w:id="26"/>
+      <w:bookmarkEnd w:id="26"/>
+      <w:r>
+        <w:rPr>
+          <w:rtl w:val="0"/>
+        </w:rPr>
+        <w:t xml:space="preserve">Figura 2 - Bomba de Diafragma</w:t>
+      </w:r>
+    </w:p>
+    <w:p>
+      <w:pPr>
+        <w:spacing w:after="200" w:line="360" w:lineRule="auto"/>
+        <w:jc w:val="center"/>
+        <w:rPr>
+          <w:b w:val="1"/>
+          <w:bCs w:val="1"/>
+        </w:rPr>
+      </w:pPr>
+      <w:r>
+        <w:rPr>
           <w:b w:val="1"/>
           <w:bCs w:val="1"/>
         </w:rPr>
@@ -6899,12 +7236,12 @@
           <wp:inline distB="114300" distT="114300" distL="114300" distR="114300">
             <wp:extent cx="1260000" cy="2158800"/>
             <wp:effectExtent b="0" l="0" r="0" t="0"/>
-            <wp:docPr id="14" name="image5.png"/>
+            <wp:docPr id="11" name="image8.png"/>
             <a:graphic>
               <a:graphicData uri="http://schemas.openxmlformats.org/drawingml/2006/picture">
                 <pic:pic>
                   <pic:nvPicPr>
-                    <pic:cNvPr id="0" name="image5.png"/>
+                    <pic:cNvPr id="0" name="image8.png"/>
                     <pic:cNvPicPr preferRelativeResize="0"/>
                   </pic:nvPicPr>
                   <pic:blipFill>
@@ -6937,44 +7274,80 @@
     <w:p>
       <w:pPr>
         <w:shd w:fill="ffffff" w:val="clear"/>
-        <w:spacing w:after="200" w:before="0" w:line="360" w:lineRule="auto"/>
+        <w:spacing w:after="200" w:line="360" w:lineRule="auto"/>
         <w:ind w:right="100"/>
         <w:jc w:val="center"/>
         <w:rPr>
-          <w:rFonts w:ascii="Times New Roman" w:cs="Times New Roman" w:eastAsia="Times New Roman" w:hAnsi="Times New Roman"/>
           <w:sz w:val="20"/>
           <w:szCs w:val="20"/>
         </w:rPr>
       </w:pPr>
       <w:r>
         <w:rPr>
-          <w:rFonts w:ascii="Times New Roman" w:cs="Times New Roman" w:eastAsia="Times New Roman" w:hAnsi="Times New Roman"/>
           <w:sz w:val="20"/>
           <w:szCs w:val="20"/>
           <w:rtl w:val="0"/>
         </w:rPr>
-        <w:t xml:space="preserve">Fonte: &lt;</w:t>
-      </w:r>
-      <w:r>
-        <w:rPr>
-          <w:sz w:val="20"/>
-          <w:szCs w:val="20"/>
-          <w:rtl w:val="0"/>
-        </w:rPr>
-        <w:t xml:space="preserve">https://www.leroymerlin.com.br/motor-bomba-solar-diafragma-12vts-110-psi-pulverizador-eletrico_1572207768</w:t>
-      </w:r>
-      <w:r>
-        <w:rPr>
-          <w:rFonts w:ascii="Times New Roman" w:cs="Times New Roman" w:eastAsia="Times New Roman" w:hAnsi="Times New Roman"/>
-          <w:sz w:val="20"/>
-          <w:szCs w:val="20"/>
-          <w:rtl w:val="0"/>
-        </w:rPr>
-        <w:t xml:space="preserve">&gt;. Acesso em: 03 de junho de 2025.</w:t>
-      </w:r>
-    </w:p>
-    <w:p>
-      <w:pPr>
+        <w:t xml:space="preserve">Fonte: &lt;https://www.leroymerlin.com.br/motor-bomba-solar-diafragma-12vts-110-psi-pulverizador-eletrico_1572207768&gt;. Acesso em: 03 de junho de 2025.</w:t>
+      </w:r>
+    </w:p>
+    <w:p>
+      <w:pPr>
+        <w:pBdr>
+          <w:top w:color="000000" w:space="0" w:sz="0" w:val="none"/>
+          <w:bottom w:color="000000" w:space="0" w:sz="0" w:val="none"/>
+          <w:right w:color="000000" w:space="0" w:sz="0" w:val="none"/>
+          <w:between w:color="000000" w:space="0" w:sz="0" w:val="none"/>
+        </w:pBdr>
+        <w:spacing w:line="360" w:lineRule="auto"/>
+        <w:ind w:right="100"/>
+        <w:jc w:val="both"/>
+        <w:rPr/>
+      </w:pPr>
+      <w:r>
+        <w:rPr>
+          <w:rtl w:val="0"/>
+        </w:rPr>
+        <w:tab/>
+        <w:t xml:space="preserve">A bomba de diafragma de 110 PSI (</w:t>
+      </w:r>
+      <w:r>
+        <w:rPr>
+          <w:i w:val="1"/>
+          <w:iCs w:val="1"/>
+          <w:rtl w:val="0"/>
+        </w:rPr>
+        <w:t xml:space="preserve">Pounds per Square Inch</w:t>
+      </w:r>
+      <w:r>
+        <w:rPr>
+          <w:rtl w:val="0"/>
+        </w:rPr>
+        <w:t xml:space="preserve"> ou Libras por Polegada Quadrada), apresentada na Figura 2, opera mediante o movimento alternado de uma membrana. Este movimento cíclico induz a formação de vácuo na câmara de bombeamento, seguido pela expulsão do fluido através da porta de descarga. Para garantir um funcionamento eficiente e preciso no transporte de fluidos com alta viscosidade, como o iogurte, a seleção deste componente guiou-se pelos princípios de Mecânica dos Fluidos. O escoamento de fluidos como o iogurte deve ser analisado com base nas propriedades de fluidos newtonianos e não-newtonianos, um tema aprofundado em obras como Mecânica dos Fluidos de WHITE (2011). A pressão gerada pela bomba de diafragma a torna ideal para diversas aplicações, incluindo a transferência de fluidos e produtos alimentícios.</w:t>
+      </w:r>
+    </w:p>
+    <w:p>
+      <w:pPr>
+        <w:pBdr>
+          <w:top w:color="000000" w:space="0" w:sz="0" w:val="none"/>
+          <w:bottom w:color="000000" w:space="0" w:sz="0" w:val="none"/>
+          <w:right w:color="000000" w:space="0" w:sz="0" w:val="none"/>
+          <w:between w:color="000000" w:space="0" w:sz="0" w:val="none"/>
+        </w:pBdr>
+        <w:spacing w:line="360" w:lineRule="auto"/>
+        <w:ind w:right="100"/>
+        <w:jc w:val="both"/>
+        <w:rPr/>
+      </w:pPr>
+      <w:r>
+        <w:rPr>
+          <w:rtl w:val="0"/>
+        </w:rPr>
+      </w:r>
+    </w:p>
+    <w:p>
+      <w:pPr>
+        <w:pStyle w:val="Heading3"/>
         <w:pBdr>
           <w:top w:color="000000" w:space="0" w:sz="0" w:val="none"/>
           <w:bottom w:color="000000" w:space="0" w:sz="0" w:val="none"/>
@@ -6985,40 +7358,49 @@
         <w:ind w:right="100"/>
         <w:jc w:val="both"/>
         <w:rPr>
-          <w:rFonts w:ascii="Times New Roman" w:cs="Times New Roman" w:eastAsia="Times New Roman" w:hAnsi="Times New Roman"/>
-          <w:sz w:val="24"/>
-          <w:szCs w:val="24"/>
-        </w:rPr>
-      </w:pPr>
-      <w:r>
-        <w:rPr>
-          <w:rFonts w:ascii="Times New Roman" w:cs="Times New Roman" w:eastAsia="Times New Roman" w:hAnsi="Times New Roman"/>
-          <w:sz w:val="24"/>
-          <w:szCs w:val="24"/>
-          <w:rtl w:val="0"/>
-        </w:rPr>
-        <w:tab/>
-        <w:t xml:space="preserve">A bomba de diafragma de 110 PSI (</w:t>
-      </w:r>
-      <w:r>
-        <w:rPr>
-          <w:rFonts w:ascii="Times New Roman" w:cs="Times New Roman" w:eastAsia="Times New Roman" w:hAnsi="Times New Roman"/>
-          <w:i w:val="1"/>
-          <w:iCs w:val="1"/>
-          <w:sz w:val="24"/>
-          <w:szCs w:val="24"/>
-          <w:rtl w:val="0"/>
-        </w:rPr>
-        <w:t xml:space="preserve">Pounds per Square Inch</w:t>
-      </w:r>
-      <w:r>
-        <w:rPr>
-          <w:rFonts w:ascii="Times New Roman" w:cs="Times New Roman" w:eastAsia="Times New Roman" w:hAnsi="Times New Roman"/>
-          <w:sz w:val="24"/>
-          <w:szCs w:val="24"/>
-          <w:rtl w:val="0"/>
-        </w:rPr>
-        <w:t xml:space="preserve"> ou Libras por Polegada Quadrada), apresentada na Figura 2, opera mediante o movimento alternado de uma membrana. Este movimento cíclico induz a formação de vácuo na câmara de bombeamento, seguido pela expulsão do fluido através da porta de descarga. Para garantir um funcionamento eficiente e preciso no transporte de fluidos com alta viscosidade, como o iogurte, a seleção deste componente foi guiada por princípios de Mecânica dos Fluidos. O escoamento de fluidos como o iogurte deve ser analisado com base nas propriedades de fluidos newtonianos e não-newtonianos, um tema aprofundado em obras como Mecânica dos Fluidos de WHITE (2011). A pressão gerada pela bomba de diafragma a torna ideal para diversas aplicações, incluindo a transferência de fluidos e produtos alimentícios.</w:t>
+          <w:b w:val="1"/>
+          <w:bCs w:val="1"/>
+          <w:color w:val="000000"/>
+          <w:sz w:val="24"/>
+          <w:szCs w:val="24"/>
+        </w:rPr>
+      </w:pPr>
+      <w:bookmarkStart w:colFirst="0" w:colLast="0" w:name="_heading=h.nd1qicycfrj6" w:id="27"/>
+      <w:bookmarkEnd w:id="27"/>
+      <w:r>
+        <w:rPr>
+          <w:b w:val="1"/>
+          <w:bCs w:val="1"/>
+          <w:color w:val="000000"/>
+          <w:sz w:val="24"/>
+          <w:szCs w:val="24"/>
+          <w:rtl w:val="0"/>
+        </w:rPr>
+        <w:t xml:space="preserve">2.2.2 Módulo HX711</w:t>
+      </w:r>
+    </w:p>
+    <w:p>
+      <w:pPr>
+        <w:rPr/>
+      </w:pPr>
+      <w:r>
+        <w:rPr>
+          <w:rtl w:val="0"/>
+        </w:rPr>
+      </w:r>
+    </w:p>
+    <w:p>
+      <w:pPr>
+        <w:pStyle w:val="Heading6"/>
+        <w:rPr/>
+      </w:pPr>
+      <w:bookmarkStart w:colFirst="0" w:colLast="0" w:name="_heading=h.utl7xx56lxkl" w:id="28"/>
+      <w:bookmarkEnd w:id="28"/>
+      <w:r>
+        <w:rPr>
+          <w:rtl w:val="0"/>
+        </w:rPr>
+        <w:t xml:space="preserve">Figura 3 - Módulo HX711</w:t>
       </w:r>
     </w:p>
     <w:p>
@@ -7029,100 +7411,23 @@
           <w:right w:color="000000" w:space="0" w:sz="0" w:val="none"/>
           <w:between w:color="000000" w:space="0" w:sz="0" w:val="none"/>
         </w:pBdr>
-        <w:spacing w:after="0" w:before="0" w:line="360" w:lineRule="auto"/>
-        <w:ind w:right="100"/>
-        <w:jc w:val="both"/>
-        <w:rPr/>
-      </w:pPr>
-      <w:r>
-        <w:rPr>
-          <w:rtl w:val="0"/>
-        </w:rPr>
-      </w:r>
-    </w:p>
-    <w:p>
-      <w:pPr>
-        <w:pStyle w:val="Heading3"/>
-        <w:pBdr>
-          <w:top w:color="000000" w:space="0" w:sz="0" w:val="none"/>
-          <w:bottom w:color="000000" w:space="0" w:sz="0" w:val="none"/>
-          <w:right w:color="000000" w:space="0" w:sz="0" w:val="none"/>
-          <w:between w:color="000000" w:space="0" w:sz="0" w:val="none"/>
-        </w:pBdr>
-        <w:spacing w:after="200" w:before="0" w:line="360" w:lineRule="auto"/>
-        <w:ind w:right="100"/>
-        <w:jc w:val="both"/>
-        <w:rPr>
-          <w:rFonts w:ascii="Times New Roman" w:cs="Times New Roman" w:eastAsia="Times New Roman" w:hAnsi="Times New Roman"/>
-        </w:rPr>
-      </w:pPr>
-      <w:bookmarkStart w:colFirst="0" w:colLast="0" w:name="_heading=h.nd1qicycfrj6" w:id="26"/>
-      <w:bookmarkEnd w:id="26"/>
-      <w:r>
-        <w:rPr>
-          <w:rFonts w:ascii="Times New Roman" w:cs="Times New Roman" w:eastAsia="Times New Roman" w:hAnsi="Times New Roman"/>
-          <w:b w:val="1"/>
-          <w:bCs w:val="1"/>
-          <w:color w:val="000000"/>
-          <w:sz w:val="24"/>
-          <w:szCs w:val="24"/>
-          <w:rtl w:val="0"/>
-        </w:rPr>
-        <w:t xml:space="preserve">2.1.3 Módulo HX711</w:t>
-      </w:r>
-      <w:r>
-        <w:rPr>
-          <w:rtl w:val="0"/>
-        </w:rPr>
-      </w:r>
-    </w:p>
-    <w:p>
-      <w:pPr>
-        <w:pStyle w:val="Heading6"/>
-        <w:spacing w:after="0" w:before="0" w:lineRule="auto"/>
-        <w:rPr>
-          <w:rFonts w:ascii="Times New Roman" w:cs="Times New Roman" w:eastAsia="Times New Roman" w:hAnsi="Times New Roman"/>
-        </w:rPr>
-      </w:pPr>
-      <w:bookmarkStart w:colFirst="0" w:colLast="0" w:name="_heading=h.utl7xx56lxkl" w:id="27"/>
-      <w:bookmarkEnd w:id="27"/>
-      <w:r>
-        <w:rPr>
-          <w:rFonts w:ascii="Times New Roman" w:cs="Times New Roman" w:eastAsia="Times New Roman" w:hAnsi="Times New Roman"/>
-          <w:rtl w:val="0"/>
-        </w:rPr>
-        <w:t xml:space="preserve">Figura 3 - Módulo HX711</w:t>
-      </w:r>
-    </w:p>
-    <w:p>
-      <w:pPr>
-        <w:pBdr>
-          <w:top w:color="000000" w:space="0" w:sz="0" w:val="none"/>
-          <w:bottom w:color="000000" w:space="0" w:sz="0" w:val="none"/>
-          <w:right w:color="000000" w:space="0" w:sz="0" w:val="none"/>
-          <w:between w:color="000000" w:space="0" w:sz="0" w:val="none"/>
-        </w:pBdr>
-        <w:spacing w:after="200" w:before="0" w:line="360" w:lineRule="auto"/>
+        <w:spacing w:after="200" w:line="360" w:lineRule="auto"/>
         <w:ind w:right="100" w:firstLine="720"/>
         <w:jc w:val="center"/>
-        <w:rPr>
-          <w:rFonts w:ascii="Times New Roman" w:cs="Times New Roman" w:eastAsia="Times New Roman" w:hAnsi="Times New Roman"/>
-        </w:rPr>
-      </w:pPr>
-      <w:r>
-        <w:rPr>
-          <w:rFonts w:ascii="Times New Roman" w:cs="Times New Roman" w:eastAsia="Times New Roman" w:hAnsi="Times New Roman"/>
-        </w:rPr>
+        <w:rPr/>
+      </w:pPr>
+      <w:r>
+        <w:rPr/>
         <w:drawing>
           <wp:inline distB="114300" distT="114300" distL="114300" distR="114300">
             <wp:extent cx="1764525" cy="1838325"/>
             <wp:effectExtent b="0" l="0" r="0" t="0"/>
-            <wp:docPr id="13" name="image2.png"/>
+            <wp:docPr id="23" name="image9.png"/>
             <a:graphic>
               <a:graphicData uri="http://schemas.openxmlformats.org/drawingml/2006/picture">
                 <pic:pic>
                   <pic:nvPicPr>
-                    <pic:cNvPr id="0" name="image2.png"/>
+                    <pic:cNvPr id="0" name="image9.png"/>
                     <pic:cNvPicPr preferRelativeResize="0"/>
                   </pic:nvPicPr>
                   <pic:blipFill>
@@ -7155,18 +7460,16 @@
     <w:p>
       <w:pPr>
         <w:shd w:fill="ffffff" w:val="clear"/>
-        <w:spacing w:after="200" w:before="0" w:line="360" w:lineRule="auto"/>
+        <w:spacing w:after="200" w:line="360" w:lineRule="auto"/>
         <w:ind w:right="100"/>
         <w:jc w:val="center"/>
         <w:rPr>
-          <w:rFonts w:ascii="Times New Roman" w:cs="Times New Roman" w:eastAsia="Times New Roman" w:hAnsi="Times New Roman"/>
           <w:sz w:val="20"/>
           <w:szCs w:val="20"/>
         </w:rPr>
       </w:pPr>
       <w:r>
         <w:rPr>
-          <w:rFonts w:ascii="Times New Roman" w:cs="Times New Roman" w:eastAsia="Times New Roman" w:hAnsi="Times New Roman"/>
           <w:sz w:val="20"/>
           <w:szCs w:val="20"/>
           <w:rtl w:val="0"/>
@@ -7182,20 +7485,13 @@
           <w:right w:color="000000" w:space="0" w:sz="0" w:val="none"/>
           <w:between w:color="000000" w:space="0" w:sz="0" w:val="none"/>
         </w:pBdr>
-        <w:spacing w:after="0" w:before="0" w:line="360" w:lineRule="auto"/>
+        <w:spacing w:line="360" w:lineRule="auto"/>
         <w:ind w:right="100"/>
         <w:jc w:val="both"/>
-        <w:rPr>
-          <w:rFonts w:ascii="Times New Roman" w:cs="Times New Roman" w:eastAsia="Times New Roman" w:hAnsi="Times New Roman"/>
-          <w:sz w:val="24"/>
-          <w:szCs w:val="24"/>
-        </w:rPr>
-      </w:pPr>
-      <w:r>
-        <w:rPr>
-          <w:rFonts w:ascii="Times New Roman" w:cs="Times New Roman" w:eastAsia="Times New Roman" w:hAnsi="Times New Roman"/>
-          <w:sz w:val="24"/>
-          <w:szCs w:val="24"/>
+        <w:rPr/>
+      </w:pPr>
+      <w:r>
+        <w:rPr>
           <w:rtl w:val="0"/>
         </w:rPr>
         <w:tab/>
@@ -7210,7 +7506,7 @@
           <w:right w:color="000000" w:space="0" w:sz="0" w:val="none"/>
           <w:between w:color="000000" w:space="0" w:sz="0" w:val="none"/>
         </w:pBdr>
-        <w:spacing w:after="0" w:before="0" w:line="360" w:lineRule="auto"/>
+        <w:spacing w:line="360" w:lineRule="auto"/>
         <w:ind w:right="100"/>
         <w:jc w:val="both"/>
         <w:rPr/>
@@ -7224,65 +7520,65 @@
     <w:p>
       <w:pPr>
         <w:pStyle w:val="Heading3"/>
-        <w:spacing w:after="200" w:before="0" w:line="360" w:lineRule="auto"/>
+        <w:spacing w:after="0" w:before="0" w:line="360" w:lineRule="auto"/>
         <w:jc w:val="both"/>
         <w:rPr>
-          <w:rFonts w:ascii="Times New Roman" w:cs="Times New Roman" w:eastAsia="Times New Roman" w:hAnsi="Times New Roman"/>
-          <w:sz w:val="20"/>
-          <w:szCs w:val="20"/>
-        </w:rPr>
-      </w:pPr>
-      <w:bookmarkStart w:colFirst="0" w:colLast="0" w:name="_heading=h.5dlsfqcen3wn" w:id="28"/>
-      <w:bookmarkEnd w:id="28"/>
-      <w:r>
-        <w:rPr>
-          <w:rFonts w:ascii="Times New Roman" w:cs="Times New Roman" w:eastAsia="Times New Roman" w:hAnsi="Times New Roman"/>
           <w:b w:val="1"/>
           <w:bCs w:val="1"/>
           <w:color w:val="000000"/>
           <w:sz w:val="24"/>
           <w:szCs w:val="24"/>
-          <w:rtl w:val="0"/>
-        </w:rPr>
-        <w:t xml:space="preserve">2.1.4 Célula de carga</w:t>
-      </w:r>
-      <w:r>
-        <w:rPr>
-          <w:rtl w:val="0"/>
-        </w:rPr>
-      </w:r>
-    </w:p>
-    <w:p>
-      <w:pPr>
-        <w:pStyle w:val="Heading6"/>
-        <w:spacing w:after="0" w:before="0" w:line="360" w:lineRule="auto"/>
-        <w:rPr>
-          <w:rFonts w:ascii="Times New Roman" w:cs="Times New Roman" w:eastAsia="Times New Roman" w:hAnsi="Times New Roman"/>
-        </w:rPr>
-      </w:pPr>
-      <w:bookmarkStart w:colFirst="0" w:colLast="0" w:name="_heading=h.uz9jq9w221dc" w:id="29"/>
+        </w:rPr>
+      </w:pPr>
+      <w:bookmarkStart w:colFirst="0" w:colLast="0" w:name="_heading=h.5dlsfqcen3wn" w:id="29"/>
       <w:bookmarkEnd w:id="29"/>
       <w:r>
         <w:rPr>
-          <w:rFonts w:ascii="Times New Roman" w:cs="Times New Roman" w:eastAsia="Times New Roman" w:hAnsi="Times New Roman"/>
-          <w:rtl w:val="0"/>
-        </w:rPr>
-        <w:t xml:space="preserve">Figura 4 - Célula de Carga</w:t>
-      </w:r>
-    </w:p>
-    <w:p>
-      <w:pPr>
-        <w:spacing w:after="200" w:before="0" w:line="360" w:lineRule="auto"/>
-        <w:jc w:val="center"/>
-        <w:rPr>
-          <w:rFonts w:ascii="Times New Roman" w:cs="Times New Roman" w:eastAsia="Times New Roman" w:hAnsi="Times New Roman"/>
           <w:b w:val="1"/>
           <w:bCs w:val="1"/>
-        </w:rPr>
-      </w:pPr>
-      <w:r>
-        <w:rPr>
-          <w:rFonts w:ascii="Times New Roman" w:cs="Times New Roman" w:eastAsia="Times New Roman" w:hAnsi="Times New Roman"/>
+          <w:color w:val="000000"/>
+          <w:sz w:val="24"/>
+          <w:szCs w:val="24"/>
+          <w:rtl w:val="0"/>
+        </w:rPr>
+        <w:t xml:space="preserve">2.2.3 Célula de carga</w:t>
+      </w:r>
+    </w:p>
+    <w:p>
+      <w:pPr>
+        <w:rPr/>
+      </w:pPr>
+      <w:r>
+        <w:rPr>
+          <w:rtl w:val="0"/>
+        </w:rPr>
+      </w:r>
+    </w:p>
+    <w:p>
+      <w:pPr>
+        <w:pStyle w:val="Heading6"/>
+        <w:rPr/>
+      </w:pPr>
+      <w:bookmarkStart w:colFirst="0" w:colLast="0" w:name="_heading=h.uz9jq9w221dc" w:id="30"/>
+      <w:bookmarkEnd w:id="30"/>
+      <w:r>
+        <w:rPr>
+          <w:rtl w:val="0"/>
+        </w:rPr>
+        <w:t xml:space="preserve">Figura 4 - Célula de Carga</w:t>
+      </w:r>
+    </w:p>
+    <w:p>
+      <w:pPr>
+        <w:spacing w:after="200" w:line="360" w:lineRule="auto"/>
+        <w:jc w:val="center"/>
+        <w:rPr>
+          <w:b w:val="1"/>
+          <w:bCs w:val="1"/>
+        </w:rPr>
+      </w:pPr>
+      <w:r>
+        <w:rPr>
           <w:b w:val="1"/>
           <w:bCs w:val="1"/>
         </w:rPr>
@@ -7290,12 +7586,12 @@
           <wp:inline distB="114300" distT="114300" distL="114300" distR="114300">
             <wp:extent cx="2160000" cy="1586057"/>
             <wp:effectExtent b="0" l="0" r="0" t="0"/>
-            <wp:docPr id="16" name="image4.png"/>
+            <wp:docPr id="13" name="image7.png"/>
             <a:graphic>
               <a:graphicData uri="http://schemas.openxmlformats.org/drawingml/2006/picture">
                 <pic:pic>
                   <pic:nvPicPr>
-                    <pic:cNvPr id="0" name="image4.png"/>
+                    <pic:cNvPr id="0" name="image7.png"/>
                     <pic:cNvPicPr preferRelativeResize="0"/>
                   </pic:nvPicPr>
                   <pic:blipFill>
@@ -7328,18 +7624,16 @@
     <w:p>
       <w:pPr>
         <w:shd w:fill="ffffff" w:val="clear"/>
-        <w:spacing w:after="200" w:before="0" w:line="360" w:lineRule="auto"/>
+        <w:spacing w:after="200" w:line="360" w:lineRule="auto"/>
         <w:ind w:right="100"/>
         <w:jc w:val="center"/>
         <w:rPr>
-          <w:rFonts w:ascii="Times New Roman" w:cs="Times New Roman" w:eastAsia="Times New Roman" w:hAnsi="Times New Roman"/>
           <w:b w:val="1"/>
           <w:bCs w:val="1"/>
         </w:rPr>
       </w:pPr>
       <w:r>
         <w:rPr>
-          <w:rFonts w:ascii="Times New Roman" w:cs="Times New Roman" w:eastAsia="Times New Roman" w:hAnsi="Times New Roman"/>
           <w:sz w:val="20"/>
           <w:szCs w:val="20"/>
           <w:rtl w:val="0"/>
@@ -7354,20 +7648,13 @@
     </w:p>
     <w:p>
       <w:pPr>
-        <w:spacing w:after="200" w:before="0" w:line="360" w:lineRule="auto"/>
+        <w:spacing w:after="200" w:line="360" w:lineRule="auto"/>
         <w:ind w:firstLine="720"/>
         <w:jc w:val="both"/>
-        <w:rPr>
-          <w:rFonts w:ascii="Times New Roman" w:cs="Times New Roman" w:eastAsia="Times New Roman" w:hAnsi="Times New Roman"/>
-          <w:sz w:val="24"/>
-          <w:szCs w:val="24"/>
-        </w:rPr>
-      </w:pPr>
-      <w:r>
-        <w:rPr>
-          <w:rFonts w:ascii="Times New Roman" w:cs="Times New Roman" w:eastAsia="Times New Roman" w:hAnsi="Times New Roman"/>
-          <w:sz w:val="24"/>
-          <w:szCs w:val="24"/>
+        <w:rPr/>
+      </w:pPr>
+      <w:r>
+        <w:rPr>
           <w:rtl w:val="0"/>
         </w:rPr>
         <w:t xml:space="preserve">A célula de carga, ou sensor de peso para Arduino, observada na Figura 4, é um dispositivo eletrônico que realiza a transdução de uma força mecânica (tipicamente a força gravitacional) em um sinal elétrico proporcional. Este sinal elétrico possibilita a mensuração do peso de um objeto e seu subsequente processamento pela plataforma Arduino. O dispositivo também é frequentemente denominado sensor de força.</w:t>
@@ -7375,80 +7662,16 @@
     </w:p>
     <w:p>
       <w:pPr>
-        <w:spacing w:after="0" w:before="0" w:line="360" w:lineRule="auto"/>
+        <w:spacing w:line="360" w:lineRule="auto"/>
         <w:jc w:val="both"/>
-        <w:rPr>
-          <w:rFonts w:ascii="Times New Roman" w:cs="Times New Roman" w:eastAsia="Times New Roman" w:hAnsi="Times New Roman"/>
-          <w:sz w:val="24"/>
-          <w:szCs w:val="24"/>
-        </w:rPr>
-      </w:pPr>
-      <w:r>
-        <w:rPr>
-          <w:rFonts w:ascii="Times New Roman" w:cs="Times New Roman" w:eastAsia="Times New Roman" w:hAnsi="Times New Roman"/>
-          <w:sz w:val="24"/>
-          <w:szCs w:val="24"/>
+        <w:rPr/>
+      </w:pPr>
+      <w:r>
+        <w:rPr>
           <w:rtl w:val="0"/>
         </w:rPr>
         <w:tab/>
         <w:t xml:space="preserve">Após a introdução aos equipamentos de envase, aos dispositivos de movimentação e sensoriamento de massa, a seção subsequente abordará os componentes eletrônicos que conferem inteligência e capacidade de controle ao sistema automatizado.</w:t>
-      </w:r>
-    </w:p>
-    <w:p>
-      <w:pPr>
-        <w:spacing w:after="0" w:before="0" w:line="360" w:lineRule="auto"/>
-        <w:jc w:val="both"/>
-        <w:rPr/>
-      </w:pPr>
-      <w:r>
-        <w:rPr>
-          <w:rtl w:val="0"/>
-        </w:rPr>
-      </w:r>
-    </w:p>
-    <w:p>
-      <w:pPr>
-        <w:pStyle w:val="Heading2"/>
-        <w:spacing w:after="200" w:before="0" w:line="360" w:lineRule="auto"/>
-        <w:jc w:val="both"/>
-        <w:rPr>
-          <w:rFonts w:ascii="Times New Roman" w:cs="Times New Roman" w:eastAsia="Times New Roman" w:hAnsi="Times New Roman"/>
-        </w:rPr>
-      </w:pPr>
-      <w:bookmarkStart w:colFirst="0" w:colLast="0" w:name="_heading=h.gqy989cugbkf" w:id="30"/>
-      <w:bookmarkEnd w:id="30"/>
-      <w:r>
-        <w:rPr>
-          <w:rFonts w:ascii="Times New Roman" w:cs="Times New Roman" w:eastAsia="Times New Roman" w:hAnsi="Times New Roman"/>
-          <w:b w:val="1"/>
-          <w:bCs w:val="1"/>
-          <w:sz w:val="24"/>
-          <w:szCs w:val="24"/>
-          <w:rtl w:val="0"/>
-        </w:rPr>
-        <w:t xml:space="preserve">2.2 Componentes eletrônicos</w:t>
-      </w:r>
-      <w:r>
-        <w:rPr>
-          <w:rtl w:val="0"/>
-        </w:rPr>
-      </w:r>
-    </w:p>
-    <w:p>
-      <w:pPr>
-        <w:spacing w:after="0" w:before="0" w:line="360" w:lineRule="auto"/>
-        <w:ind w:firstLine="720"/>
-        <w:jc w:val="both"/>
-        <w:rPr>
-          <w:rFonts w:ascii="Times New Roman" w:cs="Times New Roman" w:eastAsia="Times New Roman" w:hAnsi="Times New Roman"/>
-        </w:rPr>
-      </w:pPr>
-      <w:r>
-        <w:rPr>
-          <w:rFonts w:ascii="Times New Roman" w:cs="Times New Roman" w:eastAsia="Times New Roman" w:hAnsi="Times New Roman"/>
-          <w:rtl w:val="0"/>
-        </w:rPr>
-        <w:t xml:space="preserve">Os componentes eletrônicos representam os elementos ativos do sistema, responsáveis pelo processamento de informações sensoriais, tomada de decisões lógicas e controle dos atuadores da máquina.</w:t>
       </w:r>
     </w:p>
     <w:p>
@@ -7467,15 +7690,8 @@
     <w:p>
       <w:pPr>
         <w:pStyle w:val="Heading3"/>
-        <w:spacing w:after="200" w:before="0" w:line="360" w:lineRule="auto"/>
+        <w:spacing w:after="0" w:before="0" w:line="360" w:lineRule="auto"/>
         <w:jc w:val="both"/>
-        <w:rPr>
-          <w:rFonts w:ascii="Times New Roman" w:cs="Times New Roman" w:eastAsia="Times New Roman" w:hAnsi="Times New Roman"/>
-        </w:rPr>
-      </w:pPr>
-      <w:bookmarkStart w:colFirst="0" w:colLast="0" w:name="_heading=h.fh47f1izqe21" w:id="31"/>
-      <w:bookmarkEnd w:id="31"/>
-      <w:r>
         <w:rPr>
           <w:rFonts w:ascii="Times New Roman" w:cs="Times New Roman" w:eastAsia="Times New Roman" w:hAnsi="Times New Roman"/>
           <w:b w:val="1"/>
@@ -7483,10 +7699,50 @@
           <w:color w:val="000000"/>
           <w:sz w:val="24"/>
           <w:szCs w:val="24"/>
-          <w:rtl w:val="0"/>
-        </w:rPr>
-        <w:t xml:space="preserve">2.2.1 Arduino</w:t>
-      </w:r>
+        </w:rPr>
+      </w:pPr>
+      <w:bookmarkStart w:colFirst="0" w:colLast="0" w:name="_heading=h.fh47f1izqe21" w:id="31"/>
+      <w:bookmarkEnd w:id="31"/>
+      <w:r>
+        <w:rPr>
+          <w:rFonts w:ascii="Times New Roman" w:cs="Times New Roman" w:eastAsia="Times New Roman" w:hAnsi="Times New Roman"/>
+          <w:b w:val="1"/>
+          <w:bCs w:val="1"/>
+          <w:color w:val="000000"/>
+          <w:sz w:val="24"/>
+          <w:szCs w:val="24"/>
+          <w:rtl w:val="0"/>
+        </w:rPr>
+        <w:t xml:space="preserve">2.2.</w:t>
+      </w:r>
+      <w:r>
+        <w:rPr>
+          <w:b w:val="1"/>
+          <w:bCs w:val="1"/>
+          <w:color w:val="000000"/>
+          <w:sz w:val="24"/>
+          <w:szCs w:val="24"/>
+          <w:rtl w:val="0"/>
+        </w:rPr>
+        <w:t xml:space="preserve">4</w:t>
+      </w:r>
+      <w:r>
+        <w:rPr>
+          <w:rFonts w:ascii="Times New Roman" w:cs="Times New Roman" w:eastAsia="Times New Roman" w:hAnsi="Times New Roman"/>
+          <w:b w:val="1"/>
+          <w:bCs w:val="1"/>
+          <w:color w:val="000000"/>
+          <w:sz w:val="24"/>
+          <w:szCs w:val="24"/>
+          <w:rtl w:val="0"/>
+        </w:rPr>
+        <w:t xml:space="preserve"> Arduino</w:t>
+      </w:r>
+    </w:p>
+    <w:p>
+      <w:pPr>
+        <w:rPr/>
+      </w:pPr>
       <w:r>
         <w:rPr>
           <w:rtl w:val="0"/>
@@ -7531,12 +7787,12 @@
           <wp:inline distB="114300" distT="114300" distL="114300" distR="114300">
             <wp:extent cx="2160000" cy="1533600"/>
             <wp:effectExtent b="0" l="0" r="0" t="0"/>
-            <wp:docPr id="15" name="image10.png"/>
+            <wp:docPr id="15" name="image13.png"/>
             <a:graphic>
               <a:graphicData uri="http://schemas.openxmlformats.org/drawingml/2006/picture">
                 <pic:pic>
                   <pic:nvPicPr>
-                    <pic:cNvPr id="0" name="image10.png"/>
+                    <pic:cNvPr id="0" name="image13.png"/>
                     <pic:cNvPicPr preferRelativeResize="0"/>
                   </pic:nvPicPr>
                   <pic:blipFill>
@@ -7611,7 +7867,67 @@
           <w:rtl w:val="0"/>
         </w:rPr>
         <w:tab/>
-        <w:t xml:space="preserve">O Arduino, conforme Figura 5, define-se como uma plataforma de prototipagem eletrônica de código aberto, composta por hardware e software. A sua arquitetura compreende uma placa de microcontrolador e um ambiente de desenvolvimento de software (</w:t>
+        <w:t xml:space="preserve">O Arduino, conforme Figura 5, define-se como uma plataforma de prototipagem eletrônica de código aberto, composta por </w:t>
+      </w:r>
+      <w:r>
+        <w:rPr>
+          <w:rFonts w:ascii="Times New Roman" w:cs="Times New Roman" w:eastAsia="Times New Roman" w:hAnsi="Times New Roman"/>
+          <w:i w:val="1"/>
+          <w:iCs w:val="1"/>
+          <w:sz w:val="24"/>
+          <w:szCs w:val="24"/>
+          <w:rtl w:val="0"/>
+        </w:rPr>
+        <w:t xml:space="preserve">hardware </w:t>
+      </w:r>
+      <w:r>
+        <w:rPr>
+          <w:rFonts w:ascii="Times New Roman" w:cs="Times New Roman" w:eastAsia="Times New Roman" w:hAnsi="Times New Roman"/>
+          <w:sz w:val="24"/>
+          <w:szCs w:val="24"/>
+          <w:rtl w:val="0"/>
+        </w:rPr>
+        <w:t xml:space="preserve">e </w:t>
+      </w:r>
+      <w:r>
+        <w:rPr>
+          <w:rFonts w:ascii="Times New Roman" w:cs="Times New Roman" w:eastAsia="Times New Roman" w:hAnsi="Times New Roman"/>
+          <w:i w:val="1"/>
+          <w:iCs w:val="1"/>
+          <w:sz w:val="24"/>
+          <w:szCs w:val="24"/>
+          <w:rtl w:val="0"/>
+        </w:rPr>
+        <w:t xml:space="preserve">software</w:t>
+      </w:r>
+      <w:r>
+        <w:rPr>
+          <w:rFonts w:ascii="Times New Roman" w:cs="Times New Roman" w:eastAsia="Times New Roman" w:hAnsi="Times New Roman"/>
+          <w:sz w:val="24"/>
+          <w:szCs w:val="24"/>
+          <w:rtl w:val="0"/>
+        </w:rPr>
+        <w:t xml:space="preserve">. A sua arquitetura compreende uma placa de microcontrolador e um ambiente de desenvolvimento de </w:t>
+      </w:r>
+      <w:r>
+        <w:rPr>
+          <w:rFonts w:ascii="Times New Roman" w:cs="Times New Roman" w:eastAsia="Times New Roman" w:hAnsi="Times New Roman"/>
+          <w:i w:val="1"/>
+          <w:iCs w:val="1"/>
+          <w:sz w:val="24"/>
+          <w:szCs w:val="24"/>
+          <w:rtl w:val="0"/>
+        </w:rPr>
+        <w:t xml:space="preserve">software </w:t>
+      </w:r>
+      <w:r>
+        <w:rPr>
+          <w:rFonts w:ascii="Times New Roman" w:cs="Times New Roman" w:eastAsia="Times New Roman" w:hAnsi="Times New Roman"/>
+          <w:sz w:val="24"/>
+          <w:szCs w:val="24"/>
+          <w:rtl w:val="0"/>
+        </w:rPr>
+        <w:t xml:space="preserve">(</w:t>
       </w:r>
       <w:r>
         <w:rPr>
@@ -7649,15 +7965,8 @@
     <w:p>
       <w:pPr>
         <w:pStyle w:val="Heading3"/>
-        <w:spacing w:after="200" w:before="0" w:line="360" w:lineRule="auto"/>
+        <w:spacing w:after="0" w:before="0" w:line="360" w:lineRule="auto"/>
         <w:jc w:val="both"/>
-        <w:rPr>
-          <w:rFonts w:ascii="Times New Roman" w:cs="Times New Roman" w:eastAsia="Times New Roman" w:hAnsi="Times New Roman"/>
-        </w:rPr>
-      </w:pPr>
-      <w:bookmarkStart w:colFirst="0" w:colLast="0" w:name="_heading=h.hjqznnv85k8k" w:id="33"/>
-      <w:bookmarkEnd w:id="33"/>
-      <w:r>
         <w:rPr>
           <w:rFonts w:ascii="Times New Roman" w:cs="Times New Roman" w:eastAsia="Times New Roman" w:hAnsi="Times New Roman"/>
           <w:b w:val="1"/>
@@ -7665,10 +7974,50 @@
           <w:color w:val="000000"/>
           <w:sz w:val="24"/>
           <w:szCs w:val="24"/>
-          <w:rtl w:val="0"/>
-        </w:rPr>
-        <w:t xml:space="preserve">2.2.2 Arduino IDE</w:t>
-      </w:r>
+        </w:rPr>
+      </w:pPr>
+      <w:bookmarkStart w:colFirst="0" w:colLast="0" w:name="_heading=h.hjqznnv85k8k" w:id="33"/>
+      <w:bookmarkEnd w:id="33"/>
+      <w:r>
+        <w:rPr>
+          <w:rFonts w:ascii="Times New Roman" w:cs="Times New Roman" w:eastAsia="Times New Roman" w:hAnsi="Times New Roman"/>
+          <w:b w:val="1"/>
+          <w:bCs w:val="1"/>
+          <w:color w:val="000000"/>
+          <w:sz w:val="24"/>
+          <w:szCs w:val="24"/>
+          <w:rtl w:val="0"/>
+        </w:rPr>
+        <w:t xml:space="preserve">2.2.</w:t>
+      </w:r>
+      <w:r>
+        <w:rPr>
+          <w:b w:val="1"/>
+          <w:bCs w:val="1"/>
+          <w:color w:val="000000"/>
+          <w:sz w:val="24"/>
+          <w:szCs w:val="24"/>
+          <w:rtl w:val="0"/>
+        </w:rPr>
+        <w:t xml:space="preserve">5</w:t>
+      </w:r>
+      <w:r>
+        <w:rPr>
+          <w:rFonts w:ascii="Times New Roman" w:cs="Times New Roman" w:eastAsia="Times New Roman" w:hAnsi="Times New Roman"/>
+          <w:b w:val="1"/>
+          <w:bCs w:val="1"/>
+          <w:color w:val="000000"/>
+          <w:sz w:val="24"/>
+          <w:szCs w:val="24"/>
+          <w:rtl w:val="0"/>
+        </w:rPr>
+        <w:t xml:space="preserve"> Arduino IDE</w:t>
+      </w:r>
+    </w:p>
+    <w:p>
+      <w:pPr>
+        <w:rPr/>
+      </w:pPr>
       <w:r>
         <w:rPr>
           <w:rtl w:val="0"/>
@@ -7709,12 +8058,12 @@
           <wp:inline distB="114300" distT="114300" distL="114300" distR="114300">
             <wp:extent cx="2520000" cy="2217600"/>
             <wp:effectExtent b="0" l="0" r="0" t="0"/>
-            <wp:docPr id="18" name="image12.png"/>
+            <wp:docPr id="17" name="image5.png"/>
             <a:graphic>
               <a:graphicData uri="http://schemas.openxmlformats.org/drawingml/2006/picture">
                 <pic:pic>
                   <pic:nvPicPr>
-                    <pic:cNvPr id="0" name="image12.png"/>
+                    <pic:cNvPr id="0" name="image5.png"/>
                     <pic:cNvPicPr preferRelativeResize="0"/>
                   </pic:nvPicPr>
                   <pic:blipFill>
@@ -7926,17 +8275,8 @@
     <w:p>
       <w:pPr>
         <w:pStyle w:val="Heading3"/>
-        <w:spacing w:after="200" w:before="0" w:line="360" w:lineRule="auto"/>
+        <w:spacing w:after="0" w:before="0" w:line="360" w:lineRule="auto"/>
         <w:jc w:val="both"/>
-        <w:rPr>
-          <w:rFonts w:ascii="Times New Roman" w:cs="Times New Roman" w:eastAsia="Times New Roman" w:hAnsi="Times New Roman"/>
-          <w:sz w:val="20"/>
-          <w:szCs w:val="20"/>
-        </w:rPr>
-      </w:pPr>
-      <w:bookmarkStart w:colFirst="0" w:colLast="0" w:name="_heading=h.f0do59hmevip" w:id="35"/>
-      <w:bookmarkEnd w:id="35"/>
-      <w:r>
         <w:rPr>
           <w:rFonts w:ascii="Times New Roman" w:cs="Times New Roman" w:eastAsia="Times New Roman" w:hAnsi="Times New Roman"/>
           <w:b w:val="1"/>
@@ -7944,10 +8284,50 @@
           <w:color w:val="000000"/>
           <w:sz w:val="24"/>
           <w:szCs w:val="24"/>
-          <w:rtl w:val="0"/>
-        </w:rPr>
-        <w:t xml:space="preserve">2.2.3 Relé</w:t>
-      </w:r>
+        </w:rPr>
+      </w:pPr>
+      <w:bookmarkStart w:colFirst="0" w:colLast="0" w:name="_heading=h.f0do59hmevip" w:id="35"/>
+      <w:bookmarkEnd w:id="35"/>
+      <w:r>
+        <w:rPr>
+          <w:rFonts w:ascii="Times New Roman" w:cs="Times New Roman" w:eastAsia="Times New Roman" w:hAnsi="Times New Roman"/>
+          <w:b w:val="1"/>
+          <w:bCs w:val="1"/>
+          <w:color w:val="000000"/>
+          <w:sz w:val="24"/>
+          <w:szCs w:val="24"/>
+          <w:rtl w:val="0"/>
+        </w:rPr>
+        <w:t xml:space="preserve">2.2.</w:t>
+      </w:r>
+      <w:r>
+        <w:rPr>
+          <w:b w:val="1"/>
+          <w:bCs w:val="1"/>
+          <w:color w:val="000000"/>
+          <w:sz w:val="24"/>
+          <w:szCs w:val="24"/>
+          <w:rtl w:val="0"/>
+        </w:rPr>
+        <w:t xml:space="preserve">6</w:t>
+      </w:r>
+      <w:r>
+        <w:rPr>
+          <w:rFonts w:ascii="Times New Roman" w:cs="Times New Roman" w:eastAsia="Times New Roman" w:hAnsi="Times New Roman"/>
+          <w:b w:val="1"/>
+          <w:bCs w:val="1"/>
+          <w:color w:val="000000"/>
+          <w:sz w:val="24"/>
+          <w:szCs w:val="24"/>
+          <w:rtl w:val="0"/>
+        </w:rPr>
+        <w:t xml:space="preserve"> Relé</w:t>
+      </w:r>
+    </w:p>
+    <w:p>
+      <w:pPr>
+        <w:rPr/>
+      </w:pPr>
       <w:r>
         <w:rPr>
           <w:rtl w:val="0"/>
@@ -7992,12 +8372,12 @@
           <wp:inline distB="114300" distT="114300" distL="114300" distR="114300">
             <wp:extent cx="2160000" cy="1632343"/>
             <wp:effectExtent b="0" l="0" r="0" t="0"/>
-            <wp:docPr id="17" name="image8.png"/>
+            <wp:docPr id="16" name="image10.png"/>
             <a:graphic>
               <a:graphicData uri="http://schemas.openxmlformats.org/drawingml/2006/picture">
                 <pic:pic>
                   <pic:nvPicPr>
-                    <pic:cNvPr id="0" name="image8.png"/>
+                    <pic:cNvPr id="0" name="image10.png"/>
                     <pic:cNvPicPr preferRelativeResize="0"/>
                   </pic:nvPicPr>
                   <pic:blipFill>
@@ -8090,15 +8470,8 @@
     <w:p>
       <w:pPr>
         <w:pStyle w:val="Heading3"/>
-        <w:spacing w:after="200" w:before="0" w:line="360" w:lineRule="auto"/>
+        <w:spacing w:after="0" w:before="0" w:line="360" w:lineRule="auto"/>
         <w:jc w:val="both"/>
-        <w:rPr>
-          <w:rFonts w:ascii="Times New Roman" w:cs="Times New Roman" w:eastAsia="Times New Roman" w:hAnsi="Times New Roman"/>
-        </w:rPr>
-      </w:pPr>
-      <w:bookmarkStart w:colFirst="0" w:colLast="0" w:name="_heading=h.cg4inpg36etj" w:id="37"/>
-      <w:bookmarkEnd w:id="37"/>
-      <w:r>
         <w:rPr>
           <w:rFonts w:ascii="Times New Roman" w:cs="Times New Roman" w:eastAsia="Times New Roman" w:hAnsi="Times New Roman"/>
           <w:b w:val="1"/>
@@ -8106,10 +8479,50 @@
           <w:color w:val="000000"/>
           <w:sz w:val="24"/>
           <w:szCs w:val="24"/>
-          <w:rtl w:val="0"/>
-        </w:rPr>
-        <w:t xml:space="preserve">2.2.4 LED</w:t>
-      </w:r>
+        </w:rPr>
+      </w:pPr>
+      <w:bookmarkStart w:colFirst="0" w:colLast="0" w:name="_heading=h.cg4inpg36etj" w:id="37"/>
+      <w:bookmarkEnd w:id="37"/>
+      <w:r>
+        <w:rPr>
+          <w:rFonts w:ascii="Times New Roman" w:cs="Times New Roman" w:eastAsia="Times New Roman" w:hAnsi="Times New Roman"/>
+          <w:b w:val="1"/>
+          <w:bCs w:val="1"/>
+          <w:color w:val="000000"/>
+          <w:sz w:val="24"/>
+          <w:szCs w:val="24"/>
+          <w:rtl w:val="0"/>
+        </w:rPr>
+        <w:t xml:space="preserve">2.2.</w:t>
+      </w:r>
+      <w:r>
+        <w:rPr>
+          <w:b w:val="1"/>
+          <w:bCs w:val="1"/>
+          <w:color w:val="000000"/>
+          <w:sz w:val="24"/>
+          <w:szCs w:val="24"/>
+          <w:rtl w:val="0"/>
+        </w:rPr>
+        <w:t xml:space="preserve">7</w:t>
+      </w:r>
+      <w:r>
+        <w:rPr>
+          <w:rFonts w:ascii="Times New Roman" w:cs="Times New Roman" w:eastAsia="Times New Roman" w:hAnsi="Times New Roman"/>
+          <w:b w:val="1"/>
+          <w:bCs w:val="1"/>
+          <w:color w:val="000000"/>
+          <w:sz w:val="24"/>
+          <w:szCs w:val="24"/>
+          <w:rtl w:val="0"/>
+        </w:rPr>
+        <w:t xml:space="preserve"> LED</w:t>
+      </w:r>
+    </w:p>
+    <w:p>
+      <w:pPr>
+        <w:rPr/>
+      </w:pPr>
       <w:r>
         <w:rPr>
           <w:rtl w:val="0"/>
@@ -8181,12 +8594,12 @@
           <wp:inline distB="114300" distT="114300" distL="114300" distR="114300">
             <wp:extent cx="1800000" cy="1665818"/>
             <wp:effectExtent b="0" l="0" r="0" t="0"/>
-            <wp:docPr id="20" name="image7.png"/>
+            <wp:docPr id="19" name="image6.png"/>
             <a:graphic>
               <a:graphicData uri="http://schemas.openxmlformats.org/drawingml/2006/picture">
                 <pic:pic>
                   <pic:nvPicPr>
-                    <pic:cNvPr id="0" name="image7.png"/>
+                    <pic:cNvPr id="0" name="image6.png"/>
                     <pic:cNvPicPr preferRelativeResize="0"/>
                   </pic:nvPicPr>
                   <pic:blipFill>
@@ -8319,15 +8732,8 @@
     <w:p>
       <w:pPr>
         <w:pStyle w:val="Heading3"/>
-        <w:spacing w:after="200" w:before="0" w:line="360" w:lineRule="auto"/>
+        <w:spacing w:after="0" w:before="0" w:line="360" w:lineRule="auto"/>
         <w:jc w:val="both"/>
-        <w:rPr>
-          <w:rFonts w:ascii="Times New Roman" w:cs="Times New Roman" w:eastAsia="Times New Roman" w:hAnsi="Times New Roman"/>
-        </w:rPr>
-      </w:pPr>
-      <w:bookmarkStart w:colFirst="0" w:colLast="0" w:name="_heading=h.yaomw5ir8nzd" w:id="39"/>
-      <w:bookmarkEnd w:id="39"/>
-      <w:r>
         <w:rPr>
           <w:rFonts w:ascii="Times New Roman" w:cs="Times New Roman" w:eastAsia="Times New Roman" w:hAnsi="Times New Roman"/>
           <w:b w:val="1"/>
@@ -8335,10 +8741,50 @@
           <w:color w:val="000000"/>
           <w:sz w:val="24"/>
           <w:szCs w:val="24"/>
-          <w:rtl w:val="0"/>
-        </w:rPr>
-        <w:t xml:space="preserve">2.2.5 Tela LCD com interface I2C</w:t>
-      </w:r>
+        </w:rPr>
+      </w:pPr>
+      <w:bookmarkStart w:colFirst="0" w:colLast="0" w:name="_heading=h.yaomw5ir8nzd" w:id="39"/>
+      <w:bookmarkEnd w:id="39"/>
+      <w:r>
+        <w:rPr>
+          <w:rFonts w:ascii="Times New Roman" w:cs="Times New Roman" w:eastAsia="Times New Roman" w:hAnsi="Times New Roman"/>
+          <w:b w:val="1"/>
+          <w:bCs w:val="1"/>
+          <w:color w:val="000000"/>
+          <w:sz w:val="24"/>
+          <w:szCs w:val="24"/>
+          <w:rtl w:val="0"/>
+        </w:rPr>
+        <w:t xml:space="preserve">2.2.</w:t>
+      </w:r>
+      <w:r>
+        <w:rPr>
+          <w:b w:val="1"/>
+          <w:bCs w:val="1"/>
+          <w:color w:val="000000"/>
+          <w:sz w:val="24"/>
+          <w:szCs w:val="24"/>
+          <w:rtl w:val="0"/>
+        </w:rPr>
+        <w:t xml:space="preserve">8</w:t>
+      </w:r>
+      <w:r>
+        <w:rPr>
+          <w:rFonts w:ascii="Times New Roman" w:cs="Times New Roman" w:eastAsia="Times New Roman" w:hAnsi="Times New Roman"/>
+          <w:b w:val="1"/>
+          <w:bCs w:val="1"/>
+          <w:color w:val="000000"/>
+          <w:sz w:val="24"/>
+          <w:szCs w:val="24"/>
+          <w:rtl w:val="0"/>
+        </w:rPr>
+        <w:t xml:space="preserve"> Tela LCD com interface I2C</w:t>
+      </w:r>
+    </w:p>
+    <w:p>
+      <w:pPr>
+        <w:rPr/>
+      </w:pPr>
       <w:r>
         <w:rPr>
           <w:rtl w:val="0"/>
@@ -8410,12 +8856,12 @@
           <wp:inline distB="114300" distT="114300" distL="114300" distR="114300">
             <wp:extent cx="1800000" cy="1800000"/>
             <wp:effectExtent b="0" l="0" r="0" t="0"/>
-            <wp:docPr id="19" name="image3.png"/>
+            <wp:docPr id="18" name="image11.png"/>
             <a:graphic>
               <a:graphicData uri="http://schemas.openxmlformats.org/drawingml/2006/picture">
                 <pic:pic>
                   <pic:nvPicPr>
-                    <pic:cNvPr id="0" name="image3.png"/>
+                    <pic:cNvPr id="0" name="image11.png"/>
                     <pic:cNvPicPr preferRelativeResize="0"/>
                   </pic:nvPicPr>
                   <pic:blipFill>
@@ -8588,15 +9034,8 @@
     <w:p>
       <w:pPr>
         <w:pStyle w:val="Heading3"/>
-        <w:spacing w:after="200" w:before="0" w:line="360" w:lineRule="auto"/>
+        <w:spacing w:after="0" w:before="0" w:line="360" w:lineRule="auto"/>
         <w:jc w:val="both"/>
-        <w:rPr>
-          <w:rFonts w:ascii="Times New Roman" w:cs="Times New Roman" w:eastAsia="Times New Roman" w:hAnsi="Times New Roman"/>
-        </w:rPr>
-      </w:pPr>
-      <w:bookmarkStart w:colFirst="0" w:colLast="0" w:name="_heading=h.to428e53blue" w:id="41"/>
-      <w:bookmarkEnd w:id="41"/>
-      <w:r>
         <w:rPr>
           <w:rFonts w:ascii="Times New Roman" w:cs="Times New Roman" w:eastAsia="Times New Roman" w:hAnsi="Times New Roman"/>
           <w:b w:val="1"/>
@@ -8604,10 +9043,50 @@
           <w:color w:val="000000"/>
           <w:sz w:val="24"/>
           <w:szCs w:val="24"/>
-          <w:rtl w:val="0"/>
-        </w:rPr>
-        <w:t xml:space="preserve">2.2.6 Botão</w:t>
-      </w:r>
+        </w:rPr>
+      </w:pPr>
+      <w:bookmarkStart w:colFirst="0" w:colLast="0" w:name="_heading=h.to428e53blue" w:id="41"/>
+      <w:bookmarkEnd w:id="41"/>
+      <w:r>
+        <w:rPr>
+          <w:rFonts w:ascii="Times New Roman" w:cs="Times New Roman" w:eastAsia="Times New Roman" w:hAnsi="Times New Roman"/>
+          <w:b w:val="1"/>
+          <w:bCs w:val="1"/>
+          <w:color w:val="000000"/>
+          <w:sz w:val="24"/>
+          <w:szCs w:val="24"/>
+          <w:rtl w:val="0"/>
+        </w:rPr>
+        <w:t xml:space="preserve">2.2.</w:t>
+      </w:r>
+      <w:r>
+        <w:rPr>
+          <w:b w:val="1"/>
+          <w:bCs w:val="1"/>
+          <w:color w:val="000000"/>
+          <w:sz w:val="24"/>
+          <w:szCs w:val="24"/>
+          <w:rtl w:val="0"/>
+        </w:rPr>
+        <w:t xml:space="preserve">9</w:t>
+      </w:r>
+      <w:r>
+        <w:rPr>
+          <w:rFonts w:ascii="Times New Roman" w:cs="Times New Roman" w:eastAsia="Times New Roman" w:hAnsi="Times New Roman"/>
+          <w:b w:val="1"/>
+          <w:bCs w:val="1"/>
+          <w:color w:val="000000"/>
+          <w:sz w:val="24"/>
+          <w:szCs w:val="24"/>
+          <w:rtl w:val="0"/>
+        </w:rPr>
+        <w:t xml:space="preserve"> Botão</w:t>
+      </w:r>
+    </w:p>
+    <w:p>
+      <w:pPr>
+        <w:rPr/>
+      </w:pPr>
       <w:r>
         <w:rPr>
           <w:rtl w:val="0"/>
@@ -8679,12 +9158,12 @@
           <wp:inline distB="114300" distT="114300" distL="114300" distR="114300">
             <wp:extent cx="1440000" cy="1624320"/>
             <wp:effectExtent b="0" l="0" r="0" t="0"/>
-            <wp:docPr id="21" name="image6.png"/>
+            <wp:docPr id="20" name="image3.png"/>
             <a:graphic>
               <a:graphicData uri="http://schemas.openxmlformats.org/drawingml/2006/picture">
                 <pic:pic>
                   <pic:nvPicPr>
-                    <pic:cNvPr id="0" name="image6.png"/>
+                    <pic:cNvPr id="0" name="image3.png"/>
                     <pic:cNvPicPr preferRelativeResize="0"/>
                   </pic:nvPicPr>
                   <pic:blipFill>
@@ -8791,7 +9270,43 @@
     </w:p>
     <w:p>
       <w:pPr>
+        <w:pStyle w:val="Heading2"/>
+        <w:spacing w:after="0" w:before="0" w:line="360" w:lineRule="auto"/>
+        <w:jc w:val="both"/>
+        <w:rPr>
+          <w:b w:val="1"/>
+          <w:bCs w:val="1"/>
+          <w:sz w:val="24"/>
+          <w:szCs w:val="24"/>
+        </w:rPr>
+      </w:pPr>
+      <w:bookmarkStart w:colFirst="0" w:colLast="0" w:name="_heading=h.nk42b8hc3ouw" w:id="43"/>
+      <w:bookmarkEnd w:id="43"/>
+      <w:r>
+        <w:rPr>
+          <w:b w:val="1"/>
+          <w:bCs w:val="1"/>
+          <w:sz w:val="24"/>
+          <w:szCs w:val="24"/>
+          <w:rtl w:val="0"/>
+        </w:rPr>
+        <w:t xml:space="preserve">2.3 Custos ocultos em operações de setup e troca de linha</w:t>
+      </w:r>
+    </w:p>
+    <w:p>
+      <w:pPr>
+        <w:rPr/>
+      </w:pPr>
+      <w:r>
+        <w:rPr>
+          <w:rtl w:val="0"/>
+        </w:rPr>
+      </w:r>
+    </w:p>
+    <w:p>
+      <w:pPr>
         <w:spacing w:after="200" w:before="0" w:line="360" w:lineRule="auto"/>
+        <w:ind w:firstLine="720"/>
         <w:jc w:val="both"/>
         <w:rPr>
           <w:rFonts w:ascii="Times New Roman" w:cs="Times New Roman" w:eastAsia="Times New Roman" w:hAnsi="Times New Roman"/>
@@ -8800,6 +9315,38 @@
         </w:rPr>
       </w:pPr>
       <w:r>
+        <w:rPr>
+          <w:rtl w:val="0"/>
+        </w:rPr>
+        <w:t xml:space="preserve">Em ambientes de produção multi-produto, as operações de </w:t>
+      </w:r>
+      <w:r>
+        <w:rPr>
+          <w:i w:val="1"/>
+          <w:iCs w:val="1"/>
+          <w:rtl w:val="0"/>
+        </w:rPr>
+        <w:t xml:space="preserve">changeover </w:t>
+      </w:r>
+      <w:r>
+        <w:rPr>
+          <w:rtl w:val="0"/>
+        </w:rPr>
+        <w:t xml:space="preserve">- conjunto de atividades necessárias para alternar entre a produção de diferentes itens - representam uma fonte significativa de custos que frequentemente não são </w:t>
+      </w:r>
+      <w:r>
+        <w:rPr>
+          <w:rtl w:val="0"/>
+        </w:rPr>
+        <w:t xml:space="preserve">capturados</w:t>
+      </w:r>
+      <w:r>
+        <w:rPr>
+          <w:rtl w:val="0"/>
+        </w:rPr>
+        <w:t xml:space="preserve"> pelos sistemas contábeis tradicionais. Conforme Gungor e Evans (2017), esses custos ocultos incluem perdas de produto, tempo de inatividade, consumo adicional de água e energia, geração de efluentes e resíduos sólidos. Os autores destacam que, embora muitas empresas tratem tais custos como inevitáveis, eles podem "reduzir drasticamente o desempenho de sustentabilidade" da organização quando não gerenciados adequadamente. Esse entendimento é particularmente relevante para o presente projeto, uma vez que a automação proposta visa justamente eliminar as ineficiências associadas ao setup manual do processo de envase.</w:t>
+      </w:r>
+      <w:r>
         <w:br w:type="page"/>
       </w:r>
       <w:r>
@@ -8812,7 +9359,7 @@
       <w:pPr>
         <w:pStyle w:val="Heading1"/>
         <w:widowControl w:val="0"/>
-        <w:spacing w:after="200" w:before="0" w:line="360" w:lineRule="auto"/>
+        <w:spacing w:after="0" w:before="0" w:line="360" w:lineRule="auto"/>
         <w:jc w:val="both"/>
         <w:rPr>
           <w:rFonts w:ascii="Times New Roman" w:cs="Times New Roman" w:eastAsia="Times New Roman" w:hAnsi="Times New Roman"/>
@@ -8822,8 +9369,8 @@
           <w:szCs w:val="24"/>
         </w:rPr>
       </w:pPr>
-      <w:bookmarkStart w:colFirst="0" w:colLast="0" w:name="_heading=h.y1owsz6l5edx" w:id="43"/>
-      <w:bookmarkEnd w:id="43"/>
+      <w:bookmarkStart w:colFirst="0" w:colLast="0" w:name="_heading=h.y1owsz6l5edx" w:id="44"/>
+      <w:bookmarkEnd w:id="44"/>
       <w:r>
         <w:rPr>
           <w:rFonts w:ascii="Times New Roman" w:cs="Times New Roman" w:eastAsia="Times New Roman" w:hAnsi="Times New Roman"/>
@@ -8834,6 +9381,16 @@
           <w:rtl w:val="0"/>
         </w:rPr>
         <w:t xml:space="preserve">3. METODOLOGIA</w:t>
+      </w:r>
+    </w:p>
+    <w:p>
+      <w:pPr>
+        <w:rPr/>
+      </w:pPr>
+      <w:r>
+        <w:rPr>
+          <w:rtl w:val="0"/>
+        </w:rPr>
       </w:r>
     </w:p>
     <w:p>
@@ -8875,25 +9432,34 @@
       <w:pPr>
         <w:pStyle w:val="Heading2"/>
         <w:widowControl w:val="0"/>
-        <w:spacing w:after="200" w:before="0" w:line="360" w:lineRule="auto"/>
+        <w:spacing w:after="0" w:before="0" w:line="360" w:lineRule="auto"/>
         <w:jc w:val="both"/>
-        <w:rPr>
-          <w:rFonts w:ascii="Times New Roman" w:cs="Times New Roman" w:eastAsia="Times New Roman" w:hAnsi="Times New Roman"/>
-        </w:rPr>
-      </w:pPr>
-      <w:bookmarkStart w:colFirst="0" w:colLast="0" w:name="_heading=h.4cmyh9qncfuz" w:id="44"/>
-      <w:bookmarkEnd w:id="44"/>
-      <w:r>
         <w:rPr>
           <w:rFonts w:ascii="Times New Roman" w:cs="Times New Roman" w:eastAsia="Times New Roman" w:hAnsi="Times New Roman"/>
           <w:b w:val="1"/>
           <w:bCs w:val="1"/>
           <w:sz w:val="24"/>
           <w:szCs w:val="24"/>
+        </w:rPr>
+      </w:pPr>
+      <w:bookmarkStart w:colFirst="0" w:colLast="0" w:name="_heading=h.4cmyh9qncfuz" w:id="45"/>
+      <w:bookmarkEnd w:id="45"/>
+      <w:r>
+        <w:rPr>
+          <w:rFonts w:ascii="Times New Roman" w:cs="Times New Roman" w:eastAsia="Times New Roman" w:hAnsi="Times New Roman"/>
+          <w:b w:val="1"/>
+          <w:bCs w:val="1"/>
+          <w:sz w:val="24"/>
+          <w:szCs w:val="24"/>
           <w:rtl w:val="0"/>
         </w:rPr>
         <w:t xml:space="preserve">3.1 Concepção do Projeto</w:t>
       </w:r>
+    </w:p>
+    <w:p>
+      <w:pPr>
+        <w:rPr/>
+      </w:pPr>
       <w:r>
         <w:rPr>
           <w:rtl w:val="0"/>
@@ -8962,7 +9528,7 @@
       <w:pPr>
         <w:pStyle w:val="Heading2"/>
         <w:widowControl w:val="0"/>
-        <w:spacing w:after="200" w:before="0" w:line="360" w:lineRule="auto"/>
+        <w:spacing w:after="0" w:before="0" w:line="360" w:lineRule="auto"/>
         <w:jc w:val="both"/>
         <w:rPr>
           <w:rFonts w:ascii="Times New Roman" w:cs="Times New Roman" w:eastAsia="Times New Roman" w:hAnsi="Times New Roman"/>
@@ -8972,8 +9538,8 @@
           <w:szCs w:val="24"/>
         </w:rPr>
       </w:pPr>
-      <w:bookmarkStart w:colFirst="0" w:colLast="0" w:name="_heading=h.usrz2bggxh6r" w:id="45"/>
-      <w:bookmarkEnd w:id="45"/>
+      <w:bookmarkStart w:colFirst="0" w:colLast="0" w:name="_heading=h.usrz2bggxh6r" w:id="46"/>
+      <w:bookmarkEnd w:id="46"/>
       <w:r>
         <w:rPr>
           <w:rFonts w:ascii="Times New Roman" w:cs="Times New Roman" w:eastAsia="Times New Roman" w:hAnsi="Times New Roman"/>
@@ -8984,6 +9550,16 @@
           <w:rtl w:val="0"/>
         </w:rPr>
         <w:t xml:space="preserve">3.2 Contexto Operacional Atual</w:t>
+      </w:r>
+    </w:p>
+    <w:p>
+      <w:pPr>
+        <w:rPr/>
+      </w:pPr>
+      <w:r>
+        <w:rPr>
+          <w:rtl w:val="0"/>
+        </w:rPr>
       </w:r>
     </w:p>
     <w:p>
@@ -9026,15 +9602,8 @@
       <w:pPr>
         <w:pStyle w:val="Heading3"/>
         <w:widowControl w:val="0"/>
-        <w:spacing w:after="200" w:before="0" w:line="360" w:lineRule="auto"/>
+        <w:spacing w:after="0" w:before="0" w:line="360" w:lineRule="auto"/>
         <w:jc w:val="both"/>
-        <w:rPr>
-          <w:rFonts w:ascii="Times New Roman" w:cs="Times New Roman" w:eastAsia="Times New Roman" w:hAnsi="Times New Roman"/>
-        </w:rPr>
-      </w:pPr>
-      <w:bookmarkStart w:colFirst="0" w:colLast="0" w:name="_heading=h.uuwnufj16sxs" w:id="46"/>
-      <w:bookmarkEnd w:id="46"/>
-      <w:r>
         <w:rPr>
           <w:rFonts w:ascii="Times New Roman" w:cs="Times New Roman" w:eastAsia="Times New Roman" w:hAnsi="Times New Roman"/>
           <w:b w:val="1"/>
@@ -9042,10 +9611,27 @@
           <w:color w:val="000000"/>
           <w:sz w:val="24"/>
           <w:szCs w:val="24"/>
+        </w:rPr>
+      </w:pPr>
+      <w:bookmarkStart w:colFirst="0" w:colLast="0" w:name="_heading=h.uuwnufj16sxs" w:id="47"/>
+      <w:bookmarkEnd w:id="47"/>
+      <w:r>
+        <w:rPr>
+          <w:rFonts w:ascii="Times New Roman" w:cs="Times New Roman" w:eastAsia="Times New Roman" w:hAnsi="Times New Roman"/>
+          <w:b w:val="1"/>
+          <w:bCs w:val="1"/>
+          <w:color w:val="000000"/>
+          <w:sz w:val="24"/>
+          <w:szCs w:val="24"/>
           <w:rtl w:val="0"/>
         </w:rPr>
         <w:t xml:space="preserve">3.2.1. Fluxo de trabalho manual</w:t>
       </w:r>
+    </w:p>
+    <w:p>
+      <w:pPr>
+        <w:rPr/>
+      </w:pPr>
       <w:r>
         <w:rPr>
           <w:rtl w:val="0"/>
@@ -9136,15 +9722,8 @@
       <w:pPr>
         <w:pStyle w:val="Heading3"/>
         <w:widowControl w:val="0"/>
-        <w:spacing w:after="200" w:before="0" w:line="360" w:lineRule="auto"/>
+        <w:spacing w:after="0" w:before="0" w:line="360" w:lineRule="auto"/>
         <w:jc w:val="both"/>
-        <w:rPr>
-          <w:rFonts w:ascii="Times New Roman" w:cs="Times New Roman" w:eastAsia="Times New Roman" w:hAnsi="Times New Roman"/>
-        </w:rPr>
-      </w:pPr>
-      <w:bookmarkStart w:colFirst="0" w:colLast="0" w:name="_heading=h.3e6ros2bzlpc" w:id="47"/>
-      <w:bookmarkEnd w:id="47"/>
-      <w:r>
         <w:rPr>
           <w:rFonts w:ascii="Times New Roman" w:cs="Times New Roman" w:eastAsia="Times New Roman" w:hAnsi="Times New Roman"/>
           <w:b w:val="1"/>
@@ -9152,10 +9731,27 @@
           <w:color w:val="000000"/>
           <w:sz w:val="24"/>
           <w:szCs w:val="24"/>
+        </w:rPr>
+      </w:pPr>
+      <w:bookmarkStart w:colFirst="0" w:colLast="0" w:name="_heading=h.3e6ros2bzlpc" w:id="48"/>
+      <w:bookmarkEnd w:id="48"/>
+      <w:r>
+        <w:rPr>
+          <w:rFonts w:ascii="Times New Roman" w:cs="Times New Roman" w:eastAsia="Times New Roman" w:hAnsi="Times New Roman"/>
+          <w:b w:val="1"/>
+          <w:bCs w:val="1"/>
+          <w:color w:val="000000"/>
+          <w:sz w:val="24"/>
+          <w:szCs w:val="24"/>
           <w:rtl w:val="0"/>
         </w:rPr>
         <w:t xml:space="preserve">3.2.2 Parque de Equipamentos da Agroindústria</w:t>
       </w:r>
+    </w:p>
+    <w:p>
+      <w:pPr>
+        <w:rPr/>
+      </w:pPr>
       <w:r>
         <w:rPr>
           <w:rtl w:val="0"/>
@@ -9202,25 +9798,34 @@
       <w:pPr>
         <w:pStyle w:val="Heading2"/>
         <w:widowControl w:val="0"/>
-        <w:spacing w:after="200" w:before="0" w:line="360" w:lineRule="auto"/>
+        <w:spacing w:after="0" w:before="0" w:line="360" w:lineRule="auto"/>
         <w:jc w:val="both"/>
-        <w:rPr>
-          <w:rFonts w:ascii="Times New Roman" w:cs="Times New Roman" w:eastAsia="Times New Roman" w:hAnsi="Times New Roman"/>
-        </w:rPr>
-      </w:pPr>
-      <w:bookmarkStart w:colFirst="0" w:colLast="0" w:name="_heading=h.rhqcp9wf179r" w:id="48"/>
-      <w:bookmarkEnd w:id="48"/>
-      <w:r>
         <w:rPr>
           <w:rFonts w:ascii="Times New Roman" w:cs="Times New Roman" w:eastAsia="Times New Roman" w:hAnsi="Times New Roman"/>
           <w:b w:val="1"/>
           <w:bCs w:val="1"/>
           <w:sz w:val="24"/>
           <w:szCs w:val="24"/>
+        </w:rPr>
+      </w:pPr>
+      <w:bookmarkStart w:colFirst="0" w:colLast="0" w:name="_heading=h.rhqcp9wf179r" w:id="49"/>
+      <w:bookmarkEnd w:id="49"/>
+      <w:r>
+        <w:rPr>
+          <w:rFonts w:ascii="Times New Roman" w:cs="Times New Roman" w:eastAsia="Times New Roman" w:hAnsi="Times New Roman"/>
+          <w:b w:val="1"/>
+          <w:bCs w:val="1"/>
+          <w:sz w:val="24"/>
+          <w:szCs w:val="24"/>
           <w:rtl w:val="0"/>
         </w:rPr>
         <w:t xml:space="preserve">3.3 Requisitos técnicos do projeto</w:t>
       </w:r>
+    </w:p>
+    <w:p>
+      <w:pPr>
+        <w:rPr/>
+      </w:pPr>
       <w:r>
         <w:rPr>
           <w:rtl w:val="0"/>
@@ -9267,15 +9872,8 @@
       <w:pPr>
         <w:pStyle w:val="Heading3"/>
         <w:widowControl w:val="0"/>
-        <w:spacing w:after="200" w:before="0" w:line="360" w:lineRule="auto"/>
+        <w:spacing w:after="0" w:before="0" w:line="360" w:lineRule="auto"/>
         <w:jc w:val="both"/>
-        <w:rPr>
-          <w:rFonts w:ascii="Times New Roman" w:cs="Times New Roman" w:eastAsia="Times New Roman" w:hAnsi="Times New Roman"/>
-        </w:rPr>
-      </w:pPr>
-      <w:bookmarkStart w:colFirst="0" w:colLast="0" w:name="_heading=h.8xs4mbjyfcfy" w:id="49"/>
-      <w:bookmarkEnd w:id="49"/>
-      <w:r>
         <w:rPr>
           <w:rFonts w:ascii="Times New Roman" w:cs="Times New Roman" w:eastAsia="Times New Roman" w:hAnsi="Times New Roman"/>
           <w:b w:val="1"/>
@@ -9283,10 +9881,27 @@
           <w:color w:val="000000"/>
           <w:sz w:val="24"/>
           <w:szCs w:val="24"/>
+        </w:rPr>
+      </w:pPr>
+      <w:bookmarkStart w:colFirst="0" w:colLast="0" w:name="_heading=h.8xs4mbjyfcfy" w:id="50"/>
+      <w:bookmarkEnd w:id="50"/>
+      <w:r>
+        <w:rPr>
+          <w:rFonts w:ascii="Times New Roman" w:cs="Times New Roman" w:eastAsia="Times New Roman" w:hAnsi="Times New Roman"/>
+          <w:b w:val="1"/>
+          <w:bCs w:val="1"/>
+          <w:color w:val="000000"/>
+          <w:sz w:val="24"/>
+          <w:szCs w:val="24"/>
           <w:rtl w:val="0"/>
         </w:rPr>
         <w:t xml:space="preserve">3.3.1 Arquitetura do sistema proposto</w:t>
       </w:r>
+    </w:p>
+    <w:p>
+      <w:pPr>
+        <w:rPr/>
+      </w:pPr>
       <w:r>
         <w:rPr>
           <w:rtl w:val="0"/>
@@ -9329,30 +9944,26 @@
       </w:pPr>
       <w:r>
         <w:rPr>
-          <w:rFonts w:ascii="Times New Roman" w:cs="Times New Roman" w:eastAsia="Times New Roman" w:hAnsi="Times New Roman"/>
-          <w:sz w:val="24"/>
-          <w:szCs w:val="24"/>
-          <w:rtl w:val="0"/>
-        </w:rPr>
-        <w:t xml:space="preserve">A lógica de programação para o funcionamento do sistema, incluindo o controle dos sensores de peso, o acionamento dos atuadores e a interação com a interface de usuário, foi desenvolvida na linguagem </w:t>
-      </w:r>
-      <w:r>
-        <w:rPr>
-          <w:rFonts w:ascii="Times New Roman" w:cs="Times New Roman" w:eastAsia="Times New Roman" w:hAnsi="Times New Roman"/>
-          <w:sz w:val="24"/>
-          <w:szCs w:val="24"/>
+          <w:rtl w:val="0"/>
+        </w:rPr>
+        <w:t xml:space="preserve">O desenvolvimento da lógica de programação do sistema - que abrange o controle dos sensores de peso, o acionamento dos atuadores e a interação com a interface de usuário - ocorreu na plataforma Arduino, com o emprego da linguagem </w:t>
+      </w:r>
+      <w:r>
+        <w:rPr>
           <w:rtl w:val="0"/>
         </w:rPr>
         <w:t xml:space="preserve">C++</w:t>
       </w:r>
       <w:r>
         <w:rPr>
-          <w:rFonts w:ascii="Times New Roman" w:cs="Times New Roman" w:eastAsia="Times New Roman" w:hAnsi="Times New Roman"/>
-          <w:sz w:val="24"/>
-          <w:szCs w:val="24"/>
-          <w:rtl w:val="0"/>
-        </w:rPr>
-        <w:t xml:space="preserve"> para a plataforma Arduino. O código-fonte completo e detalhado do projeto pode ser consultado no Apêndice A.</w:t>
+          <w:rtl w:val="0"/>
+        </w:rPr>
+        <w:t xml:space="preserve">. O código-fonte completo e detalhado do projeto pode ser consultado no Apêndice A.</w:t>
+      </w:r>
+      <w:r>
+        <w:rPr>
+          <w:rtl w:val="0"/>
+        </w:rPr>
       </w:r>
     </w:p>
     <w:p>
@@ -9373,7 +9984,7 @@
       <w:pPr>
         <w:pStyle w:val="Heading3"/>
         <w:widowControl w:val="0"/>
-        <w:spacing w:after="200" w:before="0" w:line="360" w:lineRule="auto"/>
+        <w:spacing w:after="0" w:before="0" w:line="360" w:lineRule="auto"/>
         <w:jc w:val="both"/>
         <w:rPr>
           <w:rFonts w:ascii="Times New Roman" w:cs="Times New Roman" w:eastAsia="Times New Roman" w:hAnsi="Times New Roman"/>
@@ -9384,8 +9995,8 @@
           <w:szCs w:val="24"/>
         </w:rPr>
       </w:pPr>
-      <w:bookmarkStart w:colFirst="0" w:colLast="0" w:name="_heading=h.mnn7jizdeoyg" w:id="50"/>
-      <w:bookmarkEnd w:id="50"/>
+      <w:bookmarkStart w:colFirst="0" w:colLast="0" w:name="_heading=h.mnn7jizdeoyg" w:id="51"/>
+      <w:bookmarkEnd w:id="51"/>
       <w:r>
         <w:rPr>
           <w:rFonts w:ascii="Times New Roman" w:cs="Times New Roman" w:eastAsia="Times New Roman" w:hAnsi="Times New Roman"/>
@@ -9401,6 +10012,16 @@
     </w:p>
     <w:p>
       <w:pPr>
+        <w:rPr/>
+      </w:pPr>
+      <w:r>
+        <w:rPr>
+          <w:rtl w:val="0"/>
+        </w:rPr>
+      </w:r>
+    </w:p>
+    <w:p>
+      <w:pPr>
         <w:spacing w:after="0" w:before="0" w:line="360" w:lineRule="auto"/>
         <w:jc w:val="both"/>
         <w:rPr>
@@ -9417,55 +10038,68 @@
           <w:rtl w:val="0"/>
         </w:rPr>
         <w:tab/>
-        <w:t xml:space="preserve">Esta seção descreve o processo de materialização do projeto da envasadora automática de iogurte, detalhando a montagem dos componentes eletrônicos e sua integração estrutural. O processo de montagem foi guiado por um diagrama que ilustra a conexão dos componentes e a disposição dos mesmos no protótipo.</w:t>
-      </w:r>
-    </w:p>
-    <w:p>
-      <w:pPr>
-        <w:spacing w:after="0" w:before="0" w:line="360" w:lineRule="auto"/>
+        <w:t xml:space="preserve">Esta seção descreve o processo de materialização do projeto da envasadora automática de iogurte, detalhando a montagem dos componentes eletrônicos e sua integração estrutural. O processo de montagem guia</w:t>
+      </w:r>
+      <w:r>
+        <w:rPr>
+          <w:rtl w:val="0"/>
+        </w:rPr>
+        <w:t xml:space="preserve">-se</w:t>
+      </w:r>
+      <w:r>
+        <w:rPr>
+          <w:rFonts w:ascii="Times New Roman" w:cs="Times New Roman" w:eastAsia="Times New Roman" w:hAnsi="Times New Roman"/>
+          <w:sz w:val="24"/>
+          <w:szCs w:val="24"/>
+          <w:rtl w:val="0"/>
+        </w:rPr>
+        <w:t xml:space="preserve"> por um diagrama que ilustra a conexão dos componentes e a disposição dos mesmos no protótipo.</w:t>
+      </w:r>
+    </w:p>
+    <w:p>
+      <w:pPr>
+        <w:spacing w:line="360" w:lineRule="auto"/>
         <w:ind w:firstLine="720"/>
         <w:jc w:val="both"/>
-        <w:rPr>
-          <w:rFonts w:ascii="Times New Roman" w:cs="Times New Roman" w:eastAsia="Times New Roman" w:hAnsi="Times New Roman"/>
-          <w:sz w:val="24"/>
-          <w:szCs w:val="24"/>
-        </w:rPr>
-      </w:pPr>
-      <w:r>
-        <w:rPr>
-          <w:rFonts w:ascii="Times New Roman" w:cs="Times New Roman" w:eastAsia="Times New Roman" w:hAnsi="Times New Roman"/>
-          <w:sz w:val="24"/>
-          <w:szCs w:val="24"/>
-          <w:rtl w:val="0"/>
-        </w:rPr>
-        <w:t xml:space="preserve">A montagem eletrônica iniciou-se com a fixação da placa Arduino, que atua como a unidade central de processamento do sistema. Em seguida, o módulo HX711 foi conectado à célula de carga, formando o sistema de medição de peso. A bomba de diafragma foi interligada ao Arduino através de um relé, o que permite ao microcontrolador controlar o fluxo do iogurte de forma segura. A interface com o usuário foi estabelecida com a conexão de um display LCD com interface I2C, de forma a simplificar a fiação, e dos LEDs indicadores de status. Por fim, os dois botões, um para o acionamento da emergência e outro para o reinício do sistema, foram conectados ao Arduino. A escolha de componentes de fácil acesso e a documentação detalhada da conexão visam simplificar o processo de manutenção.</w:t>
-      </w:r>
-    </w:p>
-    <w:p>
-      <w:pPr>
-        <w:spacing w:after="0" w:before="0" w:line="360" w:lineRule="auto"/>
+        <w:rPr/>
+      </w:pPr>
+      <w:r>
+        <w:rPr>
+          <w:rtl w:val="0"/>
+        </w:rPr>
+        <w:t xml:space="preserve">A montagem eletrônica iniciou-se com a fixação da placa Arduino, que atua como a unidade central de processamento do sistema. Em seguida, o módulo HX711 conecta-se à célula de carga, formando o sistema de medição de peso. A bomba de diafragma interliga-se ao Arduino através de um relé, o que permite ao microcontrolador controlar o fluxo do iogurte de forma segura. A interface com o usuário é estabelecida com a conexão de um display LCD com interface I2C, de forma a simplificar a fiação, e dos LEDs indicadores de status. Por fim, conectaram-se os dois botões - um para o acionamento da emergência e outro para o reinício do sistema - ao Arduino. A escolha de componentes de fácil acesso e a documentação detalhada da conexão visam simplificar o processo de manutenção.</w:t>
+      </w:r>
+    </w:p>
+    <w:p>
+      <w:pPr>
+        <w:spacing w:line="360" w:lineRule="auto"/>
         <w:ind w:firstLine="720"/>
         <w:jc w:val="both"/>
-        <w:rPr>
-          <w:rFonts w:ascii="Times New Roman" w:cs="Times New Roman" w:eastAsia="Times New Roman" w:hAnsi="Times New Roman"/>
-          <w:sz w:val="24"/>
-          <w:szCs w:val="24"/>
-        </w:rPr>
-      </w:pPr>
-      <w:r>
-        <w:rPr>
-          <w:rFonts w:ascii="Times New Roman" w:cs="Times New Roman" w:eastAsia="Times New Roman" w:hAnsi="Times New Roman"/>
-          <w:sz w:val="24"/>
-          <w:szCs w:val="24"/>
-          <w:rtl w:val="0"/>
-        </w:rPr>
-        <w:t xml:space="preserve">Durante a montagem, foram adotados cuidados para garantir tanto o funcionamento correto do sistema quanto a segurança dos operadores, em conformidade com as diretrizes da Norma Regulamentadora NR-12. Todos os componentes foram fixados em uma estrutura de suporte, evitando movimentos indesejados durante a operação. As conexões elétricas foram isoladas e protegidas, e o botão de emergência foi posicionado em um local de fácil acesso. A fixação da célula de carga foi realizada de maneira a garantir que a medição do peso fosse precisa e estável.</w:t>
-      </w:r>
-    </w:p>
-    <w:p>
-      <w:pPr>
-        <w:spacing w:after="0" w:before="0" w:line="360" w:lineRule="auto"/>
-        <w:ind w:left="0" w:firstLine="0"/>
+        <w:rPr/>
+      </w:pPr>
+      <w:r>
+        <w:rPr>
+          <w:rtl w:val="0"/>
+        </w:rPr>
+        <w:t xml:space="preserve">Durante a montagem, adotaram-se cuidados para garantir tanto o funcionamento correto do sistema quanto a segurança dos operadores, em conformidade com as diretrizes da Norma Regulamentadora NR-12. Fixaram-se todos os componentes em uma estrutura de suporte, evitando movimentos indesejados durante a operação. Isolaram-se e </w:t>
+      </w:r>
+      <w:r>
+        <w:rPr>
+          <w:rtl w:val="0"/>
+        </w:rPr>
+        <w:t xml:space="preserve">protegeram</w:t>
+      </w:r>
+      <w:r>
+        <w:rPr>
+          <w:rtl w:val="0"/>
+        </w:rPr>
+        <w:t xml:space="preserve">-se as conexões elétricas, e posicionou-se o botão de emergência em um local de fácil acesso. Realizou-se a fixação da célula de carga de maneira a garantir que a medição do peso se mantivesse precisa e estável.</w:t>
+      </w:r>
+    </w:p>
+    <w:p>
+      <w:pPr>
+        <w:spacing w:line="360" w:lineRule="auto"/>
+        <w:ind w:firstLine="720"/>
         <w:jc w:val="both"/>
         <w:rPr/>
       </w:pPr>
@@ -9479,25 +10113,34 @@
       <w:pPr>
         <w:pStyle w:val="Heading2"/>
         <w:widowControl w:val="0"/>
-        <w:spacing w:after="200" w:before="0" w:line="360" w:lineRule="auto"/>
+        <w:spacing w:after="0" w:before="0" w:line="360" w:lineRule="auto"/>
         <w:jc w:val="both"/>
-        <w:rPr>
-          <w:rFonts w:ascii="Times New Roman" w:cs="Times New Roman" w:eastAsia="Times New Roman" w:hAnsi="Times New Roman"/>
-        </w:rPr>
-      </w:pPr>
-      <w:bookmarkStart w:colFirst="0" w:colLast="0" w:name="_heading=h.8fyuf1tr1bi3" w:id="51"/>
-      <w:bookmarkEnd w:id="51"/>
-      <w:r>
         <w:rPr>
           <w:rFonts w:ascii="Times New Roman" w:cs="Times New Roman" w:eastAsia="Times New Roman" w:hAnsi="Times New Roman"/>
           <w:b w:val="1"/>
           <w:bCs w:val="1"/>
           <w:sz w:val="24"/>
           <w:szCs w:val="24"/>
+        </w:rPr>
+      </w:pPr>
+      <w:bookmarkStart w:colFirst="0" w:colLast="0" w:name="_heading=h.8fyuf1tr1bi3" w:id="52"/>
+      <w:bookmarkEnd w:id="52"/>
+      <w:r>
+        <w:rPr>
+          <w:rFonts w:ascii="Times New Roman" w:cs="Times New Roman" w:eastAsia="Times New Roman" w:hAnsi="Times New Roman"/>
+          <w:b w:val="1"/>
+          <w:bCs w:val="1"/>
+          <w:sz w:val="24"/>
+          <w:szCs w:val="24"/>
           <w:rtl w:val="0"/>
         </w:rPr>
         <w:t xml:space="preserve">3.4. Lista de materiais</w:t>
       </w:r>
+    </w:p>
+    <w:p>
+      <w:pPr>
+        <w:rPr/>
+      </w:pPr>
       <w:r>
         <w:rPr>
           <w:rtl w:val="0"/>
@@ -9509,8 +10152,8 @@
         <w:pStyle w:val="Heading4"/>
         <w:rPr/>
       </w:pPr>
-      <w:bookmarkStart w:colFirst="0" w:colLast="0" w:name="_heading=h.hf9dm8okyz68" w:id="52"/>
-      <w:bookmarkEnd w:id="52"/>
+      <w:bookmarkStart w:colFirst="0" w:colLast="0" w:name="_heading=h.hf9dm8okyz68" w:id="53"/>
+      <w:bookmarkEnd w:id="53"/>
       <w:r>
         <w:rPr>
           <w:rtl w:val="0"/>
@@ -9529,12 +10172,12 @@
           <wp:inline distB="114300" distT="114300" distL="114300" distR="114300">
             <wp:extent cx="5040000" cy="2872800"/>
             <wp:effectExtent b="0" l="0" r="0" t="0"/>
-            <wp:docPr id="11" name="image9.png"/>
+            <wp:docPr id="12" name="image4.png"/>
             <a:graphic>
               <a:graphicData uri="http://schemas.openxmlformats.org/drawingml/2006/picture">
                 <pic:pic>
                   <pic:nvPicPr>
-                    <pic:cNvPr id="0" name="image9.png"/>
+                    <pic:cNvPr id="0" name="image4.png"/>
                     <pic:cNvPicPr preferRelativeResize="0"/>
                   </pic:nvPicPr>
                   <pic:blipFill>
@@ -9598,8 +10241,8 @@
           <w:szCs w:val="24"/>
         </w:rPr>
       </w:pPr>
-      <w:bookmarkStart w:colFirst="0" w:colLast="0" w:name="_heading=h.dznwdhknm6ot" w:id="53"/>
-      <w:bookmarkEnd w:id="53"/>
+      <w:bookmarkStart w:colFirst="0" w:colLast="0" w:name="_heading=h.dznwdhknm6ot" w:id="54"/>
+      <w:bookmarkEnd w:id="54"/>
       <w:r>
         <w:br w:type="page"/>
       </w:r>
@@ -9614,7 +10257,8 @@
         <w:pStyle w:val="Heading1"/>
         <w:keepNext w:val="1"/>
         <w:keepLines w:val="1"/>
-        <w:spacing w:after="200" w:before="0" w:line="360" w:lineRule="auto"/>
+        <w:spacing w:after="0" w:before="0" w:line="360" w:lineRule="auto"/>
+        <w:jc w:val="both"/>
         <w:rPr>
           <w:rFonts w:ascii="Times New Roman" w:cs="Times New Roman" w:eastAsia="Times New Roman" w:hAnsi="Times New Roman"/>
           <w:b w:val="1"/>
@@ -9623,8 +10267,8 @@
           <w:szCs w:val="24"/>
         </w:rPr>
       </w:pPr>
-      <w:bookmarkStart w:colFirst="0" w:colLast="0" w:name="_heading=h.hx5vejppkm0z" w:id="54"/>
-      <w:bookmarkEnd w:id="54"/>
+      <w:bookmarkStart w:colFirst="0" w:colLast="0" w:name="_heading=h.hx5vejppkm0z" w:id="55"/>
+      <w:bookmarkEnd w:id="55"/>
       <w:r>
         <w:rPr>
           <w:rFonts w:ascii="Times New Roman" w:cs="Times New Roman" w:eastAsia="Times New Roman" w:hAnsi="Times New Roman"/>
@@ -9635,6 +10279,16 @@
           <w:rtl w:val="0"/>
         </w:rPr>
         <w:t xml:space="preserve">4. ANÁLISE DOS RESULTADOS</w:t>
+      </w:r>
+    </w:p>
+    <w:p>
+      <w:pPr>
+        <w:rPr/>
+      </w:pPr>
+      <w:r>
+        <w:rPr>
+          <w:rtl w:val="0"/>
+        </w:rPr>
       </w:r>
     </w:p>
     <w:p>
@@ -9645,11 +10299,7 @@
         <w:spacing w:after="0" w:before="0" w:line="360" w:lineRule="auto"/>
         <w:ind w:left="0" w:firstLine="0"/>
         <w:jc w:val="both"/>
-        <w:rPr>
-          <w:rFonts w:ascii="Times New Roman" w:cs="Times New Roman" w:eastAsia="Times New Roman" w:hAnsi="Times New Roman"/>
-          <w:sz w:val="24"/>
-          <w:szCs w:val="24"/>
-        </w:rPr>
+        <w:rPr/>
       </w:pPr>
       <w:r>
         <w:rPr>
@@ -9659,7 +10309,12 @@
           <w:rtl w:val="0"/>
         </w:rPr>
         <w:tab/>
-        <w:t xml:space="preserve">A validação do projeto da envasadora automática foi conduzida em duas etapas: a testagem modular de cada componente e a avaliação do sistema integrado. Os testes individuais dos componentes eletrônicos e mecânicos demonstraram o funcionamento esperado, com calibração e operação dentro das especificações técnicas.</w:t>
+      </w:r>
+      <w:r>
+        <w:rPr>
+          <w:rtl w:val="0"/>
+        </w:rPr>
+        <w:t xml:space="preserve">Conduziu-se a validação do projeto da envasadora automática em duas etapas: a testagem modular de cada componente e a avaliação do sistema integrado. Os testes individuais dos componentes eletrônicos e mecânicos demonstraram o funcionamento esperado, com calibração e operação dentro das especificações técnicas.</w:t>
       </w:r>
     </w:p>
     <w:p>
@@ -9670,36 +10325,23 @@
         <w:spacing w:after="0" w:before="0" w:line="360" w:lineRule="auto"/>
         <w:ind w:left="0" w:firstLine="0"/>
         <w:jc w:val="both"/>
-        <w:rPr>
-          <w:rFonts w:ascii="Times New Roman" w:cs="Times New Roman" w:eastAsia="Times New Roman" w:hAnsi="Times New Roman"/>
-          <w:sz w:val="24"/>
-          <w:szCs w:val="24"/>
-        </w:rPr>
-      </w:pPr>
-      <w:r>
-        <w:rPr>
-          <w:rFonts w:ascii="Times New Roman" w:cs="Times New Roman" w:eastAsia="Times New Roman" w:hAnsi="Times New Roman"/>
-          <w:sz w:val="24"/>
-          <w:szCs w:val="24"/>
+        <w:rPr/>
+      </w:pPr>
+      <w:r>
+        <w:rPr>
           <w:rtl w:val="0"/>
         </w:rPr>
         <w:tab/>
-        <w:t xml:space="preserve">No entanto, a integração completa do sistema e o teste operacional da envasadora revelaram uma instabilidade significativa. O comportamento inesperado foi identificado como um ruído eletromagnético induzido pela ativação da bomba de diafragma. Tal ruído interferiu diretamente na leitura da célula de carga, resultando em leituras de peso errôneas ou nulas, e afetou também os botões de controle, que </w:t>
-      </w:r>
-      <w:r>
-        <w:rPr>
-          <w:rFonts w:ascii="Times New Roman" w:cs="Times New Roman" w:eastAsia="Times New Roman" w:hAnsi="Times New Roman"/>
-          <w:sz w:val="24"/>
-          <w:szCs w:val="24"/>
+        <w:t xml:space="preserve">No entanto, a integração completa do sistema e o teste operacional da envasadora revelaram uma instabilidade significativa. Identificou-se o comportamento inesperado como um ruído eletromagnético induzido pela ativação da bomba de diafragma. Tal ruído interferiu diretamente na leitura da célula de carga, resultando em leituras de peso errôneas ou nulas, e afetou também os botões de controle, que </w:t>
+      </w:r>
+      <w:r>
+        <w:rPr>
           <w:rtl w:val="0"/>
         </w:rPr>
         <w:t xml:space="preserve">acionavam</w:t>
       </w:r>
       <w:r>
         <w:rPr>
-          <w:rFonts w:ascii="Times New Roman" w:cs="Times New Roman" w:eastAsia="Times New Roman" w:hAnsi="Times New Roman"/>
-          <w:sz w:val="24"/>
-          <w:szCs w:val="24"/>
           <w:rtl w:val="0"/>
         </w:rPr>
         <w:t xml:space="preserve"> a rotina de interrupção de emergência de forma não intencional.</w:t>
@@ -9727,27 +10369,35 @@
           <w:rtl w:val="0"/>
         </w:rPr>
         <w:tab/>
-        <w:t xml:space="preserve">O principal achado foi a incompatibilidade eletromagnética entre a bomba e os demais subsistemas. A ativação do relé para iniciar o envase frequentemente resultava na interrupção imediata da operação e na transição do sistema para o estado de emergência. A tentativa de reinicialização por meio do botão de reset mostrou-se ineficaz, exigindo um ciclo completo de energia (</w:t>
-      </w:r>
-      <w:r>
-        <w:rPr>
-          <w:rFonts w:ascii="Times New Roman" w:cs="Times New Roman" w:eastAsia="Times New Roman" w:hAnsi="Times New Roman"/>
+      </w:r>
+      <w:r>
+        <w:rPr>
+          <w:rtl w:val="0"/>
+        </w:rPr>
+        <w:t xml:space="preserve">Constituiu o principal achado a incompatibilidade eletromagnética entre a bomba e os demais subsistemas. A ativação do relé para iniciar o envase frequentemente resultava na interrupção imediata da operação e na transição do sistema para o estado de emergência. A tentativa de reinicialização por meio do botão de reset mostrou-se ineficaz, exigindo um ciclo completo de energia (</w:t>
+      </w:r>
+      <w:r>
+        <w:rPr>
           <w:i w:val="1"/>
           <w:iCs w:val="1"/>
-          <w:sz w:val="24"/>
-          <w:szCs w:val="24"/>
           <w:rtl w:val="0"/>
         </w:rPr>
         <w:t xml:space="preserve">power cycle</w:t>
       </w:r>
       <w:r>
         <w:rPr>
-          <w:rFonts w:ascii="Times New Roman" w:cs="Times New Roman" w:eastAsia="Times New Roman" w:hAnsi="Times New Roman"/>
-          <w:sz w:val="24"/>
-          <w:szCs w:val="24"/>
-          <w:rtl w:val="0"/>
-        </w:rPr>
-        <w:t xml:space="preserve">) do microcontrolador para restaurar o sistema à sua condição operacional inicial.</w:t>
+          <w:rtl w:val="0"/>
+        </w:rPr>
+        <w:t xml:space="preserve">) do microcontrolador para restaurar o sistema à sua condição operacional inicial</w:t>
+      </w:r>
+      <w:r>
+        <w:rPr>
+          <w:rFonts w:ascii="Times New Roman" w:cs="Times New Roman" w:eastAsia="Times New Roman" w:hAnsi="Times New Roman"/>
+          <w:sz w:val="24"/>
+          <w:szCs w:val="24"/>
+          <w:rtl w:val="0"/>
+        </w:rPr>
+        <w:t xml:space="preserve">.</w:t>
       </w:r>
     </w:p>
     <w:p>
@@ -9772,7 +10422,35 @@
           <w:rtl w:val="0"/>
         </w:rPr>
         <w:tab/>
-        <w:t xml:space="preserve">Em contrapartida, quando o sistema foi testado sem a alimentação elétrica da bomba, todos os demais componentes — incluindo os botões, a célula de carga, o display LCD e os LEDs — operaram de forma estável e em total conformidade com o código-fonte desenvolvido. Embora as tentativas de mitigar a interferência via software não tenham obtido sucesso, este resultado valida a arquitetura de controle e o funcionamento dos sensores, isolando a causa da instabilidade no ruído gerado pela bomba. O código-fonte que apresentou o melhor desempenho diante da instabilidade foi mantido, servindo como base para os testes.</w:t>
+      </w:r>
+      <w:r>
+        <w:rPr>
+          <w:rtl w:val="0"/>
+        </w:rPr>
+        <w:t xml:space="preserve">Em contrapartida, quando se testou o sistema sem a alimentação elétrica da bomba, todos os demais componentes - incluindo os botões, a célula de carga, o display LCD e os LEDs - operaram de forma estável e em total conformidade com o código-fonte desenvolvido. Embora as tentativas de mitigar a interferência via </w:t>
+      </w:r>
+      <w:r>
+        <w:rPr>
+          <w:i w:val="1"/>
+          <w:iCs w:val="1"/>
+          <w:rtl w:val="0"/>
+        </w:rPr>
+        <w:t xml:space="preserve">software </w:t>
+      </w:r>
+      <w:r>
+        <w:rPr>
+          <w:rtl w:val="0"/>
+        </w:rPr>
+        <w:t xml:space="preserve">não tenham obtido sucesso, este resultado valida a arquitetura de controle e o funcionamento dos sensores, isolando a causa da instabilidade no ruído gerado pela bomba. Manteve-se o código-fonte que apresentou o melhor desempenho diante da instabilidade, servindo como base para os testes</w:t>
+      </w:r>
+      <w:r>
+        <w:rPr>
+          <w:rFonts w:ascii="Times New Roman" w:cs="Times New Roman" w:eastAsia="Times New Roman" w:hAnsi="Times New Roman"/>
+          <w:sz w:val="24"/>
+          <w:szCs w:val="24"/>
+          <w:rtl w:val="0"/>
+        </w:rPr>
+        <w:t xml:space="preserve">.</w:t>
       </w:r>
     </w:p>
     <w:p>
@@ -9789,8 +10467,220 @@
           <w:szCs w:val="24"/>
         </w:rPr>
       </w:pPr>
-      <w:bookmarkStart w:colFirst="0" w:colLast="0" w:name="_heading=h.glz77sw4oshd" w:id="55"/>
-      <w:bookmarkEnd w:id="55"/>
+      <w:bookmarkStart w:colFirst="0" w:colLast="0" w:name="_heading=h.glz77sw4oshd" w:id="56"/>
+      <w:bookmarkEnd w:id="56"/>
+      <w:r>
+        <w:br w:type="page"/>
+      </w:r>
+      <w:r>
+        <w:rPr>
+          <w:rtl w:val="0"/>
+        </w:rPr>
+      </w:r>
+    </w:p>
+    <w:p>
+      <w:pPr>
+        <w:pStyle w:val="Heading1"/>
+        <w:rPr/>
+      </w:pPr>
+      <w:bookmarkStart w:colFirst="0" w:colLast="0" w:name="_heading=h.bdi1sx1jo7qt" w:id="57"/>
+      <w:bookmarkEnd w:id="57"/>
+      <w:r>
+        <w:rPr>
+          <w:rtl w:val="0"/>
+        </w:rPr>
+        <w:t xml:space="preserve">5. DISCUSSÃO</w:t>
+      </w:r>
+    </w:p>
+    <w:p>
+      <w:pPr>
+        <w:rPr/>
+      </w:pPr>
+      <w:r>
+        <w:rPr>
+          <w:rtl w:val="0"/>
+        </w:rPr>
+      </w:r>
+    </w:p>
+    <w:p>
+      <w:pPr>
+        <w:spacing w:after="0" w:before="0" w:line="360" w:lineRule="auto"/>
+        <w:ind w:left="0" w:firstLine="720"/>
+        <w:jc w:val="both"/>
+        <w:rPr>
+          <w:rFonts w:ascii="Times New Roman" w:cs="Times New Roman" w:eastAsia="Times New Roman" w:hAnsi="Times New Roman"/>
+          <w:sz w:val="24"/>
+          <w:szCs w:val="24"/>
+        </w:rPr>
+      </w:pPr>
+      <w:r>
+        <w:rPr>
+          <w:rFonts w:ascii="Times New Roman" w:cs="Times New Roman" w:eastAsia="Times New Roman" w:hAnsi="Times New Roman"/>
+          <w:sz w:val="24"/>
+          <w:szCs w:val="24"/>
+          <w:rtl w:val="0"/>
+        </w:rPr>
+        <w:t xml:space="preserve">Os resultados apresentados na seção anterior fornecem uma interpretação crucial sobre a viabilidade da envasadora automática proposta. A operação estável e funcional dos componentes eletrônicos quando a bomba de diafragma estava desconectada valida a arquitetura de controle e a lógica de programação, confirmando que a abordagem metodológica adotada atende aos objetivos de automação do envase com precisão na dosagem e facilidade de operação. Este fato demonstra que a plataforma Arduino é uma ferramenta eficaz para o desenvolvimento de protótipos em projetos de automação, conforme a literatura corrobora (MUSCI et al., 2023).</w:t>
+      </w:r>
+    </w:p>
+    <w:p>
+      <w:pPr>
+        <w:spacing w:after="0" w:before="0" w:line="360" w:lineRule="auto"/>
+        <w:ind w:left="0" w:firstLine="720"/>
+        <w:jc w:val="both"/>
+        <w:rPr>
+          <w:rFonts w:ascii="Times New Roman" w:cs="Times New Roman" w:eastAsia="Times New Roman" w:hAnsi="Times New Roman"/>
+          <w:sz w:val="24"/>
+          <w:szCs w:val="24"/>
+        </w:rPr>
+      </w:pPr>
+      <w:r>
+        <w:rPr>
+          <w:rFonts w:ascii="Times New Roman" w:cs="Times New Roman" w:eastAsia="Times New Roman" w:hAnsi="Times New Roman"/>
+          <w:sz w:val="24"/>
+          <w:szCs w:val="24"/>
+          <w:rtl w:val="0"/>
+        </w:rPr>
+        <w:t xml:space="preserve">No entanto, o principal achado deste estudo não </w:t>
+      </w:r>
+      <w:r>
+        <w:rPr>
+          <w:rtl w:val="0"/>
+        </w:rPr>
+        <w:t xml:space="preserve">residiu</w:t>
+      </w:r>
+      <w:r>
+        <w:rPr>
+          <w:rtl w:val="0"/>
+        </w:rPr>
+        <w:t xml:space="preserve"> n</w:t>
+      </w:r>
+      <w:r>
+        <w:rPr>
+          <w:rFonts w:ascii="Times New Roman" w:cs="Times New Roman" w:eastAsia="Times New Roman" w:hAnsi="Times New Roman"/>
+          <w:sz w:val="24"/>
+          <w:szCs w:val="24"/>
+          <w:rtl w:val="0"/>
+        </w:rPr>
+        <w:t xml:space="preserve">o sucesso da operação, mas </w:t>
+      </w:r>
+      <w:r>
+        <w:rPr>
+          <w:rtl w:val="0"/>
+        </w:rPr>
+        <w:t xml:space="preserve">na identificação</w:t>
+      </w:r>
+      <w:r>
+        <w:rPr>
+          <w:rFonts w:ascii="Times New Roman" w:cs="Times New Roman" w:eastAsia="Times New Roman" w:hAnsi="Times New Roman"/>
+          <w:sz w:val="24"/>
+          <w:szCs w:val="24"/>
+          <w:rtl w:val="0"/>
+        </w:rPr>
+        <w:t xml:space="preserve"> de um problema não previsto: a interferência eletromagnética gerada pela bomba de diafragma. Este ruído causou falhas nas leituras da célula de carga e acionou de forma indesejada a rotina de emergência. A falha na </w:t>
+      </w:r>
+      <w:r>
+        <w:rPr>
+          <w:rFonts w:ascii="Times New Roman" w:cs="Times New Roman" w:eastAsia="Times New Roman" w:hAnsi="Times New Roman"/>
+          <w:sz w:val="24"/>
+          <w:szCs w:val="24"/>
+          <w:rtl w:val="0"/>
+        </w:rPr>
+        <w:t xml:space="preserve">reinicialização</w:t>
+      </w:r>
+      <w:r>
+        <w:rPr>
+          <w:rFonts w:ascii="Times New Roman" w:cs="Times New Roman" w:eastAsia="Times New Roman" w:hAnsi="Times New Roman"/>
+          <w:sz w:val="24"/>
+          <w:szCs w:val="24"/>
+          <w:rtl w:val="0"/>
+        </w:rPr>
+        <w:t xml:space="preserve"> do sistema pelo botão de reset, que exigiu um ciclo de energia para ser restaurado, aponta para uma vulnerabilidade na implementação do sistema de segurança que precisa ser corrigida. Essa instabilidade sugere que, embora o sistema atenda aos requisitos funcionais básicos, ele ainda carece de robustez contra interferências externas, um fator crítico em ambientes industriais, onde a Norma Regulamentadora NR-12 (BRASIL, 2016) exige a garantia da segurança do equipamento e dos operadores.</w:t>
+      </w:r>
+    </w:p>
+    <w:p>
+      <w:pPr>
+        <w:spacing w:after="0" w:before="0" w:line="360" w:lineRule="auto"/>
+        <w:ind w:left="0" w:firstLine="720"/>
+        <w:jc w:val="both"/>
+        <w:rPr>
+          <w:rFonts w:ascii="Times New Roman" w:cs="Times New Roman" w:eastAsia="Times New Roman" w:hAnsi="Times New Roman"/>
+          <w:sz w:val="24"/>
+          <w:szCs w:val="24"/>
+        </w:rPr>
+      </w:pPr>
+      <w:r>
+        <w:rPr>
+          <w:rFonts w:ascii="Times New Roman" w:cs="Times New Roman" w:eastAsia="Times New Roman" w:hAnsi="Times New Roman"/>
+          <w:sz w:val="24"/>
+          <w:szCs w:val="24"/>
+          <w:rtl w:val="0"/>
+        </w:rPr>
+        <w:t xml:space="preserve">Apesar de inesperados, esses resultados são valiosos. Eles mostram que a automação de processos não se limita à simples conexão de componentes, mas exige uma análise detalhada das interações entre os subsistemas. O problema de interferência eletromagnética é um desafio comum em engenharia elétrica e de controle, e sua ocorrência no protótipo serve como uma lição importante sobre a necessidade de blindagem, uso de filtros e dimensionamento adequado da fiação para isolar os componentes sensíveis.</w:t>
+      </w:r>
+    </w:p>
+    <w:p>
+      <w:pPr>
+        <w:spacing w:after="0" w:before="0" w:line="360" w:lineRule="auto"/>
+        <w:ind w:left="0" w:firstLine="720"/>
+        <w:jc w:val="both"/>
+        <w:rPr>
+          <w:rFonts w:ascii="Times New Roman" w:cs="Times New Roman" w:eastAsia="Times New Roman" w:hAnsi="Times New Roman"/>
+          <w:b w:val="1"/>
+          <w:bCs w:val="1"/>
+          <w:sz w:val="24"/>
+          <w:szCs w:val="24"/>
+        </w:rPr>
+      </w:pPr>
+      <w:r>
+        <w:rPr>
+          <w:rFonts w:ascii="Times New Roman" w:cs="Times New Roman" w:eastAsia="Times New Roman" w:hAnsi="Times New Roman"/>
+          <w:sz w:val="24"/>
+          <w:szCs w:val="24"/>
+          <w:rtl w:val="0"/>
+        </w:rPr>
+        <w:t xml:space="preserve">Diante do exposto, o estudo valida a hipótese inicial de que um sistema automatizado pode resolver o problema de dosagem e precisão do envase, mas revela a necessidade de uma segunda fase de desenvolvimento. Os próximos passos da investigação devem se concentrar em mitigar a interferência eletromagnética, por meio da implementação de blindagem física ou da utilização de componentes de supressão de ruído, como diodos </w:t>
+      </w:r>
+      <w:r>
+        <w:rPr>
+          <w:rFonts w:ascii="Times New Roman" w:cs="Times New Roman" w:eastAsia="Times New Roman" w:hAnsi="Times New Roman"/>
+          <w:i w:val="1"/>
+          <w:iCs w:val="1"/>
+          <w:sz w:val="24"/>
+          <w:szCs w:val="24"/>
+          <w:rtl w:val="0"/>
+        </w:rPr>
+        <w:t xml:space="preserve">snubber</w:t>
+      </w:r>
+      <w:r>
+        <w:rPr>
+          <w:rFonts w:ascii="Times New Roman" w:cs="Times New Roman" w:eastAsia="Times New Roman" w:hAnsi="Times New Roman"/>
+          <w:sz w:val="24"/>
+          <w:szCs w:val="24"/>
+          <w:rtl w:val="0"/>
+        </w:rPr>
+        <w:t xml:space="preserve">. Além disso, a lógica de </w:t>
+      </w:r>
+      <w:r>
+        <w:rPr>
+          <w:rFonts w:ascii="Times New Roman" w:cs="Times New Roman" w:eastAsia="Times New Roman" w:hAnsi="Times New Roman"/>
+          <w:i w:val="1"/>
+          <w:iCs w:val="1"/>
+          <w:sz w:val="24"/>
+          <w:szCs w:val="24"/>
+          <w:rtl w:val="0"/>
+        </w:rPr>
+        <w:t xml:space="preserve">software </w:t>
+      </w:r>
+      <w:r>
+        <w:rPr>
+          <w:rFonts w:ascii="Times New Roman" w:cs="Times New Roman" w:eastAsia="Times New Roman" w:hAnsi="Times New Roman"/>
+          <w:sz w:val="24"/>
+          <w:szCs w:val="24"/>
+          <w:rtl w:val="0"/>
+        </w:rPr>
+        <w:t xml:space="preserve">para o tratamento da emergência pode ser aprimorada para garantir que o sistema possa ser reiniciado de forma segura e confiável, sem a necessidade de uma reinicialização física.</w:t>
+      </w:r>
       <w:r>
         <w:br w:type="page"/>
       </w:r>
@@ -9805,7 +10695,7 @@
         <w:pStyle w:val="Heading1"/>
         <w:keepNext w:val="1"/>
         <w:keepLines w:val="1"/>
-        <w:spacing w:after="200" w:before="0" w:line="360" w:lineRule="auto"/>
+        <w:spacing w:after="0" w:before="0" w:line="360" w:lineRule="auto"/>
         <w:rPr>
           <w:rFonts w:ascii="Times New Roman" w:cs="Times New Roman" w:eastAsia="Times New Roman" w:hAnsi="Times New Roman"/>
           <w:b w:val="1"/>
@@ -9814,8 +10704,8 @@
           <w:szCs w:val="24"/>
         </w:rPr>
       </w:pPr>
-      <w:bookmarkStart w:colFirst="0" w:colLast="0" w:name="_heading=h.bdi1sx1jo7qt" w:id="56"/>
-      <w:bookmarkEnd w:id="56"/>
+      <w:bookmarkStart w:colFirst="0" w:colLast="0" w:name="_heading=h.54buxnod1gt1" w:id="58"/>
+      <w:bookmarkEnd w:id="58"/>
       <w:r>
         <w:rPr>
           <w:rFonts w:ascii="Times New Roman" w:cs="Times New Roman" w:eastAsia="Times New Roman" w:hAnsi="Times New Roman"/>
@@ -9825,152 +10715,23 @@
           <w:szCs w:val="24"/>
           <w:rtl w:val="0"/>
         </w:rPr>
-        <w:t xml:space="preserve">5. DISCUSSÃO</w:t>
+        <w:t xml:space="preserve">6. CONCLUSÃO</w:t>
+      </w:r>
+    </w:p>
+    <w:p>
+      <w:pPr>
+        <w:jc w:val="both"/>
+        <w:rPr/>
+      </w:pPr>
+      <w:r>
+        <w:rPr>
+          <w:rtl w:val="0"/>
+        </w:rPr>
       </w:r>
     </w:p>
     <w:p>
       <w:pPr>
         <w:spacing w:after="0" w:before="0" w:line="360" w:lineRule="auto"/>
-        <w:ind w:left="0" w:firstLine="720"/>
-        <w:jc w:val="both"/>
-        <w:rPr>
-          <w:rFonts w:ascii="Times New Roman" w:cs="Times New Roman" w:eastAsia="Times New Roman" w:hAnsi="Times New Roman"/>
-          <w:sz w:val="24"/>
-          <w:szCs w:val="24"/>
-        </w:rPr>
-      </w:pPr>
-      <w:r>
-        <w:rPr>
-          <w:rFonts w:ascii="Times New Roman" w:cs="Times New Roman" w:eastAsia="Times New Roman" w:hAnsi="Times New Roman"/>
-          <w:sz w:val="24"/>
-          <w:szCs w:val="24"/>
-          <w:rtl w:val="0"/>
-        </w:rPr>
-        <w:t xml:space="preserve">Os resultados apresentados na seção anterior fornecem uma interpretação crucial sobre a viabilidade da envasadora automática proposta. A operação estável e funcional dos componentes eletrônicos quando a bomba de diafragma estava desconectada valida a arquitetura de controle e a lógica de programação, confirmando que a abordagem metodológica adotada atende aos objetivos de automação do envase com precisão na dosagem e facilidade de operação. Este fato demonstra que a plataforma Arduino é uma ferramenta eficaz para o desenvolvimento de protótipos em projetos de automação, conforme a literatura corrobora (MUSCI et al., 2023).</w:t>
-      </w:r>
-    </w:p>
-    <w:p>
-      <w:pPr>
-        <w:spacing w:after="0" w:before="0" w:line="360" w:lineRule="auto"/>
-        <w:ind w:left="0" w:firstLine="720"/>
-        <w:jc w:val="both"/>
-        <w:rPr>
-          <w:rFonts w:ascii="Times New Roman" w:cs="Times New Roman" w:eastAsia="Times New Roman" w:hAnsi="Times New Roman"/>
-          <w:sz w:val="24"/>
-          <w:szCs w:val="24"/>
-        </w:rPr>
-      </w:pPr>
-      <w:r>
-        <w:rPr>
-          <w:rFonts w:ascii="Times New Roman" w:cs="Times New Roman" w:eastAsia="Times New Roman" w:hAnsi="Times New Roman"/>
-          <w:sz w:val="24"/>
-          <w:szCs w:val="24"/>
-          <w:rtl w:val="0"/>
-        </w:rPr>
-        <w:t xml:space="preserve">No entanto, o principal achado deste estudo não foi o sucesso da operação, mas a identificação de um problema não previsto: a interferência eletromagnética gerada pela bomba de diafragma. Este ruído causou falhas nas leituras da célula de carga e acionou de forma indesejada a rotina de emergência. A falha na </w:t>
-      </w:r>
-      <w:r>
-        <w:rPr>
-          <w:rFonts w:ascii="Times New Roman" w:cs="Times New Roman" w:eastAsia="Times New Roman" w:hAnsi="Times New Roman"/>
-          <w:sz w:val="24"/>
-          <w:szCs w:val="24"/>
-          <w:rtl w:val="0"/>
-        </w:rPr>
-        <w:t xml:space="preserve">reinicialização</w:t>
-      </w:r>
-      <w:r>
-        <w:rPr>
-          <w:rFonts w:ascii="Times New Roman" w:cs="Times New Roman" w:eastAsia="Times New Roman" w:hAnsi="Times New Roman"/>
-          <w:sz w:val="24"/>
-          <w:szCs w:val="24"/>
-          <w:rtl w:val="0"/>
-        </w:rPr>
-        <w:t xml:space="preserve"> do sistema pelo botão de reset, que exigiu um ciclo de energia para ser restaurado, aponta para uma vulnerabilidade na implementação do sistema de segurança que precisa ser corrigida. Essa instabilidade sugere que, embora o sistema atenda aos requisitos funcionais básicos, ele ainda carece de robustez contra interferências externas, um fator crítico em ambientes industriais, onde a Norma Regulamentadora NR-12 (BRASIL, 2016) exige a garantia da segurança do equipamento e dos operadores.</w:t>
-      </w:r>
-    </w:p>
-    <w:p>
-      <w:pPr>
-        <w:spacing w:after="0" w:before="0" w:line="360" w:lineRule="auto"/>
-        <w:ind w:left="0" w:firstLine="720"/>
-        <w:jc w:val="both"/>
-        <w:rPr>
-          <w:rFonts w:ascii="Times New Roman" w:cs="Times New Roman" w:eastAsia="Times New Roman" w:hAnsi="Times New Roman"/>
-          <w:sz w:val="24"/>
-          <w:szCs w:val="24"/>
-        </w:rPr>
-      </w:pPr>
-      <w:r>
-        <w:rPr>
-          <w:rFonts w:ascii="Times New Roman" w:cs="Times New Roman" w:eastAsia="Times New Roman" w:hAnsi="Times New Roman"/>
-          <w:sz w:val="24"/>
-          <w:szCs w:val="24"/>
-          <w:rtl w:val="0"/>
-        </w:rPr>
-        <w:t xml:space="preserve">Apesar de inesperados, esses resultados são valiosos. Eles mostram que a automação de processos não se limita à simples conexão de componentes, mas exige uma análise detalhada das interações entre os subsistemas. O problema de interferência eletromagnética é um desafio comum em engenharia elétrica e de controle, e sua ocorrência no protótipo serve como uma lição importante sobre a necessidade de blindagem, uso de filtros e dimensionamento adequado da fiação para isolar os componentes sensíveis.</w:t>
-      </w:r>
-    </w:p>
-    <w:p>
-      <w:pPr>
-        <w:spacing w:after="0" w:before="0" w:line="360" w:lineRule="auto"/>
-        <w:ind w:left="0" w:firstLine="720"/>
-        <w:jc w:val="both"/>
-        <w:rPr>
-          <w:rFonts w:ascii="Times New Roman" w:cs="Times New Roman" w:eastAsia="Times New Roman" w:hAnsi="Times New Roman"/>
-          <w:b w:val="1"/>
-          <w:bCs w:val="1"/>
-          <w:sz w:val="24"/>
-          <w:szCs w:val="24"/>
-        </w:rPr>
-      </w:pPr>
-      <w:r>
-        <w:rPr>
-          <w:rFonts w:ascii="Times New Roman" w:cs="Times New Roman" w:eastAsia="Times New Roman" w:hAnsi="Times New Roman"/>
-          <w:sz w:val="24"/>
-          <w:szCs w:val="24"/>
-          <w:rtl w:val="0"/>
-        </w:rPr>
-        <w:t xml:space="preserve">Diante do exposto, o estudo valida a hipótese inicial de que um sistema automatizado pode resolver o problema de dosagem e precisão do envase, mas revela a necessidade de uma segunda fase de desenvolvimento. Os próximos passos da investigação devem se concentrar em mitigar a interferência eletromagnética, por meio da implementação de blindagem física ou da utilização de componentes de supressão de ruído, como diodos snubber. Além disso, a lógica de software para o tratamento da emergência pode ser aprimorada para garantir que o sistema possa ser reiniciado de forma segura e confiável, sem a necessidade de uma reinicialização física.</w:t>
-      </w:r>
-      <w:r>
-        <w:br w:type="page"/>
-      </w:r>
-      <w:r>
-        <w:rPr>
-          <w:rtl w:val="0"/>
-        </w:rPr>
-      </w:r>
-    </w:p>
-    <w:p>
-      <w:pPr>
-        <w:pStyle w:val="Heading1"/>
-        <w:keepNext w:val="1"/>
-        <w:keepLines w:val="1"/>
-        <w:spacing w:after="200" w:before="0" w:line="360" w:lineRule="auto"/>
-        <w:rPr>
-          <w:rFonts w:ascii="Times New Roman" w:cs="Times New Roman" w:eastAsia="Times New Roman" w:hAnsi="Times New Roman"/>
-          <w:b w:val="1"/>
-          <w:bCs w:val="1"/>
-          <w:sz w:val="24"/>
-          <w:szCs w:val="24"/>
-        </w:rPr>
-      </w:pPr>
-      <w:bookmarkStart w:colFirst="0" w:colLast="0" w:name="_heading=h.54buxnod1gt1" w:id="57"/>
-      <w:bookmarkEnd w:id="57"/>
-      <w:r>
-        <w:rPr>
-          <w:rFonts w:ascii="Times New Roman" w:cs="Times New Roman" w:eastAsia="Times New Roman" w:hAnsi="Times New Roman"/>
-          <w:b w:val="1"/>
-          <w:bCs w:val="1"/>
-          <w:sz w:val="24"/>
-          <w:szCs w:val="24"/>
-          <w:rtl w:val="0"/>
-        </w:rPr>
-        <w:t xml:space="preserve">6. CONCLUSÃO</w:t>
-      </w:r>
-    </w:p>
-    <w:p>
-      <w:pPr>
-        <w:spacing w:after="200" w:before="0" w:line="360" w:lineRule="auto"/>
         <w:ind w:firstLine="720"/>
         <w:jc w:val="both"/>
         <w:rPr>
@@ -9986,12 +10747,27 @@
           <w:szCs w:val="24"/>
           <w:rtl w:val="0"/>
         </w:rPr>
-        <w:t xml:space="preserve">O presente trabalho teve como objetivo principal o desenvolvimento de um protótipo de envasadora automática de iogurte, utilizando a plataforma Arduino, com foco na automação do processo de envase. A hipótese inicial de que um sistema automatizado de baixo custo poderia solucionar o problema de dosagem e precisão na produção de iogurte foi validada em grande parte do projeto.</w:t>
-      </w:r>
-    </w:p>
-    <w:p>
-      <w:pPr>
-        <w:spacing w:after="200" w:before="0" w:line="360" w:lineRule="auto"/>
+        <w:t xml:space="preserve">O presente trabalho teve como objetivo principal o desenvolvimento de um protótipo de envasadora automática de iogurte, utilizando a plataforma Arduino, com foco na automação do processo de envase. </w:t>
+      </w:r>
+      <w:r>
+        <w:rPr>
+          <w:rtl w:val="0"/>
+        </w:rPr>
+        <w:t xml:space="preserve">Validou-se, em grande parte do projeto, a hipótese inicial de que um sistema automatizado de baixo custo poderia solucionar o problema de dosagem e precisão na produção de iogurte</w:t>
+      </w:r>
+      <w:r>
+        <w:rPr>
+          <w:rFonts w:ascii="Times New Roman" w:cs="Times New Roman" w:eastAsia="Times New Roman" w:hAnsi="Times New Roman"/>
+          <w:sz w:val="24"/>
+          <w:szCs w:val="24"/>
+          <w:rtl w:val="0"/>
+        </w:rPr>
+        <w:t xml:space="preserve">.</w:t>
+      </w:r>
+    </w:p>
+    <w:p>
+      <w:pPr>
+        <w:spacing w:after="0" w:before="0" w:line="360" w:lineRule="auto"/>
         <w:ind w:firstLine="720"/>
         <w:jc w:val="both"/>
         <w:rPr>
@@ -10012,7 +10788,7 @@
     </w:p>
     <w:p>
       <w:pPr>
-        <w:spacing w:after="200" w:before="0" w:line="360" w:lineRule="auto"/>
+        <w:spacing w:after="0" w:before="0" w:line="360" w:lineRule="auto"/>
         <w:ind w:firstLine="720"/>
         <w:jc w:val="both"/>
         <w:rPr>
@@ -10033,7 +10809,7 @@
     </w:p>
     <w:p>
       <w:pPr>
-        <w:spacing w:after="200" w:before="0" w:line="360" w:lineRule="auto"/>
+        <w:spacing w:after="0" w:before="0" w:line="360" w:lineRule="auto"/>
         <w:ind w:firstLine="720"/>
         <w:jc w:val="both"/>
         <w:rPr>
@@ -10049,7 +10825,47 @@
           <w:szCs w:val="24"/>
           <w:rtl w:val="0"/>
         </w:rPr>
-        <w:t xml:space="preserve">A principal contribuição deste estudo reside na demonstração prática de que a automação de processos, mesmo em projetos de pequena escala, exige uma abordagem holística que transcende a simples programação e integração de hardware. Os resultados obtidos abrem caminho para pesquisas futuras, focadas em implementar soluções de filtragem e blindagem eletromagnética, além de aprimorar a rotina de segurança do software para garantir a robustez e a confiabilidade do sistema. Dessa forma, o protótipo desenvolvido serve como uma base sólida para a criação de uma solução ainda mais completa e segura, capaz de atender às exigências do mercado e das normas regulatórias.</w:t>
+        <w:t xml:space="preserve">A principal contribuição deste estudo reside na demonstração prática de que a automação de processos, mesmo em projetos de pequena escala, exige uma abordagem holística que transcende a simples programação e integração de </w:t>
+      </w:r>
+      <w:r>
+        <w:rPr>
+          <w:rFonts w:ascii="Times New Roman" w:cs="Times New Roman" w:eastAsia="Times New Roman" w:hAnsi="Times New Roman"/>
+          <w:i w:val="1"/>
+          <w:iCs w:val="1"/>
+          <w:sz w:val="24"/>
+          <w:szCs w:val="24"/>
+          <w:rtl w:val="0"/>
+        </w:rPr>
+        <w:t xml:space="preserve">hardware</w:t>
+      </w:r>
+      <w:r>
+        <w:rPr>
+          <w:rFonts w:ascii="Times New Roman" w:cs="Times New Roman" w:eastAsia="Times New Roman" w:hAnsi="Times New Roman"/>
+          <w:sz w:val="24"/>
+          <w:szCs w:val="24"/>
+          <w:rtl w:val="0"/>
+        </w:rPr>
+        <w:t xml:space="preserve">. Os resultados obtidos abrem caminho para pesquisas futuras, focadas em implementar soluções de filtragem e blindagem eletromagnética, além de aprimorar a rotina de segurança do </w:t>
+      </w:r>
+      <w:r>
+        <w:rPr>
+          <w:rFonts w:ascii="Times New Roman" w:cs="Times New Roman" w:eastAsia="Times New Roman" w:hAnsi="Times New Roman"/>
+          <w:i w:val="1"/>
+          <w:iCs w:val="1"/>
+          <w:sz w:val="24"/>
+          <w:szCs w:val="24"/>
+          <w:rtl w:val="0"/>
+        </w:rPr>
+        <w:t xml:space="preserve">software </w:t>
+      </w:r>
+      <w:r>
+        <w:rPr>
+          <w:rFonts w:ascii="Times New Roman" w:cs="Times New Roman" w:eastAsia="Times New Roman" w:hAnsi="Times New Roman"/>
+          <w:sz w:val="24"/>
+          <w:szCs w:val="24"/>
+          <w:rtl w:val="0"/>
+        </w:rPr>
+        <w:t xml:space="preserve">para garantir a robustez e a confiabilidade do sistema. Dessa forma, o protótipo desenvolvido serve como uma base sólida para a criação de uma solução ainda mais completa e segura, capaz de atender às exigências do mercado e das normas regulatórias.</w:t>
       </w:r>
     </w:p>
     <w:p>
@@ -10067,8 +10883,8 @@
           <w:szCs w:val="24"/>
         </w:rPr>
       </w:pPr>
-      <w:bookmarkStart w:colFirst="0" w:colLast="0" w:name="_heading=h.fqm33csivazc" w:id="58"/>
-      <w:bookmarkEnd w:id="58"/>
+      <w:bookmarkStart w:colFirst="0" w:colLast="0" w:name="_heading=h.fqm33csivazc" w:id="59"/>
+      <w:bookmarkEnd w:id="59"/>
       <w:r>
         <w:br w:type="page"/>
       </w:r>
@@ -10093,8 +10909,8 @@
           <w:szCs w:val="24"/>
         </w:rPr>
       </w:pPr>
-      <w:bookmarkStart w:colFirst="0" w:colLast="0" w:name="_heading=h.qmysmd9lhu6n" w:id="59"/>
-      <w:bookmarkEnd w:id="59"/>
+      <w:bookmarkStart w:colFirst="0" w:colLast="0" w:name="_heading=h.qmysmd9lhu6n" w:id="60"/>
+      <w:bookmarkEnd w:id="60"/>
       <w:r>
         <w:rPr>
           <w:rFonts w:ascii="Times New Roman" w:cs="Times New Roman" w:eastAsia="Times New Roman" w:hAnsi="Times New Roman"/>
@@ -10188,40 +11004,27 @@
     <w:p>
       <w:pPr>
         <w:spacing w:after="200" w:before="0" w:lineRule="auto"/>
-        <w:rPr>
-          <w:rFonts w:ascii="Times New Roman" w:cs="Times New Roman" w:eastAsia="Times New Roman" w:hAnsi="Times New Roman"/>
-          <w:sz w:val="24"/>
-          <w:szCs w:val="24"/>
-        </w:rPr>
-      </w:pPr>
-      <w:r>
-        <w:rPr>
-          <w:rFonts w:ascii="Times New Roman" w:cs="Times New Roman" w:eastAsia="Times New Roman" w:hAnsi="Times New Roman"/>
-          <w:sz w:val="24"/>
-          <w:szCs w:val="24"/>
-          <w:rtl w:val="0"/>
-        </w:rPr>
-        <w:t xml:space="preserve">BRASIL. Ministério do Trabalho. </w:t>
-      </w:r>
-      <w:r>
-        <w:rPr>
-          <w:rFonts w:ascii="Times New Roman" w:cs="Times New Roman" w:eastAsia="Times New Roman" w:hAnsi="Times New Roman"/>
+        <w:rPr/>
+      </w:pPr>
+      <w:r>
+        <w:rPr>
+          <w:rtl w:val="0"/>
+        </w:rPr>
+        <w:t xml:space="preserve">BRASIL. Ministério da Saúde. Agência Nacional de Vigilância Sanitária. </w:t>
+      </w:r>
+      <w:r>
+        <w:rPr>
           <w:b w:val="1"/>
           <w:bCs w:val="1"/>
-          <w:sz w:val="24"/>
-          <w:szCs w:val="24"/>
-          <w:rtl w:val="0"/>
-        </w:rPr>
-        <w:t xml:space="preserve">Norma Regulamentadora NR-12</w:t>
-      </w:r>
-      <w:r>
-        <w:rPr>
-          <w:rFonts w:ascii="Times New Roman" w:cs="Times New Roman" w:eastAsia="Times New Roman" w:hAnsi="Times New Roman"/>
-          <w:sz w:val="24"/>
-          <w:szCs w:val="24"/>
-          <w:rtl w:val="0"/>
-        </w:rPr>
-        <w:t xml:space="preserve">, Segurança no Trabalho em Máquinas e Equipamentos. Brasília, DF, 2016.</w:t>
+          <w:rtl w:val="0"/>
+        </w:rPr>
+        <w:t xml:space="preserve">Resolução RDC nº 275, de 21 de outubro de 2002</w:t>
+      </w:r>
+      <w:r>
+        <w:rPr>
+          <w:rtl w:val="0"/>
+        </w:rPr>
+        <w:t xml:space="preserve">. Dispõe sobre o Regulamento Técnico de Procedimentos Operacionais Padronizados aplicados aos Estabelecimentos Produtores/Industrializadores de Alimentos e a Lista de Verificação das Boas Práticas de Fabricação em Estabelecimentos Produtores/Industrializadores de Alimentos. Diário Oficial da União, Brasília, DF, 23 out. 2002.</w:t>
       </w:r>
     </w:p>
     <w:p>
@@ -10240,7 +11043,7 @@
           <w:szCs w:val="24"/>
           <w:rtl w:val="0"/>
         </w:rPr>
-        <w:t xml:space="preserve">CORDEIRO, Carlos Alberto Martins et al. (Org.).</w:t>
+        <w:t xml:space="preserve">BRASIL. Ministério do Trabalho. </w:t>
       </w:r>
       <w:r>
         <w:rPr>
@@ -10251,16 +11054,16 @@
           <w:szCs w:val="24"/>
           <w:rtl w:val="0"/>
         </w:rPr>
-        <w:t xml:space="preserve"> Ciência &amp; Tecnologia de Alimentos: Pesquisa e Práticas Contemporâneas</w:t>
-      </w:r>
-      <w:r>
-        <w:rPr>
-          <w:rFonts w:ascii="Times New Roman" w:cs="Times New Roman" w:eastAsia="Times New Roman" w:hAnsi="Times New Roman"/>
-          <w:sz w:val="24"/>
-          <w:szCs w:val="24"/>
-          <w:rtl w:val="0"/>
-        </w:rPr>
-        <w:t xml:space="preserve">. v. 2. Guarujá: Editora Científica Digital, 2021.</w:t>
+        <w:t xml:space="preserve">Norma Regulamentadora NR-12</w:t>
+      </w:r>
+      <w:r>
+        <w:rPr>
+          <w:rFonts w:ascii="Times New Roman" w:cs="Times New Roman" w:eastAsia="Times New Roman" w:hAnsi="Times New Roman"/>
+          <w:sz w:val="24"/>
+          <w:szCs w:val="24"/>
+          <w:rtl w:val="0"/>
+        </w:rPr>
+        <w:t xml:space="preserve">, Segurança no Trabalho em Máquinas e Equipamentos. Brasília, DF, 2016.</w:t>
       </w:r>
     </w:p>
     <w:p>
@@ -10279,16 +11082,7 @@
           <w:szCs w:val="24"/>
           <w:rtl w:val="0"/>
         </w:rPr>
-        <w:t xml:space="preserve">LANG</w:t>
-      </w:r>
-      <w:r>
-        <w:rPr>
-          <w:rFonts w:ascii="Times New Roman" w:cs="Times New Roman" w:eastAsia="Times New Roman" w:hAnsi="Times New Roman"/>
-          <w:sz w:val="24"/>
-          <w:szCs w:val="24"/>
-          <w:rtl w:val="0"/>
-        </w:rPr>
-        <w:t xml:space="preserve">, Marco Henrique. </w:t>
+        <w:t xml:space="preserve">CORDEIRO, Carlos Alberto Martins et al. (Org.).</w:t>
       </w:r>
       <w:r>
         <w:rPr>
@@ -10299,89 +11093,241 @@
           <w:szCs w:val="24"/>
           <w:rtl w:val="0"/>
         </w:rPr>
-        <w:t xml:space="preserve">Dimensionamento de bancada para produção de iogurte</w:t>
-      </w:r>
-      <w:r>
-        <w:rPr>
-          <w:rFonts w:ascii="Times New Roman" w:cs="Times New Roman" w:eastAsia="Times New Roman" w:hAnsi="Times New Roman"/>
-          <w:sz w:val="24"/>
-          <w:szCs w:val="24"/>
-          <w:rtl w:val="0"/>
-        </w:rPr>
-        <w:t xml:space="preserve">. 2016. Trabalho de Conclusão de Curso (Graduação em Engenharia Mecânica) – Faculdade Horizontina (FAHOR), Horizontina, 2016.</w:t>
+        <w:t xml:space="preserve"> Ciência &amp; Tecnologia de Alimentos: Pesquisa e Práticas Contemporâneas</w:t>
+      </w:r>
+      <w:r>
+        <w:rPr>
+          <w:rFonts w:ascii="Times New Roman" w:cs="Times New Roman" w:eastAsia="Times New Roman" w:hAnsi="Times New Roman"/>
+          <w:sz w:val="24"/>
+          <w:szCs w:val="24"/>
+          <w:rtl w:val="0"/>
+        </w:rPr>
+        <w:t xml:space="preserve">. v. 2. Guarujá: Editora Científica Digital, 2021.</w:t>
       </w:r>
     </w:p>
     <w:p>
       <w:pPr>
         <w:spacing w:after="200" w:before="0" w:lineRule="auto"/>
-        <w:rPr>
-          <w:rFonts w:ascii="Times New Roman" w:cs="Times New Roman" w:eastAsia="Times New Roman" w:hAnsi="Times New Roman"/>
-          <w:sz w:val="24"/>
-          <w:szCs w:val="24"/>
-        </w:rPr>
-      </w:pPr>
-      <w:r>
-        <w:rPr>
-          <w:rFonts w:ascii="Times New Roman" w:cs="Times New Roman" w:eastAsia="Times New Roman" w:hAnsi="Times New Roman"/>
-          <w:sz w:val="24"/>
-          <w:szCs w:val="24"/>
-          <w:rtl w:val="0"/>
-        </w:rPr>
-        <w:t xml:space="preserve">MUSCI</w:t>
-      </w:r>
-      <w:r>
-        <w:rPr>
-          <w:rFonts w:ascii="Times New Roman" w:cs="Times New Roman" w:eastAsia="Times New Roman" w:hAnsi="Times New Roman"/>
-          <w:sz w:val="24"/>
-          <w:szCs w:val="24"/>
-          <w:rtl w:val="0"/>
-        </w:rPr>
-        <w:t xml:space="preserve">, Marcelo et al. Introdução ao Arduino. </w:t>
-      </w:r>
-      <w:r>
-        <w:rPr>
-          <w:rFonts w:ascii="Times New Roman" w:cs="Times New Roman" w:eastAsia="Times New Roman" w:hAnsi="Times New Roman"/>
+        <w:rPr/>
+      </w:pPr>
+      <w:r>
+        <w:rPr>
+          <w:rtl w:val="0"/>
+        </w:rPr>
+        <w:t xml:space="preserve">GUNGOR, Z. E.; EVANS, S. Understanding the hidden cost and identifying the root causes of changeover impacts. </w:t>
+      </w:r>
+      <w:r>
+        <w:rPr>
           <w:b w:val="1"/>
           <w:bCs w:val="1"/>
-          <w:sz w:val="24"/>
-          <w:szCs w:val="24"/>
-          <w:rtl w:val="0"/>
-        </w:rPr>
-        <w:t xml:space="preserve">Revista Contemporânea</w:t>
-      </w:r>
-      <w:r>
-        <w:rPr>
-          <w:rFonts w:ascii="Times New Roman" w:cs="Times New Roman" w:eastAsia="Times New Roman" w:hAnsi="Times New Roman"/>
-          <w:sz w:val="24"/>
-          <w:szCs w:val="24"/>
-          <w:rtl w:val="0"/>
-        </w:rPr>
-        <w:t xml:space="preserve">, [S. l.], v. 3, n. 10, p. 19350-19366, 2023.</w:t>
+          <w:rtl w:val="0"/>
+        </w:rPr>
+        <w:t xml:space="preserve">Journal of Cleaner Production</w:t>
+      </w:r>
+      <w:r>
+        <w:rPr>
+          <w:rtl w:val="0"/>
+        </w:rPr>
+        <w:t xml:space="preserve">, v. 167, p. 1138-1147, 2017. DOI: 10.1016/j.jclepro.2017.08.168.</w:t>
       </w:r>
     </w:p>
     <w:p>
       <w:pPr>
         <w:spacing w:after="200" w:before="0" w:lineRule="auto"/>
-        <w:rPr>
-          <w:rFonts w:ascii="Times New Roman" w:cs="Times New Roman" w:eastAsia="Times New Roman" w:hAnsi="Times New Roman"/>
-          <w:sz w:val="24"/>
-          <w:szCs w:val="24"/>
-        </w:rPr>
-      </w:pPr>
-      <w:r>
-        <w:rPr>
-          <w:rFonts w:ascii="Times New Roman" w:cs="Times New Roman" w:eastAsia="Times New Roman" w:hAnsi="Times New Roman"/>
-          <w:sz w:val="24"/>
-          <w:szCs w:val="24"/>
-          <w:rtl w:val="0"/>
-        </w:rPr>
-        <w:t xml:space="preserve">SILVA, Roseli do Carmo Freitas da. </w:t>
-      </w:r>
-      <w:r>
-        <w:rPr>
-          <w:rFonts w:ascii="Times New Roman" w:cs="Times New Roman" w:eastAsia="Times New Roman" w:hAnsi="Times New Roman"/>
+        <w:rPr/>
+      </w:pPr>
+      <w:r>
+        <w:rPr>
+          <w:rtl w:val="0"/>
+        </w:rPr>
+        <w:t xml:space="preserve">HAGSTRÖM, Malin Hane; BERGSJÖ, Dag; SATHYANARAYANA, Ashwin; MACHADO, Chrisler. Quantifying and visualising wastes and losses in automotive production flows (across multiple plants and organisations) for increased accuracy in improvement prioritisations. </w:t>
+      </w:r>
+      <w:r>
+        <w:rPr>
           <w:b w:val="1"/>
           <w:bCs w:val="1"/>
+          <w:rtl w:val="0"/>
+        </w:rPr>
+        <w:t xml:space="preserve">International Journal of Product Development</w:t>
+      </w:r>
+      <w:r>
+        <w:rPr>
+          <w:rtl w:val="0"/>
+        </w:rPr>
+        <w:t xml:space="preserve">, v. 27, n. 3, p. 245-264, 2023. DOI: 10.1504/IJPD.2023.133062.</w:t>
+      </w:r>
+    </w:p>
+    <w:p>
+      <w:pPr>
+        <w:spacing w:after="200" w:before="0" w:lineRule="auto"/>
+        <w:rPr/>
+      </w:pPr>
+      <w:r>
+        <w:rPr>
+          <w:rtl w:val="0"/>
+        </w:rPr>
+        <w:t xml:space="preserve">KROMANN, Lene; MALCHOW-MØLLER, Nikolaj; SKAKSEN, Jan Rose; SØRENSEN, Anders. Automation and productivity—a cross-country, cross-industry comparison. </w:t>
+      </w:r>
+      <w:r>
+        <w:rPr>
+          <w:b w:val="1"/>
+          <w:bCs w:val="1"/>
+          <w:rtl w:val="0"/>
+        </w:rPr>
+        <w:t xml:space="preserve">Industrial and Corporate Change</w:t>
+      </w:r>
+      <w:r>
+        <w:rPr>
+          <w:rtl w:val="0"/>
+        </w:rPr>
+        <w:t xml:space="preserve">, v. 29, n. 2, p. 265-287, 2020. DOI: 10.1093/icc/dtz063.</w:t>
+      </w:r>
+    </w:p>
+    <w:p>
+      <w:pPr>
+        <w:spacing w:after="200" w:before="0" w:lineRule="auto"/>
+        <w:rPr>
+          <w:rFonts w:ascii="Times New Roman" w:cs="Times New Roman" w:eastAsia="Times New Roman" w:hAnsi="Times New Roman"/>
+          <w:sz w:val="24"/>
+          <w:szCs w:val="24"/>
+        </w:rPr>
+      </w:pPr>
+      <w:r>
+        <w:rPr>
+          <w:rFonts w:ascii="Times New Roman" w:cs="Times New Roman" w:eastAsia="Times New Roman" w:hAnsi="Times New Roman"/>
+          <w:sz w:val="24"/>
+          <w:szCs w:val="24"/>
+          <w:rtl w:val="0"/>
+        </w:rPr>
+        <w:t xml:space="preserve">LANG</w:t>
+      </w:r>
+      <w:r>
+        <w:rPr>
+          <w:rFonts w:ascii="Times New Roman" w:cs="Times New Roman" w:eastAsia="Times New Roman" w:hAnsi="Times New Roman"/>
+          <w:sz w:val="24"/>
+          <w:szCs w:val="24"/>
+          <w:rtl w:val="0"/>
+        </w:rPr>
+        <w:t xml:space="preserve">, Marco Henrique. </w:t>
+      </w:r>
+      <w:r>
+        <w:rPr>
+          <w:rFonts w:ascii="Times New Roman" w:cs="Times New Roman" w:eastAsia="Times New Roman" w:hAnsi="Times New Roman"/>
+          <w:b w:val="1"/>
+          <w:bCs w:val="1"/>
+          <w:sz w:val="24"/>
+          <w:szCs w:val="24"/>
+          <w:rtl w:val="0"/>
+        </w:rPr>
+        <w:t xml:space="preserve">Dimensionamento de bancada para produção de iogurte</w:t>
+      </w:r>
+      <w:r>
+        <w:rPr>
+          <w:rFonts w:ascii="Times New Roman" w:cs="Times New Roman" w:eastAsia="Times New Roman" w:hAnsi="Times New Roman"/>
+          <w:sz w:val="24"/>
+          <w:szCs w:val="24"/>
+          <w:rtl w:val="0"/>
+        </w:rPr>
+        <w:t xml:space="preserve">. 2016. Trabalho de Conclusão de Curso (Graduação em Engenharia Mecânica) – Faculdade Horizontina (FAHOR), Horizontina, 2016.</w:t>
+      </w:r>
+    </w:p>
+    <w:p>
+      <w:pPr>
+        <w:spacing w:after="200" w:before="0" w:lineRule="auto"/>
+        <w:rPr>
+          <w:rFonts w:ascii="Times New Roman" w:cs="Times New Roman" w:eastAsia="Times New Roman" w:hAnsi="Times New Roman"/>
+          <w:sz w:val="24"/>
+          <w:szCs w:val="24"/>
+        </w:rPr>
+      </w:pPr>
+      <w:r>
+        <w:rPr>
+          <w:rFonts w:ascii="Times New Roman" w:cs="Times New Roman" w:eastAsia="Times New Roman" w:hAnsi="Times New Roman"/>
+          <w:sz w:val="24"/>
+          <w:szCs w:val="24"/>
+          <w:rtl w:val="0"/>
+        </w:rPr>
+        <w:t xml:space="preserve">MUSCI</w:t>
+      </w:r>
+      <w:r>
+        <w:rPr>
+          <w:rFonts w:ascii="Times New Roman" w:cs="Times New Roman" w:eastAsia="Times New Roman" w:hAnsi="Times New Roman"/>
+          <w:sz w:val="24"/>
+          <w:szCs w:val="24"/>
+          <w:rtl w:val="0"/>
+        </w:rPr>
+        <w:t xml:space="preserve">, Marcelo et al. Introdução ao Arduino. </w:t>
+      </w:r>
+      <w:r>
+        <w:rPr>
+          <w:rFonts w:ascii="Times New Roman" w:cs="Times New Roman" w:eastAsia="Times New Roman" w:hAnsi="Times New Roman"/>
+          <w:b w:val="1"/>
+          <w:bCs w:val="1"/>
+          <w:sz w:val="24"/>
+          <w:szCs w:val="24"/>
+          <w:rtl w:val="0"/>
+        </w:rPr>
+        <w:t xml:space="preserve">Revista Contemporânea</w:t>
+      </w:r>
+      <w:r>
+        <w:rPr>
+          <w:rFonts w:ascii="Times New Roman" w:cs="Times New Roman" w:eastAsia="Times New Roman" w:hAnsi="Times New Roman"/>
+          <w:sz w:val="24"/>
+          <w:szCs w:val="24"/>
+          <w:rtl w:val="0"/>
+        </w:rPr>
+        <w:t xml:space="preserve">, [S. l.], v. 3, n. 10, p. 19350-19366, 2023.</w:t>
+      </w:r>
+    </w:p>
+    <w:p>
+      <w:pPr>
+        <w:spacing w:after="200" w:before="0" w:lineRule="auto"/>
+        <w:rPr/>
+      </w:pPr>
+      <w:r>
+        <w:rPr>
+          <w:rtl w:val="0"/>
+        </w:rPr>
+        <w:t xml:space="preserve">PAREDES-ASTUDILLO, Yenny Alexandra; BOTTA-GENOULAZ, Valérie; MONTOYA-TORRES, Jairo R.; CARO, Martha; JIMENEZ, Jose-Fernando. Incorporating learning and fatigue effects in flowshop scheduling: a case study.</w:t>
+      </w:r>
+      <w:r>
+        <w:rPr>
+          <w:b w:val="1"/>
+          <w:bCs w:val="1"/>
+          <w:rtl w:val="0"/>
+        </w:rPr>
+        <w:t xml:space="preserve"> International Journal of Production Research</w:t>
+      </w:r>
+      <w:r>
+        <w:rPr>
+          <w:rtl w:val="0"/>
+        </w:rPr>
+        <w:t xml:space="preserve">, v. 63, n. 17, p. 6364-6383, 2025. DOI: 10.1080/00207543.2025.2470997.</w:t>
+      </w:r>
+    </w:p>
+    <w:p>
+      <w:pPr>
+        <w:spacing w:after="200" w:before="0" w:lineRule="auto"/>
+        <w:rPr>
+          <w:rFonts w:ascii="Times New Roman" w:cs="Times New Roman" w:eastAsia="Times New Roman" w:hAnsi="Times New Roman"/>
+          <w:sz w:val="24"/>
+          <w:szCs w:val="24"/>
+        </w:rPr>
+      </w:pPr>
+      <w:r>
+        <w:rPr>
+          <w:rFonts w:ascii="Times New Roman" w:cs="Times New Roman" w:eastAsia="Times New Roman" w:hAnsi="Times New Roman"/>
+          <w:sz w:val="24"/>
+          <w:szCs w:val="24"/>
+          <w:rtl w:val="0"/>
+        </w:rPr>
+        <w:t xml:space="preserve">SILVA, Roseli do Carmo Freitas da. </w:t>
+      </w:r>
+      <w:r>
+        <w:rPr>
+          <w:rFonts w:ascii="Times New Roman" w:cs="Times New Roman" w:eastAsia="Times New Roman" w:hAnsi="Times New Roman"/>
+          <w:b w:val="1"/>
+          <w:bCs w:val="1"/>
           <w:sz w:val="24"/>
           <w:szCs w:val="24"/>
           <w:rtl w:val="0"/>
@@ -10396,6 +11342,48 @@
           <w:rtl w:val="0"/>
         </w:rPr>
         <w:t xml:space="preserve">. 1991. Dissertação (Mestrado em Agronomia) – Escola Superior de Agricultura “Luiz de Queiroz”, Universidade de São Paulo (USP), Piracicaba, 1991.</w:t>
+      </w:r>
+    </w:p>
+    <w:p>
+      <w:pPr>
+        <w:spacing w:after="200" w:before="0" w:lineRule="auto"/>
+        <w:rPr/>
+      </w:pPr>
+      <w:r>
+        <w:rPr>
+          <w:rtl w:val="0"/>
+        </w:rPr>
+        <w:t xml:space="preserve">TDI PACKSYS. </w:t>
+      </w:r>
+      <w:r>
+        <w:rPr>
+          <w:b w:val="1"/>
+          <w:bCs w:val="1"/>
+          <w:rtl w:val="0"/>
+        </w:rPr>
+        <w:t xml:space="preserve">Fill Weight Control: Preventing </w:t>
+      </w:r>
+      <w:r>
+        <w:rPr>
+          <w:b w:val="1"/>
+          <w:bCs w:val="1"/>
+          <w:rtl w:val="0"/>
+        </w:rPr>
+        <w:t xml:space="preserve">Under- and</w:t>
+      </w:r>
+      <w:r>
+        <w:rPr>
+          <w:b w:val="1"/>
+          <w:bCs w:val="1"/>
+          <w:rtl w:val="0"/>
+        </w:rPr>
+        <w:t xml:space="preserve"> Over-Fills</w:t>
+      </w:r>
+      <w:r>
+        <w:rPr>
+          <w:rtl w:val="0"/>
+        </w:rPr>
+        <w:t xml:space="preserve">. 2026. Disponível em: https://www.tdipacksys.com/blog/under-and-over-fills-in-automated-lines/. Acesso em: 17 abr. 2026.</w:t>
       </w:r>
     </w:p>
     <w:p>
@@ -11035,7 +12023,7 @@
                 <w:szCs w:val="20"/>
                 <w:rtl w:val="0"/>
               </w:rPr>
-              <w:t xml:space="preserve"> * Hardware Necessário:</w:t>
+              <w:t xml:space="preserve"> * hardware Necessário:</w:t>
             </w:r>
           </w:p>
           <w:p>
@@ -21059,9 +22047,109 @@
         </w:rPr>
       </w:r>
     </w:p>
+    <w:p>
+      <w:pPr>
+        <w:rPr/>
+      </w:pPr>
+      <w:r>
+        <w:br w:type="page"/>
+      </w:r>
+      <w:r>
+        <w:rPr>
+          <w:rtl w:val="0"/>
+        </w:rPr>
+      </w:r>
+    </w:p>
+    <w:p>
+      <w:pPr>
+        <w:jc w:val="center"/>
+        <w:rPr/>
+      </w:pPr>
+      <w:r>
+        <w:rPr>
+          <w:b w:val="1"/>
+          <w:bCs w:val="1"/>
+          <w:rtl w:val="0"/>
+        </w:rPr>
+        <w:t xml:space="preserve">APÊNDICE B - Tabela constatando a superdosagem dos potes</w:t>
+      </w:r>
+      <w:r>
+        <w:rPr>
+          <w:rtl w:val="0"/>
+        </w:rPr>
+      </w:r>
+    </w:p>
+    <w:p>
+      <w:pPr>
+        <w:jc w:val="left"/>
+        <w:rPr/>
+      </w:pPr>
+      <w:r>
+        <w:rPr>
+          <w:rtl w:val="0"/>
+        </w:rPr>
+      </w:r>
+    </w:p>
+    <w:p>
+      <w:pPr>
+        <w:jc w:val="center"/>
+        <w:rPr/>
+      </w:pPr>
+      <w:r>
+        <w:rPr/>
+        <w:drawing>
+          <wp:inline distB="114300" distT="114300" distL="114300" distR="114300">
+            <wp:extent cx="5760000" cy="4991100"/>
+            <wp:effectExtent b="0" l="0" r="0" t="0"/>
+            <wp:docPr id="22" name="image1.png"/>
+            <a:graphic>
+              <a:graphicData uri="http://schemas.openxmlformats.org/drawingml/2006/picture">
+                <pic:pic>
+                  <pic:nvPicPr>
+                    <pic:cNvPr id="0" name="image1.png"/>
+                    <pic:cNvPicPr preferRelativeResize="0"/>
+                  </pic:nvPicPr>
+                  <pic:blipFill>
+                    <a:blip r:embed="rId23"/>
+                    <a:srcRect b="0" l="0" r="0" t="0"/>
+                    <a:stretch>
+                      <a:fillRect/>
+                    </a:stretch>
+                  </pic:blipFill>
+                  <pic:spPr>
+                    <a:xfrm>
+                      <a:off x="0" y="0"/>
+                      <a:ext cx="5760000" cy="4991100"/>
+                    </a:xfrm>
+                    <a:prstGeom prst="rect"/>
+                    <a:ln/>
+                  </pic:spPr>
+                </pic:pic>
+              </a:graphicData>
+            </a:graphic>
+          </wp:inline>
+        </w:drawing>
+      </w:r>
+      <w:r>
+        <w:rPr>
+          <w:rtl w:val="0"/>
+        </w:rPr>
+      </w:r>
+    </w:p>
+    <w:p>
+      <w:pPr>
+        <w:jc w:val="left"/>
+        <w:rPr/>
+      </w:pPr>
+      <w:r>
+        <w:rPr>
+          <w:rtl w:val="0"/>
+        </w:rPr>
+      </w:r>
+    </w:p>
     <w:sectPr>
-      <w:headerReference r:id="rId23" w:type="default"/>
-      <w:footerReference r:id="rId24" w:type="default"/>
+      <w:headerReference r:id="rId24" w:type="default"/>
+      <w:footerReference r:id="rId25" w:type="default"/>
       <w:type w:val="nextPage"/>
       <w:pgSz w:h="16838" w:w="11906" w:orient="portrait"/>
       <w:pgMar w:bottom="1133.8582677165355" w:top="1700.7874015748032" w:left="1700.7874015748032" w:right="1133.8582677165355" w:header="720" w:footer="720"/>
@@ -21339,12 +22427,11 @@
     <w:pPr>
       <w:keepNext w:val="1"/>
       <w:keepLines w:val="1"/>
-      <w:pageBreakBefore w:val="0"/>
-      <w:spacing w:after="120" w:before="400" w:lineRule="auto"/>
+      <w:spacing w:line="360" w:lineRule="auto"/>
     </w:pPr>
     <w:rPr>
-      <w:sz w:val="40"/>
-      <w:szCs w:val="40"/>
+      <w:b w:val="1"/>
+      <w:bCs w:val="1"/>
     </w:rPr>
   </w:style>
   <w:style w:type="paragraph" w:styleId="Heading2">
@@ -21840,7 +22927,7 @@
 
 <file path=customXML/item1.xml><?xml version="1.0" encoding="utf-8"?>
 <go:gDocsCustomXmlDataStorage xmlns:go="http://customooxmlschemas.google.com/" xmlns:r="http://schemas.openxmlformats.org/officeDocument/2006/relationships" uri="GoogleDocsCustomDataVersion2">
-  <go:docsCustomData xmlns:go="http://customooxmlschemas.google.com/" roundtripDataSignature="AMtx7mjv6q9G6vSrOqOTOAK+DUq1v0buJw==">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</go:docsCustomData>
+  <go:docsCustomData xmlns:go="http://customooxmlschemas.google.com/" roundtripDataSignature="AMtx7mgGTF1r2NszN3vqc2kjk71MRAmx5Q==">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</go:docsCustomData>
 </go:gDocsCustomXmlDataStorage>
 </file>
 
